--- a/交付件/模块二AI测试缺陷清单.docx
+++ b/交付件/模块二AI测试缺陷清单.docx
@@ -4,191 +4,186 @@
   <w:body>
     <w:p>
       <w:pPr>
-        <w:spacing w:before="840"/>
-        <w:jc w:val="left"/>
+        <w:pStyle w:val="Title"/>
+        <w:jc w:val="center"/>
       </w:pPr>
       <w:r>
         <w:rPr>
+          <w:rFonts w:ascii="Arial" w:hAnsi="Arial" w:eastAsia="Microsoft YaHei"/>
           <w:b/>
-          <w:color w:val="30A6A6"/>
-          <w:sz w:val="20"/>
+          <w:color w:val="000000"/>
+          <w:sz w:val="48"/>
         </w:rPr>
-        <w:t>MODULE 02  /  AI SYSTEM TESTING</w:t>
+        <w:t>模块二 AI 测试缺陷清单</w:t>
       </w:r>
     </w:p>
     <w:p>
       <w:pPr>
-        <w:pStyle w:val="Title"/>
-      </w:pPr>
-      <w:r>
-        <w:t>AI 测试缺陷清单</w:t>
-      </w:r>
-    </w:p>
-    <w:p>
-      <w:pPr>
-        <w:spacing w:after="360"/>
+        <w:spacing w:before="0" w:after="280" w:line="312" w:lineRule="auto"/>
+        <w:jc w:val="center"/>
       </w:pPr>
       <w:r>
         <w:rPr>
-          <w:color w:val="1F6E8C"/>
-          <w:sz w:val="28"/>
+          <w:rFonts w:ascii="Arial" w:hAnsi="Arial" w:eastAsia="Microsoft YaHei"/>
+          <w:b w:val="0"/>
+          <w:color w:val="464646"/>
+          <w:sz w:val="24"/>
         </w:rPr>
-        <w:t>真实缺陷、复现证据与回归状态</w:t>
+        <w:t>lcx 负责用例及测试框架缺陷</w:t>
       </w:r>
     </w:p>
     <w:tbl>
       <w:tblPr>
         <w:tblW w:type="auto" w:w="0"/>
+        <w:jc w:val="center"/>
         <w:tblLayout w:type="fixed"/>
         <w:tblLook w:firstColumn="1" w:firstRow="1" w:lastColumn="0" w:lastRow="0" w:noHBand="0" w:noVBand="1" w:val="04A0"/>
       </w:tblPr>
       <w:tblGrid>
-        <w:gridCol w:w="9354"/>
+        <w:gridCol w:w="2541"/>
+        <w:gridCol w:w="2541"/>
+        <w:gridCol w:w="2541"/>
+        <w:gridCol w:w="2541"/>
       </w:tblGrid>
       <w:tr>
         <w:trPr>
-          <w:trHeight w:val="140"/>
+          <w:tblHeader w:val="true"/>
         </w:trPr>
         <w:tc>
           <w:tcPr>
-            <w:tcW w:type="dxa" w:w="9972"/>
-            <w:shd w:fill="30A6A6"/>
+            <w:tcW w:type="dxa" w:w="1512"/>
+            <w:vAlign w:val="center"/>
             <w:tcBorders>
-              <w:top w:val="single" w:sz="0" w:color="30A6A6"/>
-              <w:left w:val="single" w:sz="0" w:color="30A6A6"/>
-              <w:bottom w:val="single" w:sz="0" w:color="30A6A6"/>
-              <w:right w:val="single" w:sz="0" w:color="30A6A6"/>
+              <w:top w:val="single" w:sz="4" w:color="D9D9D9"/>
+              <w:left w:val="single" w:sz="4" w:color="D9D9D9"/>
+              <w:bottom w:val="single" w:sz="4" w:color="D9D9D9"/>
+              <w:right w:val="single" w:sz="4" w:color="D9D9D9"/>
+              <w:insideH w:val="single" w:sz="4" w:color="D9D9D9"/>
+              <w:insideV w:val="single" w:sz="4" w:color="D9D9D9"/>
             </w:tcBorders>
-          </w:tcPr>
-          <w:p/>
-        </w:tc>
-      </w:tr>
-    </w:tbl>
-    <w:p/>
-    <w:tbl>
-      <w:tblPr>
-        <w:tblW w:type="auto" w:w="0"/>
-        <w:tblLayout w:type="fixed"/>
-        <w:tblLook w:firstColumn="1" w:firstRow="1" w:lastColumn="0" w:lastRow="0" w:noHBand="0" w:noVBand="1" w:val="04A0"/>
-      </w:tblPr>
-      <w:tblGrid>
-        <w:gridCol w:w="1871"/>
-        <w:gridCol w:w="7200"/>
-      </w:tblGrid>
-      <w:tr>
-        <w:tc>
-          <w:tcPr>
-            <w:tcW w:type="dxa" w:w="4986"/>
-            <w:vAlign w:val="center"/>
-            <w:shd w:fill="EAF4F6"/>
-            <w:tcBorders>
-              <w:top w:val="single" w:sz="6" w:color="FFFFFF"/>
-              <w:left w:val="single" w:sz="6" w:color="FFFFFF"/>
-              <w:bottom w:val="single" w:sz="6" w:color="FFFFFF"/>
-              <w:right w:val="single" w:sz="6" w:color="FFFFFF"/>
-            </w:tcBorders>
+            <w:tcMar>
+              <w:top w:w="100" w:type="dxa"/>
+              <w:start w:w="110" w:type="dxa"/>
+              <w:bottom w:w="100" w:type="dxa"/>
+              <w:end w:w="110" w:type="dxa"/>
+            </w:tcMar>
+            <w:shd w:fill="D9EAF7"/>
           </w:tcPr>
           <w:p>
             <w:pPr>
-              <w:spacing w:after="0" w:before="0"/>
-              <w:jc w:val="left"/>
+              <w:spacing w:before="0" w:after="0" w:line="276" w:lineRule="auto"/>
             </w:pPr>
-            <w:r/>
             <w:r>
               <w:rPr>
-                <w:rFonts w:ascii="Arial" w:hAnsi="Arial" w:eastAsia="微软雅黑"/>
+                <w:rFonts w:ascii="Arial" w:hAnsi="Arial" w:eastAsia="Microsoft YaHei"/>
                 <w:b/>
-                <w:color w:val="1F6E8C"/>
-                <w:sz w:val="20"/>
+                <w:color w:val="000000"/>
+                <w:sz w:val="18"/>
               </w:rPr>
-              <w:t>被测系统</w:t>
+              <w:t>项目</w:t>
             </w:r>
           </w:p>
         </w:tc>
         <w:tc>
           <w:tcPr>
-            <w:tcW w:type="dxa" w:w="4986"/>
+            <w:tcW w:type="dxa" w:w="3528"/>
             <w:vAlign w:val="center"/>
-            <w:shd w:fill="FFFFFF"/>
             <w:tcBorders>
-              <w:top w:val="single" w:sz="6" w:color="FFFFFF"/>
-              <w:left w:val="single" w:sz="6" w:color="FFFFFF"/>
-              <w:bottom w:val="single" w:sz="6" w:color="FFFFFF"/>
-              <w:right w:val="single" w:sz="6" w:color="FFFFFF"/>
+              <w:top w:val="single" w:sz="4" w:color="D9D9D9"/>
+              <w:left w:val="single" w:sz="4" w:color="D9D9D9"/>
+              <w:bottom w:val="single" w:sz="4" w:color="D9D9D9"/>
+              <w:right w:val="single" w:sz="4" w:color="D9D9D9"/>
+              <w:insideH w:val="single" w:sz="4" w:color="D9D9D9"/>
+              <w:insideV w:val="single" w:sz="4" w:color="D9D9D9"/>
             </w:tcBorders>
+            <w:tcMar>
+              <w:top w:w="100" w:type="dxa"/>
+              <w:start w:w="110" w:type="dxa"/>
+              <w:bottom w:w="100" w:type="dxa"/>
+              <w:end w:w="110" w:type="dxa"/>
+            </w:tcMar>
+            <w:shd w:fill="1F4E78"/>
           </w:tcPr>
           <w:p>
             <w:pPr>
-              <w:spacing w:after="0" w:before="0"/>
-              <w:jc w:val="left"/>
+              <w:spacing w:before="0" w:after="0" w:line="276" w:lineRule="auto"/>
             </w:pPr>
-            <w:r/>
             <w:r>
               <w:rPr>
-                <w:rFonts w:ascii="Arial" w:hAnsi="Arial" w:eastAsia="微软雅黑"/>
-                <w:b w:val="0"/>
-                <w:color w:val="17324D"/>
-                <w:sz w:val="20"/>
+                <w:rFonts w:ascii="Arial" w:hAnsi="Arial" w:eastAsia="Microsoft YaHei"/>
+                <w:b/>
+                <w:color w:val="FFFFFF"/>
+                <w:sz w:val="18"/>
               </w:rPr>
-              <w:t>LLaVA v1.5 7B + MMSep 视觉 KV 压缩原型</w:t>
-            </w:r>
-          </w:p>
-        </w:tc>
-      </w:tr>
-      <w:tr>
-        <w:tc>
-          <w:tcPr>
-            <w:tcW w:type="dxa" w:w="4986"/>
-            <w:vAlign w:val="center"/>
-            <w:shd w:fill="EAF4F6"/>
-            <w:tcBorders>
-              <w:top w:val="single" w:sz="6" w:color="FFFFFF"/>
-              <w:left w:val="single" w:sz="6" w:color="FFFFFF"/>
-              <w:bottom w:val="single" w:sz="6" w:color="FFFFFF"/>
-              <w:right w:val="single" w:sz="6" w:color="FFFFFF"/>
-            </w:tcBorders>
-          </w:tcPr>
-          <w:p>
-            <w:pPr>
-              <w:spacing w:after="0" w:before="0"/>
-              <w:jc w:val="left"/>
-            </w:pPr>
-            <w:r/>
-            <w:r>
-              <w:rPr>
-                <w:rFonts w:ascii="Arial" w:hAnsi="Arial" w:eastAsia="微软雅黑"/>
-                <w:b/>
-                <w:color w:val="1F6E8C"/>
-                <w:sz w:val="20"/>
-              </w:rPr>
-              <w:t>正式运行</w:t>
+              <w:t>LLaVA v1.5 7B 与 MMSep 原型测试</w:t>
             </w:r>
           </w:p>
         </w:tc>
         <w:tc>
           <w:tcPr>
-            <w:tcW w:type="dxa" w:w="4986"/>
+            <w:tcW w:type="dxa" w:w="1512"/>
             <w:vAlign w:val="center"/>
-            <w:shd w:fill="FFFFFF"/>
             <w:tcBorders>
-              <w:top w:val="single" w:sz="6" w:color="FFFFFF"/>
-              <w:left w:val="single" w:sz="6" w:color="FFFFFF"/>
-              <w:bottom w:val="single" w:sz="6" w:color="FFFFFF"/>
-              <w:right w:val="single" w:sz="6" w:color="FFFFFF"/>
+              <w:top w:val="single" w:sz="4" w:color="D9D9D9"/>
+              <w:left w:val="single" w:sz="4" w:color="D9D9D9"/>
+              <w:bottom w:val="single" w:sz="4" w:color="D9D9D9"/>
+              <w:right w:val="single" w:sz="4" w:color="D9D9D9"/>
+              <w:insideH w:val="single" w:sz="4" w:color="D9D9D9"/>
+              <w:insideV w:val="single" w:sz="4" w:color="D9D9D9"/>
             </w:tcBorders>
+            <w:tcMar>
+              <w:top w:w="100" w:type="dxa"/>
+              <w:start w:w="110" w:type="dxa"/>
+              <w:bottom w:w="100" w:type="dxa"/>
+              <w:end w:w="110" w:type="dxa"/>
+            </w:tcMar>
+            <w:shd w:fill="D9EAF7"/>
           </w:tcPr>
           <w:p>
             <w:pPr>
-              <w:spacing w:after="0" w:before="0"/>
-              <w:jc w:val="left"/>
+              <w:spacing w:before="0" w:after="0" w:line="276" w:lineRule="auto"/>
             </w:pPr>
-            <w:r/>
             <w:r>
               <w:rPr>
-                <w:rFonts w:ascii="Arial" w:hAnsi="Arial" w:eastAsia="微软雅黑"/>
-                <w:b w:val="0"/>
-                <w:color w:val="17324D"/>
-                <w:sz w:val="20"/>
+                <w:rFonts w:ascii="Arial" w:hAnsi="Arial" w:eastAsia="Microsoft YaHei"/>
+                <w:b/>
+                <w:color w:val="000000"/>
+                <w:sz w:val="18"/>
+              </w:rPr>
+              <w:t>运行编号</w:t>
+            </w:r>
+          </w:p>
+        </w:tc>
+        <w:tc>
+          <w:tcPr>
+            <w:tcW w:type="dxa" w:w="3384"/>
+            <w:vAlign w:val="center"/>
+            <w:tcBorders>
+              <w:top w:val="single" w:sz="4" w:color="D9D9D9"/>
+              <w:left w:val="single" w:sz="4" w:color="D9D9D9"/>
+              <w:bottom w:val="single" w:sz="4" w:color="D9D9D9"/>
+              <w:right w:val="single" w:sz="4" w:color="D9D9D9"/>
+              <w:insideH w:val="single" w:sz="4" w:color="D9D9D9"/>
+              <w:insideV w:val="single" w:sz="4" w:color="D9D9D9"/>
+            </w:tcBorders>
+            <w:tcMar>
+              <w:top w:w="100" w:type="dxa"/>
+              <w:start w:w="110" w:type="dxa"/>
+              <w:bottom w:w="100" w:type="dxa"/>
+              <w:end w:w="110" w:type="dxa"/>
+            </w:tcMar>
+            <w:shd w:fill="1F4E78"/>
+          </w:tcPr>
+          <w:p>
+            <w:pPr>
+              <w:spacing w:before="0" w:after="0" w:line="276" w:lineRule="auto"/>
+            </w:pPr>
+            <w:r>
+              <w:rPr>
+                <w:rFonts w:ascii="Arial" w:hAnsi="Arial" w:eastAsia="Microsoft YaHei"/>
+                <w:b/>
+                <w:color w:val="FFFFFF"/>
+                <w:sz w:val="18"/>
               </w:rPr>
               <w:t>module2-formal-0bd7e93-001</w:t>
             </w:r>
@@ -198,117 +193,137 @@
       <w:tr>
         <w:tc>
           <w:tcPr>
-            <w:tcW w:type="dxa" w:w="4986"/>
+            <w:tcW w:type="dxa" w:w="1512"/>
             <w:vAlign w:val="center"/>
-            <w:shd w:fill="EAF4F6"/>
             <w:tcBorders>
-              <w:top w:val="single" w:sz="6" w:color="FFFFFF"/>
-              <w:left w:val="single" w:sz="6" w:color="FFFFFF"/>
-              <w:bottom w:val="single" w:sz="6" w:color="FFFFFF"/>
-              <w:right w:val="single" w:sz="6" w:color="FFFFFF"/>
+              <w:top w:val="single" w:sz="4" w:color="D9D9D9"/>
+              <w:left w:val="single" w:sz="4" w:color="D9D9D9"/>
+              <w:bottom w:val="single" w:sz="4" w:color="D9D9D9"/>
+              <w:right w:val="single" w:sz="4" w:color="D9D9D9"/>
+              <w:insideH w:val="single" w:sz="4" w:color="D9D9D9"/>
+              <w:insideV w:val="single" w:sz="4" w:color="D9D9D9"/>
             </w:tcBorders>
+            <w:tcMar>
+              <w:top w:w="100" w:type="dxa"/>
+              <w:start w:w="110" w:type="dxa"/>
+              <w:bottom w:w="100" w:type="dxa"/>
+              <w:end w:w="110" w:type="dxa"/>
+            </w:tcMar>
+            <w:shd w:fill="D9EAF7"/>
           </w:tcPr>
           <w:p>
             <w:pPr>
-              <w:spacing w:after="0" w:before="0"/>
-              <w:jc w:val="left"/>
+              <w:spacing w:before="0" w:after="0" w:line="276" w:lineRule="auto"/>
             </w:pPr>
-            <w:r/>
             <w:r>
               <w:rPr>
-                <w:rFonts w:ascii="Arial" w:hAnsi="Arial" w:eastAsia="微软雅黑"/>
+                <w:rFonts w:ascii="Arial" w:hAnsi="Arial" w:eastAsia="Microsoft YaHei"/>
                 <w:b/>
-                <w:color w:val="1F6E8C"/>
-                <w:sz w:val="20"/>
+                <w:color w:val="000000"/>
+                <w:sz w:val="18"/>
               </w:rPr>
-              <w:t>小组成员</w:t>
+              <w:t>负责人</w:t>
             </w:r>
           </w:p>
         </w:tc>
         <w:tc>
           <w:tcPr>
-            <w:tcW w:type="dxa" w:w="4986"/>
+            <w:tcW w:type="dxa" w:w="3528"/>
             <w:vAlign w:val="center"/>
-            <w:shd w:fill="FFFFFF"/>
             <w:tcBorders>
-              <w:top w:val="single" w:sz="6" w:color="FFFFFF"/>
-              <w:left w:val="single" w:sz="6" w:color="FFFFFF"/>
-              <w:bottom w:val="single" w:sz="6" w:color="FFFFFF"/>
-              <w:right w:val="single" w:sz="6" w:color="FFFFFF"/>
+              <w:top w:val="single" w:sz="4" w:color="D9D9D9"/>
+              <w:left w:val="single" w:sz="4" w:color="D9D9D9"/>
+              <w:bottom w:val="single" w:sz="4" w:color="D9D9D9"/>
+              <w:right w:val="single" w:sz="4" w:color="D9D9D9"/>
+              <w:insideH w:val="single" w:sz="4" w:color="D9D9D9"/>
+              <w:insideV w:val="single" w:sz="4" w:color="D9D9D9"/>
             </w:tcBorders>
+            <w:tcMar>
+              <w:top w:w="100" w:type="dxa"/>
+              <w:start w:w="110" w:type="dxa"/>
+              <w:bottom w:w="100" w:type="dxa"/>
+              <w:end w:w="110" w:type="dxa"/>
+            </w:tcMar>
           </w:tcPr>
           <w:p>
             <w:pPr>
-              <w:spacing w:after="0" w:before="0"/>
-              <w:jc w:val="left"/>
+              <w:spacing w:before="0" w:after="0" w:line="276" w:lineRule="auto"/>
             </w:pPr>
-            <w:r/>
             <w:r>
               <w:rPr>
-                <w:rFonts w:ascii="Arial" w:hAnsi="Arial" w:eastAsia="微软雅黑"/>
+                <w:rFonts w:ascii="Arial" w:hAnsi="Arial" w:eastAsia="Microsoft YaHei"/>
                 <w:b w:val="0"/>
-                <w:color w:val="17324D"/>
-                <w:sz w:val="20"/>
+                <w:color w:val="000000"/>
+                <w:sz w:val="18"/>
               </w:rPr>
-              <w:t>lcx（项目负责人） / wjn（小组成员）</w:t>
-            </w:r>
-          </w:p>
-        </w:tc>
-      </w:tr>
-      <w:tr>
-        <w:tc>
-          <w:tcPr>
-            <w:tcW w:type="dxa" w:w="4986"/>
-            <w:vAlign w:val="center"/>
-            <w:shd w:fill="EAF4F6"/>
-            <w:tcBorders>
-              <w:top w:val="single" w:sz="6" w:color="FFFFFF"/>
-              <w:left w:val="single" w:sz="6" w:color="FFFFFF"/>
-              <w:bottom w:val="single" w:sz="6" w:color="FFFFFF"/>
-              <w:right w:val="single" w:sz="6" w:color="FFFFFF"/>
-            </w:tcBorders>
-          </w:tcPr>
-          <w:p>
-            <w:pPr>
-              <w:spacing w:after="0" w:before="0"/>
-              <w:jc w:val="left"/>
-            </w:pPr>
-            <w:r/>
-            <w:r>
-              <w:rPr>
-                <w:rFonts w:ascii="Arial" w:hAnsi="Arial" w:eastAsia="微软雅黑"/>
-                <w:b/>
-                <w:color w:val="1F6E8C"/>
-                <w:sz w:val="20"/>
-              </w:rPr>
-              <w:t>报告日期</w:t>
+              <w:t>lcx</w:t>
             </w:r>
           </w:p>
         </w:tc>
         <w:tc>
           <w:tcPr>
-            <w:tcW w:type="dxa" w:w="4986"/>
+            <w:tcW w:type="dxa" w:w="1512"/>
             <w:vAlign w:val="center"/>
-            <w:shd w:fill="FFFFFF"/>
             <w:tcBorders>
-              <w:top w:val="single" w:sz="6" w:color="FFFFFF"/>
-              <w:left w:val="single" w:sz="6" w:color="FFFFFF"/>
-              <w:bottom w:val="single" w:sz="6" w:color="FFFFFF"/>
-              <w:right w:val="single" w:sz="6" w:color="FFFFFF"/>
+              <w:top w:val="single" w:sz="4" w:color="D9D9D9"/>
+              <w:left w:val="single" w:sz="4" w:color="D9D9D9"/>
+              <w:bottom w:val="single" w:sz="4" w:color="D9D9D9"/>
+              <w:right w:val="single" w:sz="4" w:color="D9D9D9"/>
+              <w:insideH w:val="single" w:sz="4" w:color="D9D9D9"/>
+              <w:insideV w:val="single" w:sz="4" w:color="D9D9D9"/>
             </w:tcBorders>
+            <w:tcMar>
+              <w:top w:w="100" w:type="dxa"/>
+              <w:start w:w="110" w:type="dxa"/>
+              <w:bottom w:w="100" w:type="dxa"/>
+              <w:end w:w="110" w:type="dxa"/>
+            </w:tcMar>
+            <w:shd w:fill="D9EAF7"/>
           </w:tcPr>
           <w:p>
             <w:pPr>
-              <w:spacing w:after="0" w:before="0"/>
-              <w:jc w:val="left"/>
+              <w:spacing w:before="0" w:after="0" w:line="276" w:lineRule="auto"/>
             </w:pPr>
-            <w:r/>
             <w:r>
               <w:rPr>
-                <w:rFonts w:ascii="Arial" w:hAnsi="Arial" w:eastAsia="微软雅黑"/>
+                <w:rFonts w:ascii="Arial" w:hAnsi="Arial" w:eastAsia="Microsoft YaHei"/>
+                <w:b/>
+                <w:color w:val="000000"/>
+                <w:sz w:val="18"/>
+              </w:rPr>
+              <w:t>日期</w:t>
+            </w:r>
+          </w:p>
+        </w:tc>
+        <w:tc>
+          <w:tcPr>
+            <w:tcW w:type="dxa" w:w="3384"/>
+            <w:vAlign w:val="center"/>
+            <w:tcBorders>
+              <w:top w:val="single" w:sz="4" w:color="D9D9D9"/>
+              <w:left w:val="single" w:sz="4" w:color="D9D9D9"/>
+              <w:bottom w:val="single" w:sz="4" w:color="D9D9D9"/>
+              <w:right w:val="single" w:sz="4" w:color="D9D9D9"/>
+              <w:insideH w:val="single" w:sz="4" w:color="D9D9D9"/>
+              <w:insideV w:val="single" w:sz="4" w:color="D9D9D9"/>
+            </w:tcBorders>
+            <w:tcMar>
+              <w:top w:w="100" w:type="dxa"/>
+              <w:start w:w="110" w:type="dxa"/>
+              <w:bottom w:w="100" w:type="dxa"/>
+              <w:end w:w="110" w:type="dxa"/>
+            </w:tcMar>
+          </w:tcPr>
+          <w:p>
+            <w:pPr>
+              <w:spacing w:before="0" w:after="0" w:line="276" w:lineRule="auto"/>
+            </w:pPr>
+            <w:r>
+              <w:rPr>
+                <w:rFonts w:ascii="Arial" w:hAnsi="Arial" w:eastAsia="Microsoft YaHei"/>
                 <w:b w:val="0"/>
-                <w:color w:val="17324D"/>
-                <w:sz w:val="20"/>
+                <w:color w:val="000000"/>
+                <w:sz w:val="18"/>
               </w:rPr>
               <w:t>2026-09-21</w:t>
             </w:r>
@@ -318,59 +333,281 @@
       <w:tr>
         <w:tc>
           <w:tcPr>
-            <w:tcW w:type="dxa" w:w="4986"/>
+            <w:tcW w:type="dxa" w:w="1512"/>
             <w:vAlign w:val="center"/>
-            <w:shd w:fill="EAF4F6"/>
             <w:tcBorders>
-              <w:top w:val="single" w:sz="6" w:color="FFFFFF"/>
-              <w:left w:val="single" w:sz="6" w:color="FFFFFF"/>
-              <w:bottom w:val="single" w:sz="6" w:color="FFFFFF"/>
-              <w:right w:val="single" w:sz="6" w:color="FFFFFF"/>
+              <w:top w:val="single" w:sz="4" w:color="D9D9D9"/>
+              <w:left w:val="single" w:sz="4" w:color="D9D9D9"/>
+              <w:bottom w:val="single" w:sz="4" w:color="D9D9D9"/>
+              <w:right w:val="single" w:sz="4" w:color="D9D9D9"/>
+              <w:insideH w:val="single" w:sz="4" w:color="D9D9D9"/>
+              <w:insideV w:val="single" w:sz="4" w:color="D9D9D9"/>
             </w:tcBorders>
+            <w:tcMar>
+              <w:top w:w="100" w:type="dxa"/>
+              <w:start w:w="110" w:type="dxa"/>
+              <w:bottom w:w="100" w:type="dxa"/>
+              <w:end w:w="110" w:type="dxa"/>
+            </w:tcMar>
+            <w:shd w:fill="D9EAF7"/>
           </w:tcPr>
           <w:p>
             <w:pPr>
-              <w:spacing w:after="0" w:before="0"/>
-              <w:jc w:val="left"/>
+              <w:spacing w:before="0" w:after="0" w:line="276" w:lineRule="auto"/>
             </w:pPr>
-            <w:r/>
             <w:r>
               <w:rPr>
-                <w:rFonts w:ascii="Arial" w:hAnsi="Arial" w:eastAsia="微软雅黑"/>
+                <w:rFonts w:ascii="Arial" w:hAnsi="Arial" w:eastAsia="Microsoft YaHei"/>
                 <w:b/>
-                <w:color w:val="1F6E8C"/>
-                <w:sz w:val="20"/>
+                <w:color w:val="000000"/>
+                <w:sz w:val="18"/>
               </w:rPr>
-              <w:t>证据状态</w:t>
+              <w:t>源代码</w:t>
             </w:r>
           </w:p>
         </w:tc>
         <w:tc>
           <w:tcPr>
-            <w:tcW w:type="dxa" w:w="4986"/>
+            <w:tcW w:type="dxa" w:w="3528"/>
             <w:vAlign w:val="center"/>
-            <w:shd w:fill="FFFFFF"/>
             <w:tcBorders>
-              <w:top w:val="single" w:sz="6" w:color="FFFFFF"/>
-              <w:left w:val="single" w:sz="6" w:color="FFFFFF"/>
-              <w:bottom w:val="single" w:sz="6" w:color="FFFFFF"/>
-              <w:right w:val="single" w:sz="6" w:color="FFFFFF"/>
+              <w:top w:val="single" w:sz="4" w:color="D9D9D9"/>
+              <w:left w:val="single" w:sz="4" w:color="D9D9D9"/>
+              <w:bottom w:val="single" w:sz="4" w:color="D9D9D9"/>
+              <w:right w:val="single" w:sz="4" w:color="D9D9D9"/>
+              <w:insideH w:val="single" w:sz="4" w:color="D9D9D9"/>
+              <w:insideV w:val="single" w:sz="4" w:color="D9D9D9"/>
             </w:tcBorders>
+            <w:tcMar>
+              <w:top w:w="100" w:type="dxa"/>
+              <w:start w:w="110" w:type="dxa"/>
+              <w:bottom w:w="100" w:type="dxa"/>
+              <w:end w:w="110" w:type="dxa"/>
+            </w:tcMar>
+            <w:shd w:fill="EEF5FA"/>
           </w:tcPr>
           <w:p>
             <w:pPr>
-              <w:spacing w:after="0" w:before="0"/>
-              <w:jc w:val="left"/>
+              <w:spacing w:before="0" w:after="0" w:line="276" w:lineRule="auto"/>
             </w:pPr>
-            <w:r/>
             <w:r>
               <w:rPr>
-                <w:rFonts w:ascii="Arial" w:hAnsi="Arial" w:eastAsia="微软雅黑"/>
+                <w:rFonts w:ascii="Arial" w:hAnsi="Arial" w:eastAsia="Microsoft YaHei"/>
                 <w:b w:val="0"/>
-                <w:color w:val="17324D"/>
-                <w:sz w:val="20"/>
+                <w:color w:val="000000"/>
+                <w:sz w:val="18"/>
               </w:rPr>
-              <w:t>本地交付；上传前须人工审核</w:t>
+              <w:t>0bd7e93</w:t>
+            </w:r>
+          </w:p>
+        </w:tc>
+        <w:tc>
+          <w:tcPr>
+            <w:tcW w:type="dxa" w:w="1512"/>
+            <w:vAlign w:val="center"/>
+            <w:tcBorders>
+              <w:top w:val="single" w:sz="4" w:color="D9D9D9"/>
+              <w:left w:val="single" w:sz="4" w:color="D9D9D9"/>
+              <w:bottom w:val="single" w:sz="4" w:color="D9D9D9"/>
+              <w:right w:val="single" w:sz="4" w:color="D9D9D9"/>
+              <w:insideH w:val="single" w:sz="4" w:color="D9D9D9"/>
+              <w:insideV w:val="single" w:sz="4" w:color="D9D9D9"/>
+            </w:tcBorders>
+            <w:tcMar>
+              <w:top w:w="100" w:type="dxa"/>
+              <w:start w:w="110" w:type="dxa"/>
+              <w:bottom w:w="100" w:type="dxa"/>
+              <w:end w:w="110" w:type="dxa"/>
+            </w:tcMar>
+            <w:shd w:fill="D9EAF7"/>
+          </w:tcPr>
+          <w:p>
+            <w:pPr>
+              <w:spacing w:before="0" w:after="0" w:line="276" w:lineRule="auto"/>
+            </w:pPr>
+            <w:r>
+              <w:rPr>
+                <w:rFonts w:ascii="Arial" w:hAnsi="Arial" w:eastAsia="Microsoft YaHei"/>
+                <w:b/>
+                <w:color w:val="000000"/>
+                <w:sz w:val="18"/>
+              </w:rPr>
+              <w:t>修复提交</w:t>
+            </w:r>
+          </w:p>
+        </w:tc>
+        <w:tc>
+          <w:tcPr>
+            <w:tcW w:type="dxa" w:w="3384"/>
+            <w:vAlign w:val="center"/>
+            <w:tcBorders>
+              <w:top w:val="single" w:sz="4" w:color="D9D9D9"/>
+              <w:left w:val="single" w:sz="4" w:color="D9D9D9"/>
+              <w:bottom w:val="single" w:sz="4" w:color="D9D9D9"/>
+              <w:right w:val="single" w:sz="4" w:color="D9D9D9"/>
+              <w:insideH w:val="single" w:sz="4" w:color="D9D9D9"/>
+              <w:insideV w:val="single" w:sz="4" w:color="D9D9D9"/>
+            </w:tcBorders>
+            <w:tcMar>
+              <w:top w:w="100" w:type="dxa"/>
+              <w:start w:w="110" w:type="dxa"/>
+              <w:bottom w:w="100" w:type="dxa"/>
+              <w:end w:w="110" w:type="dxa"/>
+            </w:tcMar>
+            <w:shd w:fill="EEF5FA"/>
+          </w:tcPr>
+          <w:p>
+            <w:pPr>
+              <w:spacing w:before="0" w:after="0" w:line="276" w:lineRule="auto"/>
+            </w:pPr>
+            <w:r>
+              <w:rPr>
+                <w:rFonts w:ascii="Arial" w:hAnsi="Arial" w:eastAsia="Microsoft YaHei"/>
+                <w:b w:val="0"/>
+                <w:color w:val="000000"/>
+                <w:sz w:val="18"/>
+              </w:rPr>
+              <w:t>65d3ea6</w:t>
+            </w:r>
+          </w:p>
+        </w:tc>
+      </w:tr>
+      <w:tr>
+        <w:tc>
+          <w:tcPr>
+            <w:tcW w:type="dxa" w:w="1512"/>
+            <w:vAlign w:val="center"/>
+            <w:tcBorders>
+              <w:top w:val="single" w:sz="4" w:color="D9D9D9"/>
+              <w:left w:val="single" w:sz="4" w:color="D9D9D9"/>
+              <w:bottom w:val="single" w:sz="4" w:color="D9D9D9"/>
+              <w:right w:val="single" w:sz="4" w:color="D9D9D9"/>
+              <w:insideH w:val="single" w:sz="4" w:color="D9D9D9"/>
+              <w:insideV w:val="single" w:sz="4" w:color="D9D9D9"/>
+            </w:tcBorders>
+            <w:tcMar>
+              <w:top w:w="100" w:type="dxa"/>
+              <w:start w:w="110" w:type="dxa"/>
+              <w:bottom w:w="100" w:type="dxa"/>
+              <w:end w:w="110" w:type="dxa"/>
+            </w:tcMar>
+            <w:shd w:fill="D9EAF7"/>
+          </w:tcPr>
+          <w:p>
+            <w:pPr>
+              <w:spacing w:before="0" w:after="0" w:line="276" w:lineRule="auto"/>
+            </w:pPr>
+            <w:r>
+              <w:rPr>
+                <w:rFonts w:ascii="Arial" w:hAnsi="Arial" w:eastAsia="Microsoft YaHei"/>
+                <w:b/>
+                <w:color w:val="000000"/>
+                <w:sz w:val="18"/>
+              </w:rPr>
+              <w:t>缺陷范围</w:t>
+            </w:r>
+          </w:p>
+        </w:tc>
+        <w:tc>
+          <w:tcPr>
+            <w:tcW w:type="dxa" w:w="3528"/>
+            <w:vAlign w:val="center"/>
+            <w:tcBorders>
+              <w:top w:val="single" w:sz="4" w:color="D9D9D9"/>
+              <w:left w:val="single" w:sz="4" w:color="D9D9D9"/>
+              <w:bottom w:val="single" w:sz="4" w:color="D9D9D9"/>
+              <w:right w:val="single" w:sz="4" w:color="D9D9D9"/>
+              <w:insideH w:val="single" w:sz="4" w:color="D9D9D9"/>
+              <w:insideV w:val="single" w:sz="4" w:color="D9D9D9"/>
+            </w:tcBorders>
+            <w:tcMar>
+              <w:top w:w="100" w:type="dxa"/>
+              <w:start w:w="110" w:type="dxa"/>
+              <w:bottom w:w="100" w:type="dxa"/>
+              <w:end w:w="110" w:type="dxa"/>
+            </w:tcMar>
+          </w:tcPr>
+          <w:p>
+            <w:pPr>
+              <w:spacing w:before="0" w:after="0" w:line="276" w:lineRule="auto"/>
+            </w:pPr>
+            <w:r>
+              <w:rPr>
+                <w:rFonts w:ascii="Arial" w:hAnsi="Arial" w:eastAsia="Microsoft YaHei"/>
+                <w:b w:val="0"/>
+                <w:color w:val="000000"/>
+                <w:sz w:val="18"/>
+              </w:rPr>
+              <w:t>仅 lcx 的 8 条用例及本人维护的测试框架</w:t>
+            </w:r>
+          </w:p>
+        </w:tc>
+        <w:tc>
+          <w:tcPr>
+            <w:tcW w:type="dxa" w:w="1512"/>
+            <w:vAlign w:val="center"/>
+            <w:tcBorders>
+              <w:top w:val="single" w:sz="4" w:color="D9D9D9"/>
+              <w:left w:val="single" w:sz="4" w:color="D9D9D9"/>
+              <w:bottom w:val="single" w:sz="4" w:color="D9D9D9"/>
+              <w:right w:val="single" w:sz="4" w:color="D9D9D9"/>
+              <w:insideH w:val="single" w:sz="4" w:color="D9D9D9"/>
+              <w:insideV w:val="single" w:sz="4" w:color="D9D9D9"/>
+            </w:tcBorders>
+            <w:tcMar>
+              <w:top w:w="100" w:type="dxa"/>
+              <w:start w:w="110" w:type="dxa"/>
+              <w:bottom w:w="100" w:type="dxa"/>
+              <w:end w:w="110" w:type="dxa"/>
+            </w:tcMar>
+            <w:shd w:fill="D9EAF7"/>
+          </w:tcPr>
+          <w:p>
+            <w:pPr>
+              <w:spacing w:before="0" w:after="0" w:line="276" w:lineRule="auto"/>
+            </w:pPr>
+            <w:r>
+              <w:rPr>
+                <w:rFonts w:ascii="Arial" w:hAnsi="Arial" w:eastAsia="Microsoft YaHei"/>
+                <w:b/>
+                <w:color w:val="000000"/>
+                <w:sz w:val="18"/>
+              </w:rPr>
+              <w:t>当前结论</w:t>
+            </w:r>
+          </w:p>
+        </w:tc>
+        <w:tc>
+          <w:tcPr>
+            <w:tcW w:type="dxa" w:w="3384"/>
+            <w:vAlign w:val="center"/>
+            <w:tcBorders>
+              <w:top w:val="single" w:sz="4" w:color="D9D9D9"/>
+              <w:left w:val="single" w:sz="4" w:color="D9D9D9"/>
+              <w:bottom w:val="single" w:sz="4" w:color="D9D9D9"/>
+              <w:right w:val="single" w:sz="4" w:color="D9D9D9"/>
+              <w:insideH w:val="single" w:sz="4" w:color="D9D9D9"/>
+              <w:insideV w:val="single" w:sz="4" w:color="D9D9D9"/>
+            </w:tcBorders>
+            <w:tcMar>
+              <w:top w:w="100" w:type="dxa"/>
+              <w:start w:w="110" w:type="dxa"/>
+              <w:bottom w:w="100" w:type="dxa"/>
+              <w:end w:w="110" w:type="dxa"/>
+            </w:tcMar>
+          </w:tcPr>
+          <w:p>
+            <w:pPr>
+              <w:spacing w:before="0" w:after="0" w:line="276" w:lineRule="auto"/>
+            </w:pPr>
+            <w:r>
+              <w:rPr>
+                <w:rFonts w:ascii="Arial" w:hAnsi="Arial" w:eastAsia="Microsoft YaHei"/>
+                <w:b w:val="0"/>
+                <w:color w:val="000000"/>
+                <w:sz w:val="18"/>
+              </w:rPr>
+              <w:t>1 项已修复，2 项待处理</w:t>
             </w:r>
           </w:p>
         </w:tc>
@@ -378,20 +615,47 @@
     </w:tbl>
     <w:p>
       <w:pPr>
-        <w:spacing w:before="520"/>
+        <w:pStyle w:val="Heading1"/>
+      </w:pPr>
+      <w:r>
+        <w:t>范围与结论</w:t>
+      </w:r>
+    </w:p>
+    <w:p>
+      <w:pPr>
+        <w:spacing w:before="0" w:after="100" w:line="312" w:lineRule="auto"/>
       </w:pPr>
       <w:r>
         <w:rPr>
-          <w:b/>
-          <w:color w:val="B94A48"/>
-          <w:sz w:val="24"/>
+          <w:rFonts w:ascii="Arial" w:hAnsi="Arial" w:eastAsia="Microsoft YaHei"/>
+          <w:b w:val="0"/>
+          <w:color w:val="000000"/>
+          <w:sz w:val="21"/>
         </w:rPr>
-        <w:t>结论先行：本轮系统未达到发布/验收标准。</w:t>
+        <w:t>本清单只记录 lcx 负责的用例和测试框架中经正式证据确认的问题，不包含 wjn 负责用例产生的失败。三项问题均可追溯到同一运行编号。测试框架的吞吐量统计缺陷已经修复并通过自动化回归；低对比度计数问题和 MMSep 解码性能问题仍未修复。</w:t>
       </w:r>
     </w:p>
     <w:p>
+      <w:pPr>
+        <w:spacing w:before="0" w:after="100" w:line="312" w:lineRule="auto"/>
+      </w:pPr>
       <w:r>
-        <w:br w:type="page"/>
+        <w:rPr>
+          <w:rFonts w:ascii="Arial" w:hAnsi="Arial" w:eastAsia="Microsoft YaHei"/>
+          <w:b/>
+          <w:color w:val="000000"/>
+          <w:sz w:val="21"/>
+        </w:rPr>
+        <w:t>环境：</w:t>
+      </w:r>
+      <w:r>
+        <w:rPr>
+          <w:rFonts w:ascii="Arial" w:hAnsi="Arial" w:eastAsia="Microsoft YaHei"/>
+          <w:b w:val="0"/>
+          <w:color w:val="000000"/>
+          <w:sz w:val="21"/>
+        </w:rPr>
+        <w:t>Linux 6.8，NVIDIA GeForce RTX 4090，Python 3.10.12，PyTorch 2.4.1+cu121，CUDA 12.1，Transformers 4.36.2。模型为 liuhaotian/llava-v1.5-7b，使用同一权重和 4-bit 精度运行 Baseline 与 MMSep。</w:t>
       </w:r>
     </w:p>
     <w:p>
@@ -399,61 +663,863 @@
         <w:pStyle w:val="Heading1"/>
       </w:pPr>
       <w:r>
-        <w:t>1. 缺陷总览</w:t>
+        <w:t>缺陷汇总</w:t>
       </w:r>
     </w:p>
     <w:tbl>
       <w:tblPr>
         <w:tblW w:type="auto" w:w="0"/>
+        <w:jc w:val="center"/>
         <w:tblLayout w:type="fixed"/>
         <w:tblLook w:firstColumn="1" w:firstRow="1" w:lastColumn="0" w:lastRow="0" w:noHBand="0" w:noVBand="1" w:val="04A0"/>
       </w:tblPr>
       <w:tblGrid>
-        <w:gridCol w:w="198"/>
-        <w:gridCol w:w="8844"/>
+        <w:gridCol w:w="1694"/>
+        <w:gridCol w:w="1694"/>
+        <w:gridCol w:w="1694"/>
+        <w:gridCol w:w="1694"/>
+        <w:gridCol w:w="1694"/>
+        <w:gridCol w:w="1694"/>
       </w:tblGrid>
+      <w:tr>
+        <w:trPr>
+          <w:tblHeader w:val="true"/>
+        </w:trPr>
+        <w:tc>
+          <w:tcPr>
+            <w:tcW w:type="dxa" w:w="2088"/>
+            <w:vAlign w:val="center"/>
+            <w:tcBorders>
+              <w:top w:val="single" w:sz="4" w:color="D9D9D9"/>
+              <w:left w:val="single" w:sz="4" w:color="D9D9D9"/>
+              <w:bottom w:val="single" w:sz="4" w:color="D9D9D9"/>
+              <w:right w:val="single" w:sz="4" w:color="D9D9D9"/>
+              <w:insideH w:val="single" w:sz="4" w:color="D9D9D9"/>
+              <w:insideV w:val="single" w:sz="4" w:color="D9D9D9"/>
+            </w:tcBorders>
+            <w:tcMar>
+              <w:top w:w="100" w:type="dxa"/>
+              <w:start w:w="110" w:type="dxa"/>
+              <w:bottom w:w="100" w:type="dxa"/>
+              <w:end w:w="110" w:type="dxa"/>
+            </w:tcMar>
+            <w:shd w:fill="1F4E78"/>
+          </w:tcPr>
+          <w:p>
+            <w:pPr>
+              <w:spacing w:before="0" w:after="0" w:line="276" w:lineRule="auto"/>
+            </w:pPr>
+            <w:r>
+              <w:rPr>
+                <w:rFonts w:ascii="Arial" w:hAnsi="Arial" w:eastAsia="Microsoft YaHei"/>
+                <w:b/>
+                <w:color w:val="FFFFFF"/>
+                <w:sz w:val="18"/>
+              </w:rPr>
+              <w:t>缺陷编号</w:t>
+            </w:r>
+          </w:p>
+        </w:tc>
+        <w:tc>
+          <w:tcPr>
+            <w:tcW w:type="dxa" w:w="1440"/>
+            <w:vAlign w:val="center"/>
+            <w:tcBorders>
+              <w:top w:val="single" w:sz="4" w:color="D9D9D9"/>
+              <w:left w:val="single" w:sz="4" w:color="D9D9D9"/>
+              <w:bottom w:val="single" w:sz="4" w:color="D9D9D9"/>
+              <w:right w:val="single" w:sz="4" w:color="D9D9D9"/>
+              <w:insideH w:val="single" w:sz="4" w:color="D9D9D9"/>
+              <w:insideV w:val="single" w:sz="4" w:color="D9D9D9"/>
+            </w:tcBorders>
+            <w:tcMar>
+              <w:top w:w="100" w:type="dxa"/>
+              <w:start w:w="110" w:type="dxa"/>
+              <w:bottom w:w="100" w:type="dxa"/>
+              <w:end w:w="110" w:type="dxa"/>
+            </w:tcMar>
+            <w:shd w:fill="1F4E78"/>
+          </w:tcPr>
+          <w:p>
+            <w:pPr>
+              <w:spacing w:before="0" w:after="0" w:line="276" w:lineRule="auto"/>
+            </w:pPr>
+            <w:r>
+              <w:rPr>
+                <w:rFonts w:ascii="Arial" w:hAnsi="Arial" w:eastAsia="Microsoft YaHei"/>
+                <w:b/>
+                <w:color w:val="FFFFFF"/>
+                <w:sz w:val="18"/>
+              </w:rPr>
+              <w:t>类型</w:t>
+            </w:r>
+          </w:p>
+        </w:tc>
+        <w:tc>
+          <w:tcPr>
+            <w:tcW w:type="dxa" w:w="1008"/>
+            <w:vAlign w:val="center"/>
+            <w:tcBorders>
+              <w:top w:val="single" w:sz="4" w:color="D9D9D9"/>
+              <w:left w:val="single" w:sz="4" w:color="D9D9D9"/>
+              <w:bottom w:val="single" w:sz="4" w:color="D9D9D9"/>
+              <w:right w:val="single" w:sz="4" w:color="D9D9D9"/>
+              <w:insideH w:val="single" w:sz="4" w:color="D9D9D9"/>
+              <w:insideV w:val="single" w:sz="4" w:color="D9D9D9"/>
+            </w:tcBorders>
+            <w:tcMar>
+              <w:top w:w="100" w:type="dxa"/>
+              <w:start w:w="110" w:type="dxa"/>
+              <w:bottom w:w="100" w:type="dxa"/>
+              <w:end w:w="110" w:type="dxa"/>
+            </w:tcMar>
+            <w:shd w:fill="1F4E78"/>
+          </w:tcPr>
+          <w:p>
+            <w:pPr>
+              <w:spacing w:before="0" w:after="0" w:line="276" w:lineRule="auto"/>
+            </w:pPr>
+            <w:r>
+              <w:rPr>
+                <w:rFonts w:ascii="Arial" w:hAnsi="Arial" w:eastAsia="Microsoft YaHei"/>
+                <w:b/>
+                <w:color w:val="FFFFFF"/>
+                <w:sz w:val="18"/>
+              </w:rPr>
+              <w:t>严重度</w:t>
+            </w:r>
+          </w:p>
+        </w:tc>
+        <w:tc>
+          <w:tcPr>
+            <w:tcW w:type="dxa" w:w="1800"/>
+            <w:vAlign w:val="center"/>
+            <w:tcBorders>
+              <w:top w:val="single" w:sz="4" w:color="D9D9D9"/>
+              <w:left w:val="single" w:sz="4" w:color="D9D9D9"/>
+              <w:bottom w:val="single" w:sz="4" w:color="D9D9D9"/>
+              <w:right w:val="single" w:sz="4" w:color="D9D9D9"/>
+              <w:insideH w:val="single" w:sz="4" w:color="D9D9D9"/>
+              <w:insideV w:val="single" w:sz="4" w:color="D9D9D9"/>
+            </w:tcBorders>
+            <w:tcMar>
+              <w:top w:w="100" w:type="dxa"/>
+              <w:start w:w="110" w:type="dxa"/>
+              <w:bottom w:w="100" w:type="dxa"/>
+              <w:end w:w="110" w:type="dxa"/>
+            </w:tcMar>
+            <w:shd w:fill="1F4E78"/>
+          </w:tcPr>
+          <w:p>
+            <w:pPr>
+              <w:spacing w:before="0" w:after="0" w:line="276" w:lineRule="auto"/>
+            </w:pPr>
+            <w:r>
+              <w:rPr>
+                <w:rFonts w:ascii="Arial" w:hAnsi="Arial" w:eastAsia="Microsoft YaHei"/>
+                <w:b/>
+                <w:color w:val="FFFFFF"/>
+                <w:sz w:val="18"/>
+              </w:rPr>
+              <w:t>关联用例</w:t>
+            </w:r>
+          </w:p>
+        </w:tc>
+        <w:tc>
+          <w:tcPr>
+            <w:tcW w:type="dxa" w:w="1296"/>
+            <w:vAlign w:val="center"/>
+            <w:tcBorders>
+              <w:top w:val="single" w:sz="4" w:color="D9D9D9"/>
+              <w:left w:val="single" w:sz="4" w:color="D9D9D9"/>
+              <w:bottom w:val="single" w:sz="4" w:color="D9D9D9"/>
+              <w:right w:val="single" w:sz="4" w:color="D9D9D9"/>
+              <w:insideH w:val="single" w:sz="4" w:color="D9D9D9"/>
+              <w:insideV w:val="single" w:sz="4" w:color="D9D9D9"/>
+            </w:tcBorders>
+            <w:tcMar>
+              <w:top w:w="100" w:type="dxa"/>
+              <w:start w:w="110" w:type="dxa"/>
+              <w:bottom w:w="100" w:type="dxa"/>
+              <w:end w:w="110" w:type="dxa"/>
+            </w:tcMar>
+            <w:shd w:fill="1F4E78"/>
+          </w:tcPr>
+          <w:p>
+            <w:pPr>
+              <w:spacing w:before="0" w:after="0" w:line="276" w:lineRule="auto"/>
+            </w:pPr>
+            <w:r>
+              <w:rPr>
+                <w:rFonts w:ascii="Arial" w:hAnsi="Arial" w:eastAsia="Microsoft YaHei"/>
+                <w:b/>
+                <w:color w:val="FFFFFF"/>
+                <w:sz w:val="18"/>
+              </w:rPr>
+              <w:t>状态</w:t>
+            </w:r>
+          </w:p>
+        </w:tc>
+        <w:tc>
+          <w:tcPr>
+            <w:tcW w:type="dxa" w:w="2088"/>
+            <w:vAlign w:val="center"/>
+            <w:tcBorders>
+              <w:top w:val="single" w:sz="4" w:color="D9D9D9"/>
+              <w:left w:val="single" w:sz="4" w:color="D9D9D9"/>
+              <w:bottom w:val="single" w:sz="4" w:color="D9D9D9"/>
+              <w:right w:val="single" w:sz="4" w:color="D9D9D9"/>
+              <w:insideH w:val="single" w:sz="4" w:color="D9D9D9"/>
+              <w:insideV w:val="single" w:sz="4" w:color="D9D9D9"/>
+            </w:tcBorders>
+            <w:tcMar>
+              <w:top w:w="100" w:type="dxa"/>
+              <w:start w:w="110" w:type="dxa"/>
+              <w:bottom w:w="100" w:type="dxa"/>
+              <w:end w:w="110" w:type="dxa"/>
+            </w:tcMar>
+            <w:shd w:fill="1F4E78"/>
+          </w:tcPr>
+          <w:p>
+            <w:pPr>
+              <w:spacing w:before="0" w:after="0" w:line="276" w:lineRule="auto"/>
+            </w:pPr>
+            <w:r>
+              <w:rPr>
+                <w:rFonts w:ascii="Arial" w:hAnsi="Arial" w:eastAsia="Microsoft YaHei"/>
+                <w:b/>
+                <w:color w:val="FFFFFF"/>
+                <w:sz w:val="18"/>
+              </w:rPr>
+              <w:t>修复验证</w:t>
+            </w:r>
+          </w:p>
+        </w:tc>
+      </w:tr>
       <w:tr>
         <w:tc>
           <w:tcPr>
-            <w:tcW w:type="dxa" w:w="4986"/>
-            <w:shd w:fill="30A6A6"/>
+            <w:tcW w:type="dxa" w:w="2088"/>
+            <w:vAlign w:val="center"/>
             <w:tcBorders>
-              <w:top w:val="single" w:sz="0" w:color="FFFFFF"/>
-              <w:left w:val="single" w:sz="0" w:color="FFFFFF"/>
-              <w:bottom w:val="single" w:sz="0" w:color="FFFFFF"/>
-              <w:right w:val="single" w:sz="0" w:color="FFFFFF"/>
+              <w:top w:val="single" w:sz="4" w:color="D9D9D9"/>
+              <w:left w:val="single" w:sz="4" w:color="D9D9D9"/>
+              <w:bottom w:val="single" w:sz="4" w:color="D9D9D9"/>
+              <w:right w:val="single" w:sz="4" w:color="D9D9D9"/>
+              <w:insideH w:val="single" w:sz="4" w:color="D9D9D9"/>
+              <w:insideV w:val="single" w:sz="4" w:color="D9D9D9"/>
             </w:tcBorders>
+            <w:tcMar>
+              <w:top w:w="100" w:type="dxa"/>
+              <w:start w:w="110" w:type="dxa"/>
+              <w:bottom w:w="100" w:type="dxa"/>
+              <w:end w:w="110" w:type="dxa"/>
+            </w:tcMar>
           </w:tcPr>
-          <w:p/>
+          <w:p>
+            <w:pPr>
+              <w:spacing w:before="0" w:after="0" w:line="276" w:lineRule="auto"/>
+            </w:pPr>
+            <w:r>
+              <w:rPr>
+                <w:rFonts w:ascii="Arial" w:hAnsi="Arial" w:eastAsia="Microsoft YaHei"/>
+                <w:b w:val="0"/>
+                <w:color w:val="000000"/>
+                <w:sz w:val="18"/>
+              </w:rPr>
+              <w:t>DEF-LCX-FW-001</w:t>
+            </w:r>
+          </w:p>
         </w:tc>
         <w:tc>
           <w:tcPr>
-            <w:tcW w:type="dxa" w:w="4986"/>
-            <w:shd w:fill="E8EFF5"/>
+            <w:tcW w:type="dxa" w:w="1440"/>
+            <w:vAlign w:val="center"/>
             <w:tcBorders>
-              <w:top w:val="single" w:sz="0" w:color="FFFFFF"/>
-              <w:left w:val="single" w:sz="0" w:color="FFFFFF"/>
-              <w:bottom w:val="single" w:sz="0" w:color="FFFFFF"/>
-              <w:right w:val="single" w:sz="0" w:color="FFFFFF"/>
+              <w:top w:val="single" w:sz="4" w:color="D9D9D9"/>
+              <w:left w:val="single" w:sz="4" w:color="D9D9D9"/>
+              <w:bottom w:val="single" w:sz="4" w:color="D9D9D9"/>
+              <w:right w:val="single" w:sz="4" w:color="D9D9D9"/>
+              <w:insideH w:val="single" w:sz="4" w:color="D9D9D9"/>
+              <w:insideV w:val="single" w:sz="4" w:color="D9D9D9"/>
             </w:tcBorders>
+            <w:tcMar>
+              <w:top w:w="100" w:type="dxa"/>
+              <w:start w:w="110" w:type="dxa"/>
+              <w:bottom w:w="100" w:type="dxa"/>
+              <w:end w:w="110" w:type="dxa"/>
+            </w:tcMar>
           </w:tcPr>
           <w:p>
-            <w:r/>
+            <w:pPr>
+              <w:spacing w:before="0" w:after="0" w:line="276" w:lineRule="auto"/>
+            </w:pPr>
             <w:r>
               <w:rPr>
-                <w:b/>
-                <w:color w:val="30A6A6"/>
-                <w:sz w:val="22"/>
+                <w:rFonts w:ascii="Arial" w:hAnsi="Arial" w:eastAsia="Microsoft YaHei"/>
+                <w:b w:val="0"/>
+                <w:color w:val="000000"/>
+                <w:sz w:val="18"/>
               </w:rPr>
-              <w:t>判定原则</w:t>
-              <w:br/>
+              <w:t>测试框架</w:t>
             </w:r>
+          </w:p>
+        </w:tc>
+        <w:tc>
+          <w:tcPr>
+            <w:tcW w:type="dxa" w:w="1008"/>
+            <w:vAlign w:val="center"/>
+            <w:tcBorders>
+              <w:top w:val="single" w:sz="4" w:color="D9D9D9"/>
+              <w:left w:val="single" w:sz="4" w:color="D9D9D9"/>
+              <w:bottom w:val="single" w:sz="4" w:color="D9D9D9"/>
+              <w:right w:val="single" w:sz="4" w:color="D9D9D9"/>
+              <w:insideH w:val="single" w:sz="4" w:color="D9D9D9"/>
+              <w:insideV w:val="single" w:sz="4" w:color="D9D9D9"/>
+            </w:tcBorders>
+            <w:tcMar>
+              <w:top w:w="100" w:type="dxa"/>
+              <w:start w:w="110" w:type="dxa"/>
+              <w:bottom w:w="100" w:type="dxa"/>
+              <w:end w:w="110" w:type="dxa"/>
+            </w:tcMar>
+          </w:tcPr>
+          <w:p>
+            <w:pPr>
+              <w:spacing w:before="0" w:after="0" w:line="276" w:lineRule="auto"/>
+            </w:pPr>
             <w:r>
               <w:rPr>
-                <w:color w:val="17324D"/>
-                <w:sz w:val="19"/>
+                <w:rFonts w:ascii="Arial" w:hAnsi="Arial" w:eastAsia="Microsoft YaHei"/>
+                <w:b w:val="0"/>
+                <w:color w:val="000000"/>
+                <w:sz w:val="18"/>
               </w:rPr>
-              <w:t>只登记正式运行中能够由原始 JSONL、固定输入和代码提交复现的问题。模型能力缺陷没有伪造“已修复”；测试框架指标缺陷则记录真实修复与回归证据。</w:t>
+              <w:t>中</w:t>
+            </w:r>
+          </w:p>
+        </w:tc>
+        <w:tc>
+          <w:tcPr>
+            <w:tcW w:type="dxa" w:w="1800"/>
+            <w:vAlign w:val="center"/>
+            <w:tcBorders>
+              <w:top w:val="single" w:sz="4" w:color="D9D9D9"/>
+              <w:left w:val="single" w:sz="4" w:color="D9D9D9"/>
+              <w:bottom w:val="single" w:sz="4" w:color="D9D9D9"/>
+              <w:right w:val="single" w:sz="4" w:color="D9D9D9"/>
+              <w:insideH w:val="single" w:sz="4" w:color="D9D9D9"/>
+              <w:insideV w:val="single" w:sz="4" w:color="D9D9D9"/>
+            </w:tcBorders>
+            <w:tcMar>
+              <w:top w:w="100" w:type="dxa"/>
+              <w:start w:w="110" w:type="dxa"/>
+              <w:bottom w:w="100" w:type="dxa"/>
+              <w:end w:w="110" w:type="dxa"/>
+            </w:tcMar>
+          </w:tcPr>
+          <w:p>
+            <w:pPr>
+              <w:spacing w:before="0" w:after="0" w:line="276" w:lineRule="auto"/>
+            </w:pPr>
+            <w:r>
+              <w:rPr>
+                <w:rFonts w:ascii="Arial" w:hAnsi="Arial" w:eastAsia="Microsoft YaHei"/>
+                <w:b w:val="0"/>
+                <w:color w:val="000000"/>
+                <w:sz w:val="18"/>
+              </w:rPr>
+              <w:t>M2-PER-201</w:t>
+              <w:br/>
+              <w:t>M2-PER-202</w:t>
+            </w:r>
+          </w:p>
+        </w:tc>
+        <w:tc>
+          <w:tcPr>
+            <w:tcW w:type="dxa" w:w="1296"/>
+            <w:vAlign w:val="center"/>
+            <w:tcBorders>
+              <w:top w:val="single" w:sz="4" w:color="D9D9D9"/>
+              <w:left w:val="single" w:sz="4" w:color="D9D9D9"/>
+              <w:bottom w:val="single" w:sz="4" w:color="D9D9D9"/>
+              <w:right w:val="single" w:sz="4" w:color="D9D9D9"/>
+              <w:insideH w:val="single" w:sz="4" w:color="D9D9D9"/>
+              <w:insideV w:val="single" w:sz="4" w:color="D9D9D9"/>
+            </w:tcBorders>
+            <w:tcMar>
+              <w:top w:w="100" w:type="dxa"/>
+              <w:start w:w="110" w:type="dxa"/>
+              <w:bottom w:w="100" w:type="dxa"/>
+              <w:end w:w="110" w:type="dxa"/>
+            </w:tcMar>
+          </w:tcPr>
+          <w:p>
+            <w:pPr>
+              <w:spacing w:before="0" w:after="0" w:line="276" w:lineRule="auto"/>
+            </w:pPr>
+            <w:r>
+              <w:rPr>
+                <w:rFonts w:ascii="Arial" w:hAnsi="Arial" w:eastAsia="Microsoft YaHei"/>
+                <w:b w:val="0"/>
+                <w:color w:val="000000"/>
+                <w:sz w:val="18"/>
+              </w:rPr>
+              <w:t>已修复</w:t>
+            </w:r>
+          </w:p>
+        </w:tc>
+        <w:tc>
+          <w:tcPr>
+            <w:tcW w:type="dxa" w:w="2088"/>
+            <w:vAlign w:val="center"/>
+            <w:tcBorders>
+              <w:top w:val="single" w:sz="4" w:color="D9D9D9"/>
+              <w:left w:val="single" w:sz="4" w:color="D9D9D9"/>
+              <w:bottom w:val="single" w:sz="4" w:color="D9D9D9"/>
+              <w:right w:val="single" w:sz="4" w:color="D9D9D9"/>
+              <w:insideH w:val="single" w:sz="4" w:color="D9D9D9"/>
+              <w:insideV w:val="single" w:sz="4" w:color="D9D9D9"/>
+            </w:tcBorders>
+            <w:tcMar>
+              <w:top w:w="100" w:type="dxa"/>
+              <w:start w:w="110" w:type="dxa"/>
+              <w:bottom w:w="100" w:type="dxa"/>
+              <w:end w:w="110" w:type="dxa"/>
+            </w:tcMar>
+          </w:tcPr>
+          <w:p>
+            <w:pPr>
+              <w:spacing w:before="0" w:after="0" w:line="276" w:lineRule="auto"/>
+            </w:pPr>
+            <w:r>
+              <w:rPr>
+                <w:rFonts w:ascii="Arial" w:hAnsi="Arial" w:eastAsia="Microsoft YaHei"/>
+                <w:b w:val="0"/>
+                <w:color w:val="000000"/>
+                <w:sz w:val="18"/>
+              </w:rPr>
+              <w:t>32 项测试通过</w:t>
+            </w:r>
+          </w:p>
+        </w:tc>
+      </w:tr>
+      <w:tr>
+        <w:tc>
+          <w:tcPr>
+            <w:tcW w:type="dxa" w:w="2088"/>
+            <w:vAlign w:val="center"/>
+            <w:tcBorders>
+              <w:top w:val="single" w:sz="4" w:color="D9D9D9"/>
+              <w:left w:val="single" w:sz="4" w:color="D9D9D9"/>
+              <w:bottom w:val="single" w:sz="4" w:color="D9D9D9"/>
+              <w:right w:val="single" w:sz="4" w:color="D9D9D9"/>
+              <w:insideH w:val="single" w:sz="4" w:color="D9D9D9"/>
+              <w:insideV w:val="single" w:sz="4" w:color="D9D9D9"/>
+            </w:tcBorders>
+            <w:tcMar>
+              <w:top w:w="100" w:type="dxa"/>
+              <w:start w:w="110" w:type="dxa"/>
+              <w:bottom w:w="100" w:type="dxa"/>
+              <w:end w:w="110" w:type="dxa"/>
+            </w:tcMar>
+            <w:shd w:fill="EEF5FA"/>
+          </w:tcPr>
+          <w:p>
+            <w:pPr>
+              <w:spacing w:before="0" w:after="0" w:line="276" w:lineRule="auto"/>
+            </w:pPr>
+            <w:r>
+              <w:rPr>
+                <w:rFonts w:ascii="Arial" w:hAnsi="Arial" w:eastAsia="Microsoft YaHei"/>
+                <w:b w:val="0"/>
+                <w:color w:val="000000"/>
+                <w:sz w:val="18"/>
+              </w:rPr>
+              <w:t>DEF-LCX-AI-001</w:t>
+            </w:r>
+          </w:p>
+        </w:tc>
+        <w:tc>
+          <w:tcPr>
+            <w:tcW w:type="dxa" w:w="1440"/>
+            <w:vAlign w:val="center"/>
+            <w:tcBorders>
+              <w:top w:val="single" w:sz="4" w:color="D9D9D9"/>
+              <w:left w:val="single" w:sz="4" w:color="D9D9D9"/>
+              <w:bottom w:val="single" w:sz="4" w:color="D9D9D9"/>
+              <w:right w:val="single" w:sz="4" w:color="D9D9D9"/>
+              <w:insideH w:val="single" w:sz="4" w:color="D9D9D9"/>
+              <w:insideV w:val="single" w:sz="4" w:color="D9D9D9"/>
+            </w:tcBorders>
+            <w:tcMar>
+              <w:top w:w="100" w:type="dxa"/>
+              <w:start w:w="110" w:type="dxa"/>
+              <w:bottom w:w="100" w:type="dxa"/>
+              <w:end w:w="110" w:type="dxa"/>
+            </w:tcMar>
+            <w:shd w:fill="EEF5FA"/>
+          </w:tcPr>
+          <w:p>
+            <w:pPr>
+              <w:spacing w:before="0" w:after="0" w:line="276" w:lineRule="auto"/>
+            </w:pPr>
+            <w:r>
+              <w:rPr>
+                <w:rFonts w:ascii="Arial" w:hAnsi="Arial" w:eastAsia="Microsoft YaHei"/>
+                <w:b w:val="0"/>
+                <w:color w:val="000000"/>
+                <w:sz w:val="18"/>
+              </w:rPr>
+              <w:t>模型能力</w:t>
+            </w:r>
+          </w:p>
+        </w:tc>
+        <w:tc>
+          <w:tcPr>
+            <w:tcW w:type="dxa" w:w="1008"/>
+            <w:vAlign w:val="center"/>
+            <w:tcBorders>
+              <w:top w:val="single" w:sz="4" w:color="D9D9D9"/>
+              <w:left w:val="single" w:sz="4" w:color="D9D9D9"/>
+              <w:bottom w:val="single" w:sz="4" w:color="D9D9D9"/>
+              <w:right w:val="single" w:sz="4" w:color="D9D9D9"/>
+              <w:insideH w:val="single" w:sz="4" w:color="D9D9D9"/>
+              <w:insideV w:val="single" w:sz="4" w:color="D9D9D9"/>
+            </w:tcBorders>
+            <w:tcMar>
+              <w:top w:w="100" w:type="dxa"/>
+              <w:start w:w="110" w:type="dxa"/>
+              <w:bottom w:w="100" w:type="dxa"/>
+              <w:end w:w="110" w:type="dxa"/>
+            </w:tcMar>
+            <w:shd w:fill="EEF5FA"/>
+          </w:tcPr>
+          <w:p>
+            <w:pPr>
+              <w:spacing w:before="0" w:after="0" w:line="276" w:lineRule="auto"/>
+            </w:pPr>
+            <w:r>
+              <w:rPr>
+                <w:rFonts w:ascii="Arial" w:hAnsi="Arial" w:eastAsia="Microsoft YaHei"/>
+                <w:b w:val="0"/>
+                <w:color w:val="000000"/>
+                <w:sz w:val="18"/>
+              </w:rPr>
+              <w:t>中</w:t>
+            </w:r>
+          </w:p>
+        </w:tc>
+        <w:tc>
+          <w:tcPr>
+            <w:tcW w:type="dxa" w:w="1800"/>
+            <w:vAlign w:val="center"/>
+            <w:tcBorders>
+              <w:top w:val="single" w:sz="4" w:color="D9D9D9"/>
+              <w:left w:val="single" w:sz="4" w:color="D9D9D9"/>
+              <w:bottom w:val="single" w:sz="4" w:color="D9D9D9"/>
+              <w:right w:val="single" w:sz="4" w:color="D9D9D9"/>
+              <w:insideH w:val="single" w:sz="4" w:color="D9D9D9"/>
+              <w:insideV w:val="single" w:sz="4" w:color="D9D9D9"/>
+            </w:tcBorders>
+            <w:tcMar>
+              <w:top w:w="100" w:type="dxa"/>
+              <w:start w:w="110" w:type="dxa"/>
+              <w:bottom w:w="100" w:type="dxa"/>
+              <w:end w:w="110" w:type="dxa"/>
+            </w:tcMar>
+            <w:shd w:fill="EEF5FA"/>
+          </w:tcPr>
+          <w:p>
+            <w:pPr>
+              <w:spacing w:before="0" w:after="0" w:line="276" w:lineRule="auto"/>
+            </w:pPr>
+            <w:r>
+              <w:rPr>
+                <w:rFonts w:ascii="Arial" w:hAnsi="Arial" w:eastAsia="Microsoft YaHei"/>
+                <w:b w:val="0"/>
+                <w:color w:val="000000"/>
+                <w:sz w:val="18"/>
+              </w:rPr>
+              <w:t>M2-ROB-201</w:t>
+            </w:r>
+          </w:p>
+        </w:tc>
+        <w:tc>
+          <w:tcPr>
+            <w:tcW w:type="dxa" w:w="1296"/>
+            <w:vAlign w:val="center"/>
+            <w:tcBorders>
+              <w:top w:val="single" w:sz="4" w:color="D9D9D9"/>
+              <w:left w:val="single" w:sz="4" w:color="D9D9D9"/>
+              <w:bottom w:val="single" w:sz="4" w:color="D9D9D9"/>
+              <w:right w:val="single" w:sz="4" w:color="D9D9D9"/>
+              <w:insideH w:val="single" w:sz="4" w:color="D9D9D9"/>
+              <w:insideV w:val="single" w:sz="4" w:color="D9D9D9"/>
+            </w:tcBorders>
+            <w:tcMar>
+              <w:top w:w="100" w:type="dxa"/>
+              <w:start w:w="110" w:type="dxa"/>
+              <w:bottom w:w="100" w:type="dxa"/>
+              <w:end w:w="110" w:type="dxa"/>
+            </w:tcMar>
+            <w:shd w:fill="EEF5FA"/>
+          </w:tcPr>
+          <w:p>
+            <w:pPr>
+              <w:spacing w:before="0" w:after="0" w:line="276" w:lineRule="auto"/>
+            </w:pPr>
+            <w:r>
+              <w:rPr>
+                <w:rFonts w:ascii="Arial" w:hAnsi="Arial" w:eastAsia="Microsoft YaHei"/>
+                <w:b w:val="0"/>
+                <w:color w:val="000000"/>
+                <w:sz w:val="18"/>
+              </w:rPr>
+              <w:t>未修复</w:t>
+            </w:r>
+          </w:p>
+        </w:tc>
+        <w:tc>
+          <w:tcPr>
+            <w:tcW w:type="dxa" w:w="2088"/>
+            <w:vAlign w:val="center"/>
+            <w:tcBorders>
+              <w:top w:val="single" w:sz="4" w:color="D9D9D9"/>
+              <w:left w:val="single" w:sz="4" w:color="D9D9D9"/>
+              <w:bottom w:val="single" w:sz="4" w:color="D9D9D9"/>
+              <w:right w:val="single" w:sz="4" w:color="D9D9D9"/>
+              <w:insideH w:val="single" w:sz="4" w:color="D9D9D9"/>
+              <w:insideV w:val="single" w:sz="4" w:color="D9D9D9"/>
+            </w:tcBorders>
+            <w:tcMar>
+              <w:top w:w="100" w:type="dxa"/>
+              <w:start w:w="110" w:type="dxa"/>
+              <w:bottom w:w="100" w:type="dxa"/>
+              <w:end w:w="110" w:type="dxa"/>
+            </w:tcMar>
+            <w:shd w:fill="EEF5FA"/>
+          </w:tcPr>
+          <w:p>
+            <w:pPr>
+              <w:spacing w:before="0" w:after="0" w:line="276" w:lineRule="auto"/>
+            </w:pPr>
+            <w:r>
+              <w:rPr>
+                <w:rFonts w:ascii="Arial" w:hAnsi="Arial" w:eastAsia="Microsoft YaHei"/>
+                <w:b w:val="0"/>
+                <w:color w:val="000000"/>
+                <w:sz w:val="18"/>
+              </w:rPr>
+              <w:t>复验仍失败</w:t>
+            </w:r>
+          </w:p>
+        </w:tc>
+      </w:tr>
+      <w:tr>
+        <w:tc>
+          <w:tcPr>
+            <w:tcW w:type="dxa" w:w="2088"/>
+            <w:vAlign w:val="center"/>
+            <w:tcBorders>
+              <w:top w:val="single" w:sz="4" w:color="D9D9D9"/>
+              <w:left w:val="single" w:sz="4" w:color="D9D9D9"/>
+              <w:bottom w:val="single" w:sz="4" w:color="D9D9D9"/>
+              <w:right w:val="single" w:sz="4" w:color="D9D9D9"/>
+              <w:insideH w:val="single" w:sz="4" w:color="D9D9D9"/>
+              <w:insideV w:val="single" w:sz="4" w:color="D9D9D9"/>
+            </w:tcBorders>
+            <w:tcMar>
+              <w:top w:w="100" w:type="dxa"/>
+              <w:start w:w="110" w:type="dxa"/>
+              <w:bottom w:w="100" w:type="dxa"/>
+              <w:end w:w="110" w:type="dxa"/>
+            </w:tcMar>
+          </w:tcPr>
+          <w:p>
+            <w:pPr>
+              <w:spacing w:before="0" w:after="0" w:line="276" w:lineRule="auto"/>
+            </w:pPr>
+            <w:r>
+              <w:rPr>
+                <w:rFonts w:ascii="Arial" w:hAnsi="Arial" w:eastAsia="Microsoft YaHei"/>
+                <w:b w:val="0"/>
+                <w:color w:val="000000"/>
+                <w:sz w:val="18"/>
+              </w:rPr>
+              <w:t>DEF-LCX-PERF-001</w:t>
+            </w:r>
+          </w:p>
+        </w:tc>
+        <w:tc>
+          <w:tcPr>
+            <w:tcW w:type="dxa" w:w="1440"/>
+            <w:vAlign w:val="center"/>
+            <w:tcBorders>
+              <w:top w:val="single" w:sz="4" w:color="D9D9D9"/>
+              <w:left w:val="single" w:sz="4" w:color="D9D9D9"/>
+              <w:bottom w:val="single" w:sz="4" w:color="D9D9D9"/>
+              <w:right w:val="single" w:sz="4" w:color="D9D9D9"/>
+              <w:insideH w:val="single" w:sz="4" w:color="D9D9D9"/>
+              <w:insideV w:val="single" w:sz="4" w:color="D9D9D9"/>
+            </w:tcBorders>
+            <w:tcMar>
+              <w:top w:w="100" w:type="dxa"/>
+              <w:start w:w="110" w:type="dxa"/>
+              <w:bottom w:w="100" w:type="dxa"/>
+              <w:end w:w="110" w:type="dxa"/>
+            </w:tcMar>
+          </w:tcPr>
+          <w:p>
+            <w:pPr>
+              <w:spacing w:before="0" w:after="0" w:line="276" w:lineRule="auto"/>
+            </w:pPr>
+            <w:r>
+              <w:rPr>
+                <w:rFonts w:ascii="Arial" w:hAnsi="Arial" w:eastAsia="Microsoft YaHei"/>
+                <w:b w:val="0"/>
+                <w:color w:val="000000"/>
+                <w:sz w:val="18"/>
+              </w:rPr>
+              <w:t>MMSep 性能</w:t>
+            </w:r>
+          </w:p>
+        </w:tc>
+        <w:tc>
+          <w:tcPr>
+            <w:tcW w:type="dxa" w:w="1008"/>
+            <w:vAlign w:val="center"/>
+            <w:tcBorders>
+              <w:top w:val="single" w:sz="4" w:color="D9D9D9"/>
+              <w:left w:val="single" w:sz="4" w:color="D9D9D9"/>
+              <w:bottom w:val="single" w:sz="4" w:color="D9D9D9"/>
+              <w:right w:val="single" w:sz="4" w:color="D9D9D9"/>
+              <w:insideH w:val="single" w:sz="4" w:color="D9D9D9"/>
+              <w:insideV w:val="single" w:sz="4" w:color="D9D9D9"/>
+            </w:tcBorders>
+            <w:tcMar>
+              <w:top w:w="100" w:type="dxa"/>
+              <w:start w:w="110" w:type="dxa"/>
+              <w:bottom w:w="100" w:type="dxa"/>
+              <w:end w:w="110" w:type="dxa"/>
+            </w:tcMar>
+          </w:tcPr>
+          <w:p>
+            <w:pPr>
+              <w:spacing w:before="0" w:after="0" w:line="276" w:lineRule="auto"/>
+            </w:pPr>
+            <w:r>
+              <w:rPr>
+                <w:rFonts w:ascii="Arial" w:hAnsi="Arial" w:eastAsia="Microsoft YaHei"/>
+                <w:b w:val="0"/>
+                <w:color w:val="000000"/>
+                <w:sz w:val="18"/>
+              </w:rPr>
+              <w:t>中</w:t>
+            </w:r>
+          </w:p>
+        </w:tc>
+        <w:tc>
+          <w:tcPr>
+            <w:tcW w:type="dxa" w:w="1800"/>
+            <w:vAlign w:val="center"/>
+            <w:tcBorders>
+              <w:top w:val="single" w:sz="4" w:color="D9D9D9"/>
+              <w:left w:val="single" w:sz="4" w:color="D9D9D9"/>
+              <w:bottom w:val="single" w:sz="4" w:color="D9D9D9"/>
+              <w:right w:val="single" w:sz="4" w:color="D9D9D9"/>
+              <w:insideH w:val="single" w:sz="4" w:color="D9D9D9"/>
+              <w:insideV w:val="single" w:sz="4" w:color="D9D9D9"/>
+            </w:tcBorders>
+            <w:tcMar>
+              <w:top w:w="100" w:type="dxa"/>
+              <w:start w:w="110" w:type="dxa"/>
+              <w:bottom w:w="100" w:type="dxa"/>
+              <w:end w:w="110" w:type="dxa"/>
+            </w:tcMar>
+          </w:tcPr>
+          <w:p>
+            <w:pPr>
+              <w:spacing w:before="0" w:after="0" w:line="276" w:lineRule="auto"/>
+            </w:pPr>
+            <w:r>
+              <w:rPr>
+                <w:rFonts w:ascii="Arial" w:hAnsi="Arial" w:eastAsia="Microsoft YaHei"/>
+                <w:b w:val="0"/>
+                <w:color w:val="000000"/>
+                <w:sz w:val="18"/>
+              </w:rPr>
+              <w:t>M2-PER-201</w:t>
+              <w:br/>
+              <w:t>M2-PER-202</w:t>
+            </w:r>
+          </w:p>
+        </w:tc>
+        <w:tc>
+          <w:tcPr>
+            <w:tcW w:type="dxa" w:w="1296"/>
+            <w:vAlign w:val="center"/>
+            <w:tcBorders>
+              <w:top w:val="single" w:sz="4" w:color="D9D9D9"/>
+              <w:left w:val="single" w:sz="4" w:color="D9D9D9"/>
+              <w:bottom w:val="single" w:sz="4" w:color="D9D9D9"/>
+              <w:right w:val="single" w:sz="4" w:color="D9D9D9"/>
+              <w:insideH w:val="single" w:sz="4" w:color="D9D9D9"/>
+              <w:insideV w:val="single" w:sz="4" w:color="D9D9D9"/>
+            </w:tcBorders>
+            <w:tcMar>
+              <w:top w:w="100" w:type="dxa"/>
+              <w:start w:w="110" w:type="dxa"/>
+              <w:bottom w:w="100" w:type="dxa"/>
+              <w:end w:w="110" w:type="dxa"/>
+            </w:tcMar>
+          </w:tcPr>
+          <w:p>
+            <w:pPr>
+              <w:spacing w:before="0" w:after="0" w:line="276" w:lineRule="auto"/>
+            </w:pPr>
+            <w:r>
+              <w:rPr>
+                <w:rFonts w:ascii="Arial" w:hAnsi="Arial" w:eastAsia="Microsoft YaHei"/>
+                <w:b w:val="0"/>
+                <w:color w:val="000000"/>
+                <w:sz w:val="18"/>
+              </w:rPr>
+              <w:t>未修复</w:t>
+            </w:r>
+          </w:p>
+        </w:tc>
+        <w:tc>
+          <w:tcPr>
+            <w:tcW w:type="dxa" w:w="2088"/>
+            <w:vAlign w:val="center"/>
+            <w:tcBorders>
+              <w:top w:val="single" w:sz="4" w:color="D9D9D9"/>
+              <w:left w:val="single" w:sz="4" w:color="D9D9D9"/>
+              <w:bottom w:val="single" w:sz="4" w:color="D9D9D9"/>
+              <w:right w:val="single" w:sz="4" w:color="D9D9D9"/>
+              <w:insideH w:val="single" w:sz="4" w:color="D9D9D9"/>
+              <w:insideV w:val="single" w:sz="4" w:color="D9D9D9"/>
+            </w:tcBorders>
+            <w:tcMar>
+              <w:top w:w="100" w:type="dxa"/>
+              <w:start w:w="110" w:type="dxa"/>
+              <w:bottom w:w="100" w:type="dxa"/>
+              <w:end w:w="110" w:type="dxa"/>
+            </w:tcMar>
+          </w:tcPr>
+          <w:p>
+            <w:pPr>
+              <w:spacing w:before="0" w:after="0" w:line="276" w:lineRule="auto"/>
+            </w:pPr>
+            <w:r>
+              <w:rPr>
+                <w:rFonts w:ascii="Arial" w:hAnsi="Arial" w:eastAsia="Microsoft YaHei"/>
+                <w:b w:val="0"/>
+                <w:color w:val="000000"/>
+                <w:sz w:val="18"/>
+              </w:rPr>
+              <w:t>0.928× / 0.948×</w:t>
             </w:r>
           </w:p>
         </w:tc>
@@ -461,24 +1527,22 @@
     </w:tbl>
     <w:p>
       <w:pPr>
-        <w:spacing w:after="0"/>
+        <w:pStyle w:val="Heading1"/>
       </w:pPr>
+      <w:r>
+        <w:t>DEF LCX FW 001 吞吐量统计口径错误</w:t>
+      </w:r>
     </w:p>
     <w:tbl>
       <w:tblPr>
-        <w:tblStyle w:val="TableGrid"/>
         <w:tblW w:type="auto" w:w="0"/>
         <w:jc w:val="center"/>
         <w:tblLayout w:type="fixed"/>
         <w:tblLook w:firstColumn="1" w:firstRow="1" w:lastColumn="0" w:lastRow="0" w:noHBand="0" w:noVBand="1" w:val="04A0"/>
       </w:tblPr>
       <w:tblGrid>
-        <w:gridCol w:w="1662"/>
-        <w:gridCol w:w="1662"/>
-        <w:gridCol w:w="1662"/>
-        <w:gridCol w:w="1662"/>
-        <w:gridCol w:w="1662"/>
-        <w:gridCol w:w="1662"/>
+        <w:gridCol w:w="5083"/>
+        <w:gridCol w:w="5083"/>
       </w:tblGrid>
       <w:tr>
         <w:trPr>
@@ -486,970 +1550,31 @@
         </w:trPr>
         <w:tc>
           <w:tcPr>
-            <w:tcW w:type="dxa" w:w="1474"/>
+            <w:tcW w:type="dxa" w:w="1944"/>
             <w:vAlign w:val="center"/>
-            <w:shd w:fill="17324D"/>
             <w:tcBorders>
-              <w:top w:val="single" w:sz="4" w:color="FFFFFF"/>
-              <w:left w:val="single" w:sz="4" w:color="FFFFFF"/>
-              <w:bottom w:val="single" w:sz="4" w:color="FFFFFF"/>
-              <w:right w:val="single" w:sz="4" w:color="FFFFFF"/>
+              <w:top w:val="single" w:sz="4" w:color="D9D9D9"/>
+              <w:left w:val="single" w:sz="4" w:color="D9D9D9"/>
+              <w:bottom w:val="single" w:sz="4" w:color="D9D9D9"/>
+              <w:right w:val="single" w:sz="4" w:color="D9D9D9"/>
+              <w:insideH w:val="single" w:sz="4" w:color="D9D9D9"/>
+              <w:insideV w:val="single" w:sz="4" w:color="D9D9D9"/>
             </w:tcBorders>
+            <w:tcMar>
+              <w:top w:w="100" w:type="dxa"/>
+              <w:start w:w="110" w:type="dxa"/>
+              <w:bottom w:w="100" w:type="dxa"/>
+              <w:end w:w="110" w:type="dxa"/>
+            </w:tcMar>
+            <w:shd w:fill="1F4E78"/>
           </w:tcPr>
           <w:p>
             <w:pPr>
-              <w:spacing w:after="0" w:before="0"/>
-              <w:jc w:val="center"/>
+              <w:spacing w:before="0" w:after="0" w:line="276" w:lineRule="auto"/>
             </w:pPr>
-            <w:r/>
             <w:r>
               <w:rPr>
-                <w:rFonts w:ascii="Arial" w:hAnsi="Arial" w:eastAsia="微软雅黑"/>
-                <w:b/>
-                <w:color w:val="FFFFFF"/>
-                <w:sz w:val="17"/>
-              </w:rPr>
-              <w:t>缺陷编号</w:t>
-            </w:r>
-          </w:p>
-        </w:tc>
-        <w:tc>
-          <w:tcPr>
-            <w:tcW w:type="dxa" w:w="1361"/>
-            <w:vAlign w:val="center"/>
-            <w:shd w:fill="17324D"/>
-            <w:tcBorders>
-              <w:top w:val="single" w:sz="4" w:color="FFFFFF"/>
-              <w:left w:val="single" w:sz="4" w:color="FFFFFF"/>
-              <w:bottom w:val="single" w:sz="4" w:color="FFFFFF"/>
-              <w:right w:val="single" w:sz="4" w:color="FFFFFF"/>
-            </w:tcBorders>
-          </w:tcPr>
-          <w:p>
-            <w:pPr>
-              <w:spacing w:after="0" w:before="0"/>
-              <w:jc w:val="center"/>
-            </w:pPr>
-            <w:r/>
-            <w:r>
-              <w:rPr>
-                <w:rFonts w:ascii="Arial" w:hAnsi="Arial" w:eastAsia="微软雅黑"/>
-                <w:b/>
-                <w:color w:val="FFFFFF"/>
-                <w:sz w:val="17"/>
-              </w:rPr>
-              <w:t>类型</w:t>
-            </w:r>
-          </w:p>
-        </w:tc>
-        <w:tc>
-          <w:tcPr>
-            <w:tcW w:type="dxa" w:w="1020"/>
-            <w:vAlign w:val="center"/>
-            <w:shd w:fill="17324D"/>
-            <w:tcBorders>
-              <w:top w:val="single" w:sz="4" w:color="FFFFFF"/>
-              <w:left w:val="single" w:sz="4" w:color="FFFFFF"/>
-              <w:bottom w:val="single" w:sz="4" w:color="FFFFFF"/>
-              <w:right w:val="single" w:sz="4" w:color="FFFFFF"/>
-            </w:tcBorders>
-          </w:tcPr>
-          <w:p>
-            <w:pPr>
-              <w:spacing w:after="0" w:before="0"/>
-              <w:jc w:val="center"/>
-            </w:pPr>
-            <w:r/>
-            <w:r>
-              <w:rPr>
-                <w:rFonts w:ascii="Arial" w:hAnsi="Arial" w:eastAsia="微软雅黑"/>
-                <w:b/>
-                <w:color w:val="FFFFFF"/>
-                <w:sz w:val="17"/>
-              </w:rPr>
-              <w:t>严重级别</w:t>
-            </w:r>
-          </w:p>
-        </w:tc>
-        <w:tc>
-          <w:tcPr>
-            <w:tcW w:type="dxa" w:w="1020"/>
-            <w:vAlign w:val="center"/>
-            <w:shd w:fill="17324D"/>
-            <w:tcBorders>
-              <w:top w:val="single" w:sz="4" w:color="FFFFFF"/>
-              <w:left w:val="single" w:sz="4" w:color="FFFFFF"/>
-              <w:bottom w:val="single" w:sz="4" w:color="FFFFFF"/>
-              <w:right w:val="single" w:sz="4" w:color="FFFFFF"/>
-            </w:tcBorders>
-          </w:tcPr>
-          <w:p>
-            <w:pPr>
-              <w:spacing w:after="0" w:before="0"/>
-              <w:jc w:val="center"/>
-            </w:pPr>
-            <w:r/>
-            <w:r>
-              <w:rPr>
-                <w:rFonts w:ascii="Arial" w:hAnsi="Arial" w:eastAsia="微软雅黑"/>
-                <w:b/>
-                <w:color w:val="FFFFFF"/>
-                <w:sz w:val="17"/>
-              </w:rPr>
-              <w:t>状态</w:t>
-            </w:r>
-          </w:p>
-        </w:tc>
-        <w:tc>
-          <w:tcPr>
-            <w:tcW w:type="dxa" w:w="1701"/>
-            <w:vAlign w:val="center"/>
-            <w:shd w:fill="17324D"/>
-            <w:tcBorders>
-              <w:top w:val="single" w:sz="4" w:color="FFFFFF"/>
-              <w:left w:val="single" w:sz="4" w:color="FFFFFF"/>
-              <w:bottom w:val="single" w:sz="4" w:color="FFFFFF"/>
-              <w:right w:val="single" w:sz="4" w:color="FFFFFF"/>
-            </w:tcBorders>
-          </w:tcPr>
-          <w:p>
-            <w:pPr>
-              <w:spacing w:after="0" w:before="0"/>
-              <w:jc w:val="center"/>
-            </w:pPr>
-            <w:r/>
-            <w:r>
-              <w:rPr>
-                <w:rFonts w:ascii="Arial" w:hAnsi="Arial" w:eastAsia="微软雅黑"/>
-                <w:b/>
-                <w:color w:val="FFFFFF"/>
-                <w:sz w:val="17"/>
-              </w:rPr>
-              <w:t>关联用例</w:t>
-            </w:r>
-          </w:p>
-        </w:tc>
-        <w:tc>
-          <w:tcPr>
-            <w:tcW w:type="dxa" w:w="2948"/>
-            <w:vAlign w:val="center"/>
-            <w:shd w:fill="17324D"/>
-            <w:tcBorders>
-              <w:top w:val="single" w:sz="4" w:color="FFFFFF"/>
-              <w:left w:val="single" w:sz="4" w:color="FFFFFF"/>
-              <w:bottom w:val="single" w:sz="4" w:color="FFFFFF"/>
-              <w:right w:val="single" w:sz="4" w:color="FFFFFF"/>
-            </w:tcBorders>
-          </w:tcPr>
-          <w:p>
-            <w:pPr>
-              <w:spacing w:after="0" w:before="0"/>
-              <w:jc w:val="center"/>
-            </w:pPr>
-            <w:r/>
-            <w:r>
-              <w:rPr>
-                <w:rFonts w:ascii="Arial" w:hAnsi="Arial" w:eastAsia="微软雅黑"/>
-                <w:b/>
-                <w:color w:val="FFFFFF"/>
-                <w:sz w:val="17"/>
-              </w:rPr>
-              <w:t>概要</w:t>
-            </w:r>
-          </w:p>
-        </w:tc>
-      </w:tr>
-      <w:tr>
-        <w:tc>
-          <w:tcPr>
-            <w:tcW w:type="dxa" w:w="1474"/>
-            <w:vAlign w:val="center"/>
-            <w:shd w:fill="FFFFFF"/>
-            <w:tcBorders>
-              <w:top w:val="single" w:sz="6" w:color="CAD3D8"/>
-              <w:left w:val="single" w:sz="6" w:color="CAD3D8"/>
-              <w:bottom w:val="single" w:sz="6" w:color="CAD3D8"/>
-              <w:right w:val="single" w:sz="6" w:color="CAD3D8"/>
-            </w:tcBorders>
-          </w:tcPr>
-          <w:p>
-            <w:pPr>
-              <w:spacing w:after="0" w:before="0"/>
-              <w:jc w:val="left"/>
-            </w:pPr>
-            <w:r/>
-            <w:r>
-              <w:rPr>
-                <w:rFonts w:ascii="Arial" w:hAnsi="Arial" w:eastAsia="微软雅黑"/>
-                <w:b w:val="0"/>
-                <w:color w:val="17324D"/>
-                <w:sz w:val="17"/>
-              </w:rPr>
-              <w:t>DEF-AI-001</w:t>
-            </w:r>
-          </w:p>
-        </w:tc>
-        <w:tc>
-          <w:tcPr>
-            <w:tcW w:type="dxa" w:w="1361"/>
-            <w:vAlign w:val="center"/>
-            <w:shd w:fill="FFFFFF"/>
-            <w:tcBorders>
-              <w:top w:val="single" w:sz="6" w:color="CAD3D8"/>
-              <w:left w:val="single" w:sz="6" w:color="CAD3D8"/>
-              <w:bottom w:val="single" w:sz="6" w:color="CAD3D8"/>
-              <w:right w:val="single" w:sz="6" w:color="CAD3D8"/>
-            </w:tcBorders>
-          </w:tcPr>
-          <w:p>
-            <w:pPr>
-              <w:spacing w:after="0" w:before="0"/>
-              <w:jc w:val="left"/>
-            </w:pPr>
-            <w:r/>
-            <w:r>
-              <w:rPr>
-                <w:rFonts w:ascii="Arial" w:hAnsi="Arial" w:eastAsia="微软雅黑"/>
-                <w:b w:val="0"/>
-                <w:color w:val="17324D"/>
-                <w:sz w:val="17"/>
-              </w:rPr>
-              <w:t>模型功能</w:t>
-            </w:r>
-          </w:p>
-        </w:tc>
-        <w:tc>
-          <w:tcPr>
-            <w:tcW w:type="dxa" w:w="1020"/>
-            <w:vAlign w:val="center"/>
-            <w:shd w:fill="FFFFFF"/>
-            <w:tcBorders>
-              <w:top w:val="single" w:sz="6" w:color="CAD3D8"/>
-              <w:left w:val="single" w:sz="6" w:color="CAD3D8"/>
-              <w:bottom w:val="single" w:sz="6" w:color="CAD3D8"/>
-              <w:right w:val="single" w:sz="6" w:color="CAD3D8"/>
-            </w:tcBorders>
-          </w:tcPr>
-          <w:p>
-            <w:pPr>
-              <w:spacing w:after="0" w:before="0"/>
-              <w:jc w:val="left"/>
-            </w:pPr>
-            <w:r/>
-            <w:r>
-              <w:rPr>
-                <w:rFonts w:ascii="Arial" w:hAnsi="Arial" w:eastAsia="微软雅黑"/>
-                <w:b w:val="0"/>
-                <w:color w:val="17324D"/>
-                <w:sz w:val="17"/>
-              </w:rPr>
-              <w:t>高</w:t>
-            </w:r>
-          </w:p>
-        </w:tc>
-        <w:tc>
-          <w:tcPr>
-            <w:tcW w:type="dxa" w:w="1020"/>
-            <w:vAlign w:val="center"/>
-            <w:shd w:fill="FFFFFF"/>
-            <w:tcBorders>
-              <w:top w:val="single" w:sz="6" w:color="CAD3D8"/>
-              <w:left w:val="single" w:sz="6" w:color="CAD3D8"/>
-              <w:bottom w:val="single" w:sz="6" w:color="CAD3D8"/>
-              <w:right w:val="single" w:sz="6" w:color="CAD3D8"/>
-            </w:tcBorders>
-          </w:tcPr>
-          <w:p>
-            <w:pPr>
-              <w:spacing w:after="0" w:before="0"/>
-              <w:jc w:val="left"/>
-            </w:pPr>
-            <w:r/>
-            <w:r>
-              <w:rPr>
-                <w:rFonts w:ascii="Arial" w:hAnsi="Arial" w:eastAsia="微软雅黑"/>
-                <w:b w:val="0"/>
-                <w:color w:val="17324D"/>
-                <w:sz w:val="17"/>
-              </w:rPr>
-              <w:t>未修复</w:t>
-            </w:r>
-          </w:p>
-        </w:tc>
-        <w:tc>
-          <w:tcPr>
-            <w:tcW w:type="dxa" w:w="1701"/>
-            <w:vAlign w:val="center"/>
-            <w:shd w:fill="FFFFFF"/>
-            <w:tcBorders>
-              <w:top w:val="single" w:sz="6" w:color="CAD3D8"/>
-              <w:left w:val="single" w:sz="6" w:color="CAD3D8"/>
-              <w:bottom w:val="single" w:sz="6" w:color="CAD3D8"/>
-              <w:right w:val="single" w:sz="6" w:color="CAD3D8"/>
-            </w:tcBorders>
-          </w:tcPr>
-          <w:p>
-            <w:pPr>
-              <w:spacing w:after="0" w:before="0"/>
-              <w:jc w:val="left"/>
-            </w:pPr>
-            <w:r/>
-            <w:r>
-              <w:rPr>
-                <w:rFonts w:ascii="Arial" w:hAnsi="Arial" w:eastAsia="微软雅黑"/>
-                <w:b w:val="0"/>
-                <w:color w:val="17324D"/>
-                <w:sz w:val="17"/>
-              </w:rPr>
-              <w:t>M2-FUN-101</w:t>
-            </w:r>
-          </w:p>
-        </w:tc>
-        <w:tc>
-          <w:tcPr>
-            <w:tcW w:type="dxa" w:w="2948"/>
-            <w:vAlign w:val="center"/>
-            <w:shd w:fill="FFFFFF"/>
-            <w:tcBorders>
-              <w:top w:val="single" w:sz="6" w:color="CAD3D8"/>
-              <w:left w:val="single" w:sz="6" w:color="CAD3D8"/>
-              <w:bottom w:val="single" w:sz="6" w:color="CAD3D8"/>
-              <w:right w:val="single" w:sz="6" w:color="CAD3D8"/>
-            </w:tcBorders>
-          </w:tcPr>
-          <w:p>
-            <w:pPr>
-              <w:spacing w:after="0" w:before="0"/>
-              <w:jc w:val="left"/>
-            </w:pPr>
-            <w:r/>
-            <w:r>
-              <w:rPr>
-                <w:rFonts w:ascii="Arial" w:hAnsi="Arial" w:eastAsia="微软雅黑"/>
-                <w:b w:val="0"/>
-                <w:color w:val="17324D"/>
-                <w:sz w:val="17"/>
-              </w:rPr>
-              <w:t>两个红色圆形被回答为 ONE</w:t>
-            </w:r>
-          </w:p>
-        </w:tc>
-      </w:tr>
-      <w:tr>
-        <w:tc>
-          <w:tcPr>
-            <w:tcW w:type="dxa" w:w="1474"/>
-            <w:vAlign w:val="center"/>
-            <w:shd w:fill="F2F4F5"/>
-            <w:tcBorders>
-              <w:top w:val="single" w:sz="6" w:color="CAD3D8"/>
-              <w:left w:val="single" w:sz="6" w:color="CAD3D8"/>
-              <w:bottom w:val="single" w:sz="6" w:color="CAD3D8"/>
-              <w:right w:val="single" w:sz="6" w:color="CAD3D8"/>
-            </w:tcBorders>
-          </w:tcPr>
-          <w:p>
-            <w:pPr>
-              <w:spacing w:after="0" w:before="0"/>
-              <w:jc w:val="left"/>
-            </w:pPr>
-            <w:r/>
-            <w:r>
-              <w:rPr>
-                <w:rFonts w:ascii="Arial" w:hAnsi="Arial" w:eastAsia="微软雅黑"/>
-                <w:b w:val="0"/>
-                <w:color w:val="17324D"/>
-                <w:sz w:val="17"/>
-              </w:rPr>
-              <w:t>DEF-AI-002</w:t>
-            </w:r>
-          </w:p>
-        </w:tc>
-        <w:tc>
-          <w:tcPr>
-            <w:tcW w:type="dxa" w:w="1361"/>
-            <w:vAlign w:val="center"/>
-            <w:shd w:fill="F2F4F5"/>
-            <w:tcBorders>
-              <w:top w:val="single" w:sz="6" w:color="CAD3D8"/>
-              <w:left w:val="single" w:sz="6" w:color="CAD3D8"/>
-              <w:bottom w:val="single" w:sz="6" w:color="CAD3D8"/>
-              <w:right w:val="single" w:sz="6" w:color="CAD3D8"/>
-            </w:tcBorders>
-          </w:tcPr>
-          <w:p>
-            <w:pPr>
-              <w:spacing w:after="0" w:before="0"/>
-              <w:jc w:val="left"/>
-            </w:pPr>
-            <w:r/>
-            <w:r>
-              <w:rPr>
-                <w:rFonts w:ascii="Arial" w:hAnsi="Arial" w:eastAsia="微软雅黑"/>
-                <w:b w:val="0"/>
-                <w:color w:val="17324D"/>
-                <w:sz w:val="17"/>
-              </w:rPr>
-              <w:t>模型鲁棒性</w:t>
-            </w:r>
-          </w:p>
-        </w:tc>
-        <w:tc>
-          <w:tcPr>
-            <w:tcW w:type="dxa" w:w="1020"/>
-            <w:vAlign w:val="center"/>
-            <w:shd w:fill="F2F4F5"/>
-            <w:tcBorders>
-              <w:top w:val="single" w:sz="6" w:color="CAD3D8"/>
-              <w:left w:val="single" w:sz="6" w:color="CAD3D8"/>
-              <w:bottom w:val="single" w:sz="6" w:color="CAD3D8"/>
-              <w:right w:val="single" w:sz="6" w:color="CAD3D8"/>
-            </w:tcBorders>
-          </w:tcPr>
-          <w:p>
-            <w:pPr>
-              <w:spacing w:after="0" w:before="0"/>
-              <w:jc w:val="left"/>
-            </w:pPr>
-            <w:r/>
-            <w:r>
-              <w:rPr>
-                <w:rFonts w:ascii="Arial" w:hAnsi="Arial" w:eastAsia="微软雅黑"/>
-                <w:b w:val="0"/>
-                <w:color w:val="17324D"/>
-                <w:sz w:val="17"/>
-              </w:rPr>
-              <w:t>高</w:t>
-            </w:r>
-          </w:p>
-        </w:tc>
-        <w:tc>
-          <w:tcPr>
-            <w:tcW w:type="dxa" w:w="1020"/>
-            <w:vAlign w:val="center"/>
-            <w:shd w:fill="F2F4F5"/>
-            <w:tcBorders>
-              <w:top w:val="single" w:sz="6" w:color="CAD3D8"/>
-              <w:left w:val="single" w:sz="6" w:color="CAD3D8"/>
-              <w:bottom w:val="single" w:sz="6" w:color="CAD3D8"/>
-              <w:right w:val="single" w:sz="6" w:color="CAD3D8"/>
-            </w:tcBorders>
-          </w:tcPr>
-          <w:p>
-            <w:pPr>
-              <w:spacing w:after="0" w:before="0"/>
-              <w:jc w:val="left"/>
-            </w:pPr>
-            <w:r/>
-            <w:r>
-              <w:rPr>
-                <w:rFonts w:ascii="Arial" w:hAnsi="Arial" w:eastAsia="微软雅黑"/>
-                <w:b w:val="0"/>
-                <w:color w:val="17324D"/>
-                <w:sz w:val="17"/>
-              </w:rPr>
-              <w:t>未修复</w:t>
-            </w:r>
-          </w:p>
-        </w:tc>
-        <w:tc>
-          <w:tcPr>
-            <w:tcW w:type="dxa" w:w="1701"/>
-            <w:vAlign w:val="center"/>
-            <w:shd w:fill="F2F4F5"/>
-            <w:tcBorders>
-              <w:top w:val="single" w:sz="6" w:color="CAD3D8"/>
-              <w:left w:val="single" w:sz="6" w:color="CAD3D8"/>
-              <w:bottom w:val="single" w:sz="6" w:color="CAD3D8"/>
-              <w:right w:val="single" w:sz="6" w:color="CAD3D8"/>
-            </w:tcBorders>
-          </w:tcPr>
-          <w:p>
-            <w:pPr>
-              <w:spacing w:after="0" w:before="0"/>
-              <w:jc w:val="left"/>
-            </w:pPr>
-            <w:r/>
-            <w:r>
-              <w:rPr>
-                <w:rFonts w:ascii="Arial" w:hAnsi="Arial" w:eastAsia="微软雅黑"/>
-                <w:b w:val="0"/>
-                <w:color w:val="17324D"/>
-                <w:sz w:val="17"/>
-              </w:rPr>
-              <w:t>M2-ROB-201</w:t>
-            </w:r>
-          </w:p>
-        </w:tc>
-        <w:tc>
-          <w:tcPr>
-            <w:tcW w:type="dxa" w:w="2948"/>
-            <w:vAlign w:val="center"/>
-            <w:shd w:fill="F2F4F5"/>
-            <w:tcBorders>
-              <w:top w:val="single" w:sz="6" w:color="CAD3D8"/>
-              <w:left w:val="single" w:sz="6" w:color="CAD3D8"/>
-              <w:bottom w:val="single" w:sz="6" w:color="CAD3D8"/>
-              <w:right w:val="single" w:sz="6" w:color="CAD3D8"/>
-            </w:tcBorders>
-          </w:tcPr>
-          <w:p>
-            <w:pPr>
-              <w:spacing w:after="0" w:before="0"/>
-              <w:jc w:val="left"/>
-            </w:pPr>
-            <w:r/>
-            <w:r>
-              <w:rPr>
-                <w:rFonts w:ascii="Arial" w:hAnsi="Arial" w:eastAsia="微软雅黑"/>
-                <w:b w:val="0"/>
-                <w:color w:val="17324D"/>
-                <w:sz w:val="17"/>
-              </w:rPr>
-              <w:t>三个三角形稳定误答为 TWO</w:t>
-            </w:r>
-          </w:p>
-        </w:tc>
-      </w:tr>
-      <w:tr>
-        <w:tc>
-          <w:tcPr>
-            <w:tcW w:type="dxa" w:w="1474"/>
-            <w:vAlign w:val="center"/>
-            <w:shd w:fill="FFFFFF"/>
-            <w:tcBorders>
-              <w:top w:val="single" w:sz="6" w:color="CAD3D8"/>
-              <w:left w:val="single" w:sz="6" w:color="CAD3D8"/>
-              <w:bottom w:val="single" w:sz="6" w:color="CAD3D8"/>
-              <w:right w:val="single" w:sz="6" w:color="CAD3D8"/>
-            </w:tcBorders>
-          </w:tcPr>
-          <w:p>
-            <w:pPr>
-              <w:spacing w:after="0" w:before="0"/>
-              <w:jc w:val="left"/>
-            </w:pPr>
-            <w:r/>
-            <w:r>
-              <w:rPr>
-                <w:rFonts w:ascii="Arial" w:hAnsi="Arial" w:eastAsia="微软雅黑"/>
-                <w:b w:val="0"/>
-                <w:color w:val="17324D"/>
-                <w:sz w:val="17"/>
-              </w:rPr>
-              <w:t>DEF-PERF-001</w:t>
-            </w:r>
-          </w:p>
-        </w:tc>
-        <w:tc>
-          <w:tcPr>
-            <w:tcW w:type="dxa" w:w="1361"/>
-            <w:vAlign w:val="center"/>
-            <w:shd w:fill="FFFFFF"/>
-            <w:tcBorders>
-              <w:top w:val="single" w:sz="6" w:color="CAD3D8"/>
-              <w:left w:val="single" w:sz="6" w:color="CAD3D8"/>
-              <w:bottom w:val="single" w:sz="6" w:color="CAD3D8"/>
-              <w:right w:val="single" w:sz="6" w:color="CAD3D8"/>
-            </w:tcBorders>
-          </w:tcPr>
-          <w:p>
-            <w:pPr>
-              <w:spacing w:after="0" w:before="0"/>
-              <w:jc w:val="left"/>
-            </w:pPr>
-            <w:r/>
-            <w:r>
-              <w:rPr>
-                <w:rFonts w:ascii="Arial" w:hAnsi="Arial" w:eastAsia="微软雅黑"/>
-                <w:b w:val="0"/>
-                <w:color w:val="17324D"/>
-                <w:sz w:val="17"/>
-              </w:rPr>
-              <w:t>性能</w:t>
-            </w:r>
-          </w:p>
-        </w:tc>
-        <w:tc>
-          <w:tcPr>
-            <w:tcW w:type="dxa" w:w="1020"/>
-            <w:vAlign w:val="center"/>
-            <w:shd w:fill="FFFFFF"/>
-            <w:tcBorders>
-              <w:top w:val="single" w:sz="6" w:color="CAD3D8"/>
-              <w:left w:val="single" w:sz="6" w:color="CAD3D8"/>
-              <w:bottom w:val="single" w:sz="6" w:color="CAD3D8"/>
-              <w:right w:val="single" w:sz="6" w:color="CAD3D8"/>
-            </w:tcBorders>
-          </w:tcPr>
-          <w:p>
-            <w:pPr>
-              <w:spacing w:after="0" w:before="0"/>
-              <w:jc w:val="left"/>
-            </w:pPr>
-            <w:r/>
-            <w:r>
-              <w:rPr>
-                <w:rFonts w:ascii="Arial" w:hAnsi="Arial" w:eastAsia="微软雅黑"/>
-                <w:b w:val="0"/>
-                <w:color w:val="17324D"/>
-                <w:sz w:val="17"/>
-              </w:rPr>
-              <w:t>中</w:t>
-            </w:r>
-          </w:p>
-        </w:tc>
-        <w:tc>
-          <w:tcPr>
-            <w:tcW w:type="dxa" w:w="1020"/>
-            <w:vAlign w:val="center"/>
-            <w:shd w:fill="FFFFFF"/>
-            <w:tcBorders>
-              <w:top w:val="single" w:sz="6" w:color="CAD3D8"/>
-              <w:left w:val="single" w:sz="6" w:color="CAD3D8"/>
-              <w:bottom w:val="single" w:sz="6" w:color="CAD3D8"/>
-              <w:right w:val="single" w:sz="6" w:color="CAD3D8"/>
-            </w:tcBorders>
-          </w:tcPr>
-          <w:p>
-            <w:pPr>
-              <w:spacing w:after="0" w:before="0"/>
-              <w:jc w:val="left"/>
-            </w:pPr>
-            <w:r/>
-            <w:r>
-              <w:rPr>
-                <w:rFonts w:ascii="Arial" w:hAnsi="Arial" w:eastAsia="微软雅黑"/>
-                <w:b w:val="0"/>
-                <w:color w:val="17324D"/>
-                <w:sz w:val="17"/>
-              </w:rPr>
-              <w:t>未修复</w:t>
-            </w:r>
-          </w:p>
-        </w:tc>
-        <w:tc>
-          <w:tcPr>
-            <w:tcW w:type="dxa" w:w="1701"/>
-            <w:vAlign w:val="center"/>
-            <w:shd w:fill="FFFFFF"/>
-            <w:tcBorders>
-              <w:top w:val="single" w:sz="6" w:color="CAD3D8"/>
-              <w:left w:val="single" w:sz="6" w:color="CAD3D8"/>
-              <w:bottom w:val="single" w:sz="6" w:color="CAD3D8"/>
-              <w:right w:val="single" w:sz="6" w:color="CAD3D8"/>
-            </w:tcBorders>
-          </w:tcPr>
-          <w:p>
-            <w:pPr>
-              <w:spacing w:after="0" w:before="0"/>
-              <w:jc w:val="left"/>
-            </w:pPr>
-            <w:r/>
-            <w:r>
-              <w:rPr>
-                <w:rFonts w:ascii="Arial" w:hAnsi="Arial" w:eastAsia="微软雅黑"/>
-                <w:b w:val="0"/>
-                <w:color w:val="17324D"/>
-                <w:sz w:val="17"/>
-              </w:rPr>
-              <w:t>M2-PER-201/202</w:t>
-            </w:r>
-          </w:p>
-        </w:tc>
-        <w:tc>
-          <w:tcPr>
-            <w:tcW w:type="dxa" w:w="2948"/>
-            <w:vAlign w:val="center"/>
-            <w:shd w:fill="FFFFFF"/>
-            <w:tcBorders>
-              <w:top w:val="single" w:sz="6" w:color="CAD3D8"/>
-              <w:left w:val="single" w:sz="6" w:color="CAD3D8"/>
-              <w:bottom w:val="single" w:sz="6" w:color="CAD3D8"/>
-              <w:right w:val="single" w:sz="6" w:color="CAD3D8"/>
-            </w:tcBorders>
-          </w:tcPr>
-          <w:p>
-            <w:pPr>
-              <w:spacing w:after="0" w:before="0"/>
-              <w:jc w:val="left"/>
-            </w:pPr>
-            <w:r/>
-            <w:r>
-              <w:rPr>
-                <w:rFonts w:ascii="Arial" w:hAnsi="Arial" w:eastAsia="微软雅黑"/>
-                <w:b w:val="0"/>
-                <w:color w:val="17324D"/>
-                <w:sz w:val="17"/>
-              </w:rPr>
-              <w:t>解码吞吐倍率未达 1.2×</w:t>
-            </w:r>
-          </w:p>
-        </w:tc>
-      </w:tr>
-      <w:tr>
-        <w:tc>
-          <w:tcPr>
-            <w:tcW w:type="dxa" w:w="1474"/>
-            <w:vAlign w:val="center"/>
-            <w:shd w:fill="F2F4F5"/>
-            <w:tcBorders>
-              <w:top w:val="single" w:sz="6" w:color="CAD3D8"/>
-              <w:left w:val="single" w:sz="6" w:color="CAD3D8"/>
-              <w:bottom w:val="single" w:sz="6" w:color="CAD3D8"/>
-              <w:right w:val="single" w:sz="6" w:color="CAD3D8"/>
-            </w:tcBorders>
-          </w:tcPr>
-          <w:p>
-            <w:pPr>
-              <w:spacing w:after="0" w:before="0"/>
-              <w:jc w:val="left"/>
-            </w:pPr>
-            <w:r/>
-            <w:r>
-              <w:rPr>
-                <w:rFonts w:ascii="Arial" w:hAnsi="Arial" w:eastAsia="微软雅黑"/>
-                <w:b w:val="0"/>
-                <w:color w:val="17324D"/>
-                <w:sz w:val="17"/>
-              </w:rPr>
-              <w:t>DEF-FW-001</w:t>
-            </w:r>
-          </w:p>
-        </w:tc>
-        <w:tc>
-          <w:tcPr>
-            <w:tcW w:type="dxa" w:w="1361"/>
-            <w:vAlign w:val="center"/>
-            <w:shd w:fill="F2F4F5"/>
-            <w:tcBorders>
-              <w:top w:val="single" w:sz="6" w:color="CAD3D8"/>
-              <w:left w:val="single" w:sz="6" w:color="CAD3D8"/>
-              <w:bottom w:val="single" w:sz="6" w:color="CAD3D8"/>
-              <w:right w:val="single" w:sz="6" w:color="CAD3D8"/>
-            </w:tcBorders>
-          </w:tcPr>
-          <w:p>
-            <w:pPr>
-              <w:spacing w:after="0" w:before="0"/>
-              <w:jc w:val="left"/>
-            </w:pPr>
-            <w:r/>
-            <w:r>
-              <w:rPr>
-                <w:rFonts w:ascii="Arial" w:hAnsi="Arial" w:eastAsia="微软雅黑"/>
-                <w:b w:val="0"/>
-                <w:color w:val="17324D"/>
-                <w:sz w:val="17"/>
-              </w:rPr>
-              <w:t>测试框架</w:t>
-            </w:r>
-          </w:p>
-        </w:tc>
-        <w:tc>
-          <w:tcPr>
-            <w:tcW w:type="dxa" w:w="1020"/>
-            <w:vAlign w:val="center"/>
-            <w:shd w:fill="F2F4F5"/>
-            <w:tcBorders>
-              <w:top w:val="single" w:sz="6" w:color="CAD3D8"/>
-              <w:left w:val="single" w:sz="6" w:color="CAD3D8"/>
-              <w:bottom w:val="single" w:sz="6" w:color="CAD3D8"/>
-              <w:right w:val="single" w:sz="6" w:color="CAD3D8"/>
-            </w:tcBorders>
-          </w:tcPr>
-          <w:p>
-            <w:pPr>
-              <w:spacing w:after="0" w:before="0"/>
-              <w:jc w:val="left"/>
-            </w:pPr>
-            <w:r/>
-            <w:r>
-              <w:rPr>
-                <w:rFonts w:ascii="Arial" w:hAnsi="Arial" w:eastAsia="微软雅黑"/>
-                <w:b w:val="0"/>
-                <w:color w:val="17324D"/>
-                <w:sz w:val="17"/>
-              </w:rPr>
-              <w:t>中</w:t>
-            </w:r>
-          </w:p>
-        </w:tc>
-        <w:tc>
-          <w:tcPr>
-            <w:tcW w:type="dxa" w:w="1020"/>
-            <w:vAlign w:val="center"/>
-            <w:shd w:fill="F2F4F5"/>
-            <w:tcBorders>
-              <w:top w:val="single" w:sz="6" w:color="CAD3D8"/>
-              <w:left w:val="single" w:sz="6" w:color="CAD3D8"/>
-              <w:bottom w:val="single" w:sz="6" w:color="CAD3D8"/>
-              <w:right w:val="single" w:sz="6" w:color="CAD3D8"/>
-            </w:tcBorders>
-          </w:tcPr>
-          <w:p>
-            <w:pPr>
-              <w:spacing w:after="0" w:before="0"/>
-              <w:jc w:val="left"/>
-            </w:pPr>
-            <w:r/>
-            <w:r>
-              <w:rPr>
-                <w:rFonts w:ascii="Arial" w:hAnsi="Arial" w:eastAsia="微软雅黑"/>
-                <w:b w:val="0"/>
-                <w:color w:val="17324D"/>
-                <w:sz w:val="17"/>
-              </w:rPr>
-              <w:t>已修复</w:t>
-            </w:r>
-          </w:p>
-        </w:tc>
-        <w:tc>
-          <w:tcPr>
-            <w:tcW w:type="dxa" w:w="1701"/>
-            <w:vAlign w:val="center"/>
-            <w:shd w:fill="F2F4F5"/>
-            <w:tcBorders>
-              <w:top w:val="single" w:sz="6" w:color="CAD3D8"/>
-              <w:left w:val="single" w:sz="6" w:color="CAD3D8"/>
-              <w:bottom w:val="single" w:sz="6" w:color="CAD3D8"/>
-              <w:right w:val="single" w:sz="6" w:color="CAD3D8"/>
-            </w:tcBorders>
-          </w:tcPr>
-          <w:p>
-            <w:pPr>
-              <w:spacing w:after="0" w:before="0"/>
-              <w:jc w:val="left"/>
-            </w:pPr>
-            <w:r/>
-            <w:r>
-              <w:rPr>
-                <w:rFonts w:ascii="Arial" w:hAnsi="Arial" w:eastAsia="微软雅黑"/>
-                <w:b w:val="0"/>
-                <w:color w:val="17324D"/>
-                <w:sz w:val="17"/>
-              </w:rPr>
-              <w:t>性能汇总</w:t>
-            </w:r>
-          </w:p>
-        </w:tc>
-        <w:tc>
-          <w:tcPr>
-            <w:tcW w:type="dxa" w:w="2948"/>
-            <w:vAlign w:val="center"/>
-            <w:shd w:fill="F2F4F5"/>
-            <w:tcBorders>
-              <w:top w:val="single" w:sz="6" w:color="CAD3D8"/>
-              <w:left w:val="single" w:sz="6" w:color="CAD3D8"/>
-              <w:bottom w:val="single" w:sz="6" w:color="CAD3D8"/>
-              <w:right w:val="single" w:sz="6" w:color="CAD3D8"/>
-            </w:tcBorders>
-          </w:tcPr>
-          <w:p>
-            <w:pPr>
-              <w:spacing w:after="0" w:before="0"/>
-              <w:jc w:val="left"/>
-            </w:pPr>
-            <w:r/>
-            <w:r>
-              <w:rPr>
-                <w:rFonts w:ascii="Arial" w:hAnsi="Arial" w:eastAsia="微软雅黑"/>
-                <w:b w:val="0"/>
-                <w:color w:val="17324D"/>
-                <w:sz w:val="17"/>
-              </w:rPr>
-              <w:t>曾以总时延比较不同输出长度</w:t>
-            </w:r>
-          </w:p>
-        </w:tc>
-      </w:tr>
-    </w:tbl>
-    <w:p>
-      <w:pPr>
-        <w:spacing w:after="0"/>
-      </w:pPr>
-    </w:p>
-    <w:p>
-      <w:pPr>
-        <w:pStyle w:val="Heading1"/>
-      </w:pPr>
-      <w:r>
-        <w:t>2. 统计口径</w:t>
-      </w:r>
-    </w:p>
-    <w:p>
-      <w:pPr>
-        <w:pStyle w:val="ListBullet"/>
-        <w:spacing w:after="60"/>
-      </w:pPr>
-      <w:r>
-        <w:t>正式运行含 15 条用例、Baseline 与 MMSep 两种模式，共 30 个配置结果。</w:t>
-      </w:r>
-    </w:p>
-    <w:p>
-      <w:pPr>
-        <w:pStyle w:val="ListBullet"/>
-        <w:spacing w:after="60"/>
-      </w:pPr>
-      <w:r>
-        <w:t>输出 Oracle 通过 26/30（86.67%）；把性能阈值计入整条用例后，通过 11/15（73.33%）。</w:t>
-      </w:r>
-    </w:p>
-    <w:p>
-      <w:pPr>
-        <w:pStyle w:val="ListBullet"/>
-        <w:spacing w:after="60"/>
-      </w:pPr>
-      <w:r>
-        <w:t>运行过程无执行错误；失败均来自可复现的模型输出或性能门槛。</w:t>
-      </w:r>
-    </w:p>
-    <w:p>
-      <w:pPr>
-        <w:pStyle w:val="Heading1"/>
-        <w:pageBreakBefore/>
-      </w:pPr>
-      <w:r>
-        <w:t>3. DEF-AI-001  基础图像计数错误：两个红色圆形回答 ONE</w:t>
-      </w:r>
-    </w:p>
-    <w:tbl>
-      <w:tblPr>
-        <w:tblStyle w:val="TableGrid"/>
-        <w:tblW w:type="auto" w:w="0"/>
-        <w:jc w:val="center"/>
-        <w:tblLayout w:type="fixed"/>
-        <w:tblLook w:firstColumn="1" w:firstRow="1" w:lastColumn="0" w:lastRow="0" w:noHBand="0" w:noVBand="1" w:val="04A0"/>
-      </w:tblPr>
-      <w:tblGrid>
-        <w:gridCol w:w="4986"/>
-        <w:gridCol w:w="4986"/>
-      </w:tblGrid>
-      <w:tr>
-        <w:trPr>
-          <w:tblHeader w:val="true"/>
-        </w:trPr>
-        <w:tc>
-          <w:tcPr>
-            <w:tcW w:type="dxa" w:w="1757"/>
-            <w:vAlign w:val="center"/>
-            <w:shd w:fill="17324D"/>
-            <w:tcBorders>
-              <w:top w:val="single" w:sz="4" w:color="FFFFFF"/>
-              <w:left w:val="single" w:sz="4" w:color="FFFFFF"/>
-              <w:bottom w:val="single" w:sz="4" w:color="FFFFFF"/>
-              <w:right w:val="single" w:sz="4" w:color="FFFFFF"/>
-            </w:tcBorders>
-          </w:tcPr>
-          <w:p>
-            <w:pPr>
-              <w:spacing w:after="0" w:before="0"/>
-              <w:jc w:val="center"/>
-            </w:pPr>
-            <w:r/>
-            <w:r>
-              <w:rPr>
-                <w:rFonts w:ascii="Arial" w:hAnsi="Arial" w:eastAsia="微软雅黑"/>
+                <w:rFonts w:ascii="Arial" w:hAnsi="Arial" w:eastAsia="Microsoft YaHei"/>
                 <w:b/>
                 <w:color w:val="FFFFFF"/>
                 <w:sz w:val="18"/>
@@ -1460,25 +1585,31 @@
         </w:tc>
         <w:tc>
           <w:tcPr>
-            <w:tcW w:type="dxa" w:w="7200"/>
+            <w:tcW w:type="dxa" w:w="7992"/>
             <w:vAlign w:val="center"/>
-            <w:shd w:fill="17324D"/>
             <w:tcBorders>
-              <w:top w:val="single" w:sz="4" w:color="FFFFFF"/>
-              <w:left w:val="single" w:sz="4" w:color="FFFFFF"/>
-              <w:bottom w:val="single" w:sz="4" w:color="FFFFFF"/>
-              <w:right w:val="single" w:sz="4" w:color="FFFFFF"/>
+              <w:top w:val="single" w:sz="4" w:color="D9D9D9"/>
+              <w:left w:val="single" w:sz="4" w:color="D9D9D9"/>
+              <w:bottom w:val="single" w:sz="4" w:color="D9D9D9"/>
+              <w:right w:val="single" w:sz="4" w:color="D9D9D9"/>
+              <w:insideH w:val="single" w:sz="4" w:color="D9D9D9"/>
+              <w:insideV w:val="single" w:sz="4" w:color="D9D9D9"/>
             </w:tcBorders>
+            <w:tcMar>
+              <w:top w:w="100" w:type="dxa"/>
+              <w:start w:w="110" w:type="dxa"/>
+              <w:bottom w:w="100" w:type="dxa"/>
+              <w:end w:w="110" w:type="dxa"/>
+            </w:tcMar>
+            <w:shd w:fill="1F4E78"/>
           </w:tcPr>
           <w:p>
             <w:pPr>
-              <w:spacing w:after="0" w:before="0"/>
-              <w:jc w:val="center"/>
+              <w:spacing w:before="0" w:after="0" w:line="276" w:lineRule="auto"/>
             </w:pPr>
-            <w:r/>
             <w:r>
               <w:rPr>
-                <w:rFonts w:ascii="Arial" w:hAnsi="Arial" w:eastAsia="微软雅黑"/>
+                <w:rFonts w:ascii="Arial" w:hAnsi="Arial" w:eastAsia="Microsoft YaHei"/>
                 <w:b/>
                 <w:color w:val="FFFFFF"/>
                 <w:sz w:val="18"/>
@@ -1491,59 +1622,69 @@
       <w:tr>
         <w:tc>
           <w:tcPr>
-            <w:tcW w:type="dxa" w:w="1757"/>
+            <w:tcW w:type="dxa" w:w="1944"/>
             <w:vAlign w:val="center"/>
-            <w:shd w:fill="FFFFFF"/>
             <w:tcBorders>
-              <w:top w:val="single" w:sz="6" w:color="CAD3D8"/>
-              <w:left w:val="single" w:sz="6" w:color="CAD3D8"/>
-              <w:bottom w:val="single" w:sz="6" w:color="CAD3D8"/>
-              <w:right w:val="single" w:sz="6" w:color="CAD3D8"/>
+              <w:top w:val="single" w:sz="4" w:color="D9D9D9"/>
+              <w:left w:val="single" w:sz="4" w:color="D9D9D9"/>
+              <w:bottom w:val="single" w:sz="4" w:color="D9D9D9"/>
+              <w:right w:val="single" w:sz="4" w:color="D9D9D9"/>
+              <w:insideH w:val="single" w:sz="4" w:color="D9D9D9"/>
+              <w:insideV w:val="single" w:sz="4" w:color="D9D9D9"/>
             </w:tcBorders>
+            <w:tcMar>
+              <w:top w:w="100" w:type="dxa"/>
+              <w:start w:w="110" w:type="dxa"/>
+              <w:bottom w:w="100" w:type="dxa"/>
+              <w:end w:w="110" w:type="dxa"/>
+            </w:tcMar>
           </w:tcPr>
           <w:p>
             <w:pPr>
-              <w:spacing w:after="0" w:before="0"/>
-              <w:jc w:val="left"/>
+              <w:spacing w:before="0" w:after="0" w:line="276" w:lineRule="auto"/>
             </w:pPr>
-            <w:r/>
             <w:r>
               <w:rPr>
-                <w:rFonts w:ascii="Arial" w:hAnsi="Arial" w:eastAsia="微软雅黑"/>
-                <w:b w:val="0"/>
-                <w:color w:val="17324D"/>
+                <w:rFonts w:ascii="Arial" w:hAnsi="Arial" w:eastAsia="Microsoft YaHei"/>
+                <w:b/>
+                <w:color w:val="000000"/>
                 <w:sz w:val="18"/>
               </w:rPr>
-              <w:t>状态 / 严重级别</w:t>
+              <w:t>严重度</w:t>
             </w:r>
           </w:p>
         </w:tc>
         <w:tc>
           <w:tcPr>
-            <w:tcW w:type="dxa" w:w="7200"/>
+            <w:tcW w:type="dxa" w:w="7992"/>
             <w:vAlign w:val="center"/>
-            <w:shd w:fill="FFFFFF"/>
             <w:tcBorders>
-              <w:top w:val="single" w:sz="6" w:color="CAD3D8"/>
-              <w:left w:val="single" w:sz="6" w:color="CAD3D8"/>
-              <w:bottom w:val="single" w:sz="6" w:color="CAD3D8"/>
-              <w:right w:val="single" w:sz="6" w:color="CAD3D8"/>
+              <w:top w:val="single" w:sz="4" w:color="D9D9D9"/>
+              <w:left w:val="single" w:sz="4" w:color="D9D9D9"/>
+              <w:bottom w:val="single" w:sz="4" w:color="D9D9D9"/>
+              <w:right w:val="single" w:sz="4" w:color="D9D9D9"/>
+              <w:insideH w:val="single" w:sz="4" w:color="D9D9D9"/>
+              <w:insideV w:val="single" w:sz="4" w:color="D9D9D9"/>
             </w:tcBorders>
+            <w:tcMar>
+              <w:top w:w="100" w:type="dxa"/>
+              <w:start w:w="110" w:type="dxa"/>
+              <w:bottom w:w="100" w:type="dxa"/>
+              <w:end w:w="110" w:type="dxa"/>
+            </w:tcMar>
           </w:tcPr>
           <w:p>
             <w:pPr>
-              <w:spacing w:after="0" w:before="0"/>
-              <w:jc w:val="left"/>
+              <w:spacing w:before="0" w:after="0" w:line="276" w:lineRule="auto"/>
             </w:pPr>
-            <w:r/>
             <w:r>
               <w:rPr>
-                <w:rFonts w:ascii="Arial" w:hAnsi="Arial" w:eastAsia="微软雅黑"/>
+                <w:rFonts w:ascii="Arial" w:hAnsi="Arial" w:eastAsia="Microsoft YaHei"/>
                 <w:b w:val="0"/>
-                <w:color w:val="17324D"/>
+                <w:color w:val="000000"/>
                 <w:sz w:val="18"/>
               </w:rPr>
-              <w:t>未修复 / 高</w:t>
+              <w:t>中</w:t>
             </w:r>
           </w:p>
         </w:tc>
@@ -1551,59 +1692,71 @@
       <w:tr>
         <w:tc>
           <w:tcPr>
-            <w:tcW w:type="dxa" w:w="1757"/>
+            <w:tcW w:type="dxa" w:w="1944"/>
             <w:vAlign w:val="center"/>
-            <w:shd w:fill="F2F4F5"/>
             <w:tcBorders>
-              <w:top w:val="single" w:sz="6" w:color="CAD3D8"/>
-              <w:left w:val="single" w:sz="6" w:color="CAD3D8"/>
-              <w:bottom w:val="single" w:sz="6" w:color="CAD3D8"/>
-              <w:right w:val="single" w:sz="6" w:color="CAD3D8"/>
+              <w:top w:val="single" w:sz="4" w:color="D9D9D9"/>
+              <w:left w:val="single" w:sz="4" w:color="D9D9D9"/>
+              <w:bottom w:val="single" w:sz="4" w:color="D9D9D9"/>
+              <w:right w:val="single" w:sz="4" w:color="D9D9D9"/>
+              <w:insideH w:val="single" w:sz="4" w:color="D9D9D9"/>
+              <w:insideV w:val="single" w:sz="4" w:color="D9D9D9"/>
             </w:tcBorders>
+            <w:tcMar>
+              <w:top w:w="100" w:type="dxa"/>
+              <w:start w:w="110" w:type="dxa"/>
+              <w:bottom w:w="100" w:type="dxa"/>
+              <w:end w:w="110" w:type="dxa"/>
+            </w:tcMar>
+            <w:shd w:fill="EEF5FA"/>
           </w:tcPr>
           <w:p>
             <w:pPr>
-              <w:spacing w:after="0" w:before="0"/>
-              <w:jc w:val="left"/>
+              <w:spacing w:before="0" w:after="0" w:line="276" w:lineRule="auto"/>
             </w:pPr>
-            <w:r/>
             <w:r>
               <w:rPr>
-                <w:rFonts w:ascii="Arial" w:hAnsi="Arial" w:eastAsia="微软雅黑"/>
-                <w:b w:val="0"/>
-                <w:color w:val="17324D"/>
+                <w:rFonts w:ascii="Arial" w:hAnsi="Arial" w:eastAsia="Microsoft YaHei"/>
+                <w:b/>
+                <w:color w:val="000000"/>
                 <w:sz w:val="18"/>
               </w:rPr>
-              <w:t>发现版本</w:t>
+              <w:t>关联用例</w:t>
             </w:r>
           </w:p>
         </w:tc>
         <w:tc>
           <w:tcPr>
-            <w:tcW w:type="dxa" w:w="7200"/>
+            <w:tcW w:type="dxa" w:w="7992"/>
             <w:vAlign w:val="center"/>
-            <w:shd w:fill="F2F4F5"/>
             <w:tcBorders>
-              <w:top w:val="single" w:sz="6" w:color="CAD3D8"/>
-              <w:left w:val="single" w:sz="6" w:color="CAD3D8"/>
-              <w:bottom w:val="single" w:sz="6" w:color="CAD3D8"/>
-              <w:right w:val="single" w:sz="6" w:color="CAD3D8"/>
+              <w:top w:val="single" w:sz="4" w:color="D9D9D9"/>
+              <w:left w:val="single" w:sz="4" w:color="D9D9D9"/>
+              <w:bottom w:val="single" w:sz="4" w:color="D9D9D9"/>
+              <w:right w:val="single" w:sz="4" w:color="D9D9D9"/>
+              <w:insideH w:val="single" w:sz="4" w:color="D9D9D9"/>
+              <w:insideV w:val="single" w:sz="4" w:color="D9D9D9"/>
             </w:tcBorders>
+            <w:tcMar>
+              <w:top w:w="100" w:type="dxa"/>
+              <w:start w:w="110" w:type="dxa"/>
+              <w:bottom w:w="100" w:type="dxa"/>
+              <w:end w:w="110" w:type="dxa"/>
+            </w:tcMar>
+            <w:shd w:fill="EEF5FA"/>
           </w:tcPr>
           <w:p>
             <w:pPr>
-              <w:spacing w:after="0" w:before="0"/>
-              <w:jc w:val="left"/>
+              <w:spacing w:before="0" w:after="0" w:line="276" w:lineRule="auto"/>
             </w:pPr>
-            <w:r/>
             <w:r>
               <w:rPr>
-                <w:rFonts w:ascii="Arial" w:hAnsi="Arial" w:eastAsia="微软雅黑"/>
+                <w:rFonts w:ascii="Arial" w:hAnsi="Arial" w:eastAsia="Microsoft YaHei"/>
                 <w:b w:val="0"/>
-                <w:color w:val="17324D"/>
+                <w:color w:val="000000"/>
                 <w:sz w:val="18"/>
               </w:rPr>
-              <w:t>源代码 0bd7e93；分析口径 65d3ea6</w:t>
+              <w:t>M2-PER-201、M2-PER-202</w:t>
             </w:r>
           </w:p>
         </w:tc>
@@ -1611,59 +1764,69 @@
       <w:tr>
         <w:tc>
           <w:tcPr>
-            <w:tcW w:type="dxa" w:w="1757"/>
+            <w:tcW w:type="dxa" w:w="1944"/>
             <w:vAlign w:val="center"/>
-            <w:shd w:fill="FFFFFF"/>
             <w:tcBorders>
-              <w:top w:val="single" w:sz="6" w:color="CAD3D8"/>
-              <w:left w:val="single" w:sz="6" w:color="CAD3D8"/>
-              <w:bottom w:val="single" w:sz="6" w:color="CAD3D8"/>
-              <w:right w:val="single" w:sz="6" w:color="CAD3D8"/>
+              <w:top w:val="single" w:sz="4" w:color="D9D9D9"/>
+              <w:left w:val="single" w:sz="4" w:color="D9D9D9"/>
+              <w:bottom w:val="single" w:sz="4" w:color="D9D9D9"/>
+              <w:right w:val="single" w:sz="4" w:color="D9D9D9"/>
+              <w:insideH w:val="single" w:sz="4" w:color="D9D9D9"/>
+              <w:insideV w:val="single" w:sz="4" w:color="D9D9D9"/>
             </w:tcBorders>
+            <w:tcMar>
+              <w:top w:w="100" w:type="dxa"/>
+              <w:start w:w="110" w:type="dxa"/>
+              <w:bottom w:w="100" w:type="dxa"/>
+              <w:end w:w="110" w:type="dxa"/>
+            </w:tcMar>
           </w:tcPr>
           <w:p>
             <w:pPr>
-              <w:spacing w:after="0" w:before="0"/>
-              <w:jc w:val="left"/>
+              <w:spacing w:before="0" w:after="0" w:line="276" w:lineRule="auto"/>
             </w:pPr>
-            <w:r/>
             <w:r>
               <w:rPr>
-                <w:rFonts w:ascii="Arial" w:hAnsi="Arial" w:eastAsia="微软雅黑"/>
-                <w:b w:val="0"/>
-                <w:color w:val="17324D"/>
+                <w:rFonts w:ascii="Arial" w:hAnsi="Arial" w:eastAsia="Microsoft YaHei"/>
+                <w:b/>
+                <w:color w:val="000000"/>
                 <w:sz w:val="18"/>
               </w:rPr>
-              <w:t>运行环境</w:t>
+              <w:t>环境</w:t>
             </w:r>
           </w:p>
         </w:tc>
         <w:tc>
           <w:tcPr>
-            <w:tcW w:type="dxa" w:w="7200"/>
+            <w:tcW w:type="dxa" w:w="7992"/>
             <w:vAlign w:val="center"/>
-            <w:shd w:fill="FFFFFF"/>
             <w:tcBorders>
-              <w:top w:val="single" w:sz="6" w:color="CAD3D8"/>
-              <w:left w:val="single" w:sz="6" w:color="CAD3D8"/>
-              <w:bottom w:val="single" w:sz="6" w:color="CAD3D8"/>
-              <w:right w:val="single" w:sz="6" w:color="CAD3D8"/>
+              <w:top w:val="single" w:sz="4" w:color="D9D9D9"/>
+              <w:left w:val="single" w:sz="4" w:color="D9D9D9"/>
+              <w:bottom w:val="single" w:sz="4" w:color="D9D9D9"/>
+              <w:right w:val="single" w:sz="4" w:color="D9D9D9"/>
+              <w:insideH w:val="single" w:sz="4" w:color="D9D9D9"/>
+              <w:insideV w:val="single" w:sz="4" w:color="D9D9D9"/>
             </w:tcBorders>
+            <w:tcMar>
+              <w:top w:w="100" w:type="dxa"/>
+              <w:start w:w="110" w:type="dxa"/>
+              <w:bottom w:w="100" w:type="dxa"/>
+              <w:end w:w="110" w:type="dxa"/>
+            </w:tcMar>
           </w:tcPr>
           <w:p>
             <w:pPr>
-              <w:spacing w:after="0" w:before="0"/>
-              <w:jc w:val="left"/>
+              <w:spacing w:before="0" w:after="0" w:line="276" w:lineRule="auto"/>
             </w:pPr>
-            <w:r/>
             <w:r>
               <w:rPr>
-                <w:rFonts w:ascii="Arial" w:hAnsi="Arial" w:eastAsia="微软雅黑"/>
+                <w:rFonts w:ascii="Arial" w:hAnsi="Arial" w:eastAsia="Microsoft YaHei"/>
                 <w:b w:val="0"/>
-                <w:color w:val="17324D"/>
+                <w:color w:val="000000"/>
                 <w:sz w:val="18"/>
               </w:rPr>
-              <w:t>NVIDIA GeForce RTX 4090；PyTorch 2.4.1+cu121；Transformers 4.36.2；4-bit</w:t>
+              <w:t>RTX 4090；Python 3.10.12；PyTorch 2.4.1+cu121；Transformers 4.36.2；运行 module2-formal-0bd7e93-001</w:t>
             </w:r>
           </w:p>
         </w:tc>
@@ -1671,59 +1834,71 @@
       <w:tr>
         <w:tc>
           <w:tcPr>
-            <w:tcW w:type="dxa" w:w="1757"/>
+            <w:tcW w:type="dxa" w:w="1944"/>
             <w:vAlign w:val="center"/>
-            <w:shd w:fill="F2F4F5"/>
             <w:tcBorders>
-              <w:top w:val="single" w:sz="6" w:color="CAD3D8"/>
-              <w:left w:val="single" w:sz="6" w:color="CAD3D8"/>
-              <w:bottom w:val="single" w:sz="6" w:color="CAD3D8"/>
-              <w:right w:val="single" w:sz="6" w:color="CAD3D8"/>
+              <w:top w:val="single" w:sz="4" w:color="D9D9D9"/>
+              <w:left w:val="single" w:sz="4" w:color="D9D9D9"/>
+              <w:bottom w:val="single" w:sz="4" w:color="D9D9D9"/>
+              <w:right w:val="single" w:sz="4" w:color="D9D9D9"/>
+              <w:insideH w:val="single" w:sz="4" w:color="D9D9D9"/>
+              <w:insideV w:val="single" w:sz="4" w:color="D9D9D9"/>
             </w:tcBorders>
+            <w:tcMar>
+              <w:top w:w="100" w:type="dxa"/>
+              <w:start w:w="110" w:type="dxa"/>
+              <w:bottom w:w="100" w:type="dxa"/>
+              <w:end w:w="110" w:type="dxa"/>
+            </w:tcMar>
+            <w:shd w:fill="EEF5FA"/>
           </w:tcPr>
           <w:p>
             <w:pPr>
-              <w:spacing w:after="0" w:before="0"/>
-              <w:jc w:val="left"/>
+              <w:spacing w:before="0" w:after="0" w:line="276" w:lineRule="auto"/>
             </w:pPr>
-            <w:r/>
             <w:r>
               <w:rPr>
-                <w:rFonts w:ascii="Arial" w:hAnsi="Arial" w:eastAsia="微软雅黑"/>
-                <w:b w:val="0"/>
-                <w:color w:val="17324D"/>
+                <w:rFonts w:ascii="Arial" w:hAnsi="Arial" w:eastAsia="Microsoft YaHei"/>
+                <w:b/>
+                <w:color w:val="000000"/>
                 <w:sz w:val="18"/>
               </w:rPr>
-              <w:t>缺陷现象</w:t>
+              <w:t>现象</w:t>
             </w:r>
           </w:p>
         </w:tc>
         <w:tc>
           <w:tcPr>
-            <w:tcW w:type="dxa" w:w="7200"/>
+            <w:tcW w:type="dxa" w:w="7992"/>
             <w:vAlign w:val="center"/>
-            <w:shd w:fill="F2F4F5"/>
             <w:tcBorders>
-              <w:top w:val="single" w:sz="6" w:color="CAD3D8"/>
-              <w:left w:val="single" w:sz="6" w:color="CAD3D8"/>
-              <w:bottom w:val="single" w:sz="6" w:color="CAD3D8"/>
-              <w:right w:val="single" w:sz="6" w:color="CAD3D8"/>
+              <w:top w:val="single" w:sz="4" w:color="D9D9D9"/>
+              <w:left w:val="single" w:sz="4" w:color="D9D9D9"/>
+              <w:bottom w:val="single" w:sz="4" w:color="D9D9D9"/>
+              <w:right w:val="single" w:sz="4" w:color="D9D9D9"/>
+              <w:insideH w:val="single" w:sz="4" w:color="D9D9D9"/>
+              <w:insideV w:val="single" w:sz="4" w:color="D9D9D9"/>
             </w:tcBorders>
+            <w:tcMar>
+              <w:top w:w="100" w:type="dxa"/>
+              <w:start w:w="110" w:type="dxa"/>
+              <w:bottom w:w="100" w:type="dxa"/>
+              <w:end w:w="110" w:type="dxa"/>
+            </w:tcMar>
+            <w:shd w:fill="EEF5FA"/>
           </w:tcPr>
           <w:p>
             <w:pPr>
-              <w:spacing w:after="0" w:before="0"/>
-              <w:jc w:val="left"/>
+              <w:spacing w:before="0" w:after="0" w:line="276" w:lineRule="auto"/>
             </w:pPr>
-            <w:r/>
             <w:r>
               <w:rPr>
-                <w:rFonts w:ascii="Arial" w:hAnsi="Arial" w:eastAsia="微软雅黑"/>
+                <w:rFonts w:ascii="Arial" w:hAnsi="Arial" w:eastAsia="Microsoft YaHei"/>
                 <w:b w:val="0"/>
-                <w:color w:val="17324D"/>
+                <w:color w:val="000000"/>
                 <w:sz w:val="18"/>
               </w:rPr>
-              <w:t>Baseline 与 MMSep 在同一张含两个红色圆形的图片上均输出 ONE，期望为 TWO。两个模式都失败，说明问题不是由 MMSep 开关单独引入。</w:t>
+              <w:t>初版汇总直接用 Baseline 总时延除以 MMSep 总时延表示加速比。两种模式输出 token 数不同时，该值不能表示解码吞吐量。</w:t>
             </w:r>
           </w:p>
         </w:tc>
@@ -1731,59 +1906,73 @@
       <w:tr>
         <w:tc>
           <w:tcPr>
-            <w:tcW w:type="dxa" w:w="1757"/>
+            <w:tcW w:type="dxa" w:w="1944"/>
             <w:vAlign w:val="center"/>
-            <w:shd w:fill="FFFFFF"/>
             <w:tcBorders>
-              <w:top w:val="single" w:sz="6" w:color="CAD3D8"/>
-              <w:left w:val="single" w:sz="6" w:color="CAD3D8"/>
-              <w:bottom w:val="single" w:sz="6" w:color="CAD3D8"/>
-              <w:right w:val="single" w:sz="6" w:color="CAD3D8"/>
+              <w:top w:val="single" w:sz="4" w:color="D9D9D9"/>
+              <w:left w:val="single" w:sz="4" w:color="D9D9D9"/>
+              <w:bottom w:val="single" w:sz="4" w:color="D9D9D9"/>
+              <w:right w:val="single" w:sz="4" w:color="D9D9D9"/>
+              <w:insideH w:val="single" w:sz="4" w:color="D9D9D9"/>
+              <w:insideV w:val="single" w:sz="4" w:color="D9D9D9"/>
             </w:tcBorders>
+            <w:tcMar>
+              <w:top w:w="100" w:type="dxa"/>
+              <w:start w:w="110" w:type="dxa"/>
+              <w:bottom w:w="100" w:type="dxa"/>
+              <w:end w:w="110" w:type="dxa"/>
+            </w:tcMar>
           </w:tcPr>
           <w:p>
             <w:pPr>
-              <w:spacing w:after="0" w:before="0"/>
-              <w:jc w:val="left"/>
+              <w:spacing w:before="0" w:after="0" w:line="276" w:lineRule="auto"/>
             </w:pPr>
-            <w:r/>
             <w:r>
               <w:rPr>
-                <w:rFonts w:ascii="Arial" w:hAnsi="Arial" w:eastAsia="微软雅黑"/>
-                <w:b w:val="0"/>
-                <w:color w:val="17324D"/>
+                <w:rFonts w:ascii="Arial" w:hAnsi="Arial" w:eastAsia="Microsoft YaHei"/>
+                <w:b/>
+                <w:color w:val="000000"/>
                 <w:sz w:val="18"/>
               </w:rPr>
-              <w:t>期望结果</w:t>
+              <w:t>最小复现步骤</w:t>
             </w:r>
           </w:p>
         </w:tc>
         <w:tc>
           <w:tcPr>
-            <w:tcW w:type="dxa" w:w="7200"/>
+            <w:tcW w:type="dxa" w:w="7992"/>
             <w:vAlign w:val="center"/>
-            <w:shd w:fill="FFFFFF"/>
             <w:tcBorders>
-              <w:top w:val="single" w:sz="6" w:color="CAD3D8"/>
-              <w:left w:val="single" w:sz="6" w:color="CAD3D8"/>
-              <w:bottom w:val="single" w:sz="6" w:color="CAD3D8"/>
-              <w:right w:val="single" w:sz="6" w:color="CAD3D8"/>
+              <w:top w:val="single" w:sz="4" w:color="D9D9D9"/>
+              <w:left w:val="single" w:sz="4" w:color="D9D9D9"/>
+              <w:bottom w:val="single" w:sz="4" w:color="D9D9D9"/>
+              <w:right w:val="single" w:sz="4" w:color="D9D9D9"/>
+              <w:insideH w:val="single" w:sz="4" w:color="D9D9D9"/>
+              <w:insideV w:val="single" w:sz="4" w:color="D9D9D9"/>
             </w:tcBorders>
+            <w:tcMar>
+              <w:top w:w="100" w:type="dxa"/>
+              <w:start w:w="110" w:type="dxa"/>
+              <w:bottom w:w="100" w:type="dxa"/>
+              <w:end w:w="110" w:type="dxa"/>
+            </w:tcMar>
           </w:tcPr>
           <w:p>
             <w:pPr>
-              <w:spacing w:after="0" w:before="0"/>
-              <w:jc w:val="left"/>
+              <w:spacing w:before="0" w:after="0" w:line="276" w:lineRule="auto"/>
             </w:pPr>
-            <w:r/>
             <w:r>
               <w:rPr>
-                <w:rFonts w:ascii="Arial" w:hAnsi="Arial" w:eastAsia="微软雅黑"/>
+                <w:rFonts w:ascii="Arial" w:hAnsi="Arial" w:eastAsia="Microsoft YaHei"/>
                 <w:b w:val="0"/>
-                <w:color w:val="17324D"/>
+                <w:color w:val="000000"/>
                 <w:sz w:val="18"/>
               </w:rPr>
-              <w:t>两种模式均返回 TWO。</w:t>
+              <w:t>1. 读取 M2-PER-201 或 M2-PER-202 的两组原始记录。</w:t>
+              <w:br/>
+              <w:t>2. 分别计算总时延比和每条记录的 output_tokens / duration。</w:t>
+              <w:br/>
+              <w:t>3. 比较两个口径。</w:t>
             </w:r>
           </w:p>
         </w:tc>
@@ -1791,27 +1980,33 @@
       <w:tr>
         <w:tc>
           <w:tcPr>
-            <w:tcW w:type="dxa" w:w="1757"/>
+            <w:tcW w:type="dxa" w:w="1944"/>
             <w:vAlign w:val="center"/>
-            <w:shd w:fill="F2F4F5"/>
             <w:tcBorders>
-              <w:top w:val="single" w:sz="6" w:color="CAD3D8"/>
-              <w:left w:val="single" w:sz="6" w:color="CAD3D8"/>
-              <w:bottom w:val="single" w:sz="6" w:color="CAD3D8"/>
-              <w:right w:val="single" w:sz="6" w:color="CAD3D8"/>
+              <w:top w:val="single" w:sz="4" w:color="D9D9D9"/>
+              <w:left w:val="single" w:sz="4" w:color="D9D9D9"/>
+              <w:bottom w:val="single" w:sz="4" w:color="D9D9D9"/>
+              <w:right w:val="single" w:sz="4" w:color="D9D9D9"/>
+              <w:insideH w:val="single" w:sz="4" w:color="D9D9D9"/>
+              <w:insideV w:val="single" w:sz="4" w:color="D9D9D9"/>
             </w:tcBorders>
+            <w:tcMar>
+              <w:top w:w="100" w:type="dxa"/>
+              <w:start w:w="110" w:type="dxa"/>
+              <w:bottom w:w="100" w:type="dxa"/>
+              <w:end w:w="110" w:type="dxa"/>
+            </w:tcMar>
+            <w:shd w:fill="EEF5FA"/>
           </w:tcPr>
           <w:p>
             <w:pPr>
-              <w:spacing w:after="0" w:before="0"/>
-              <w:jc w:val="left"/>
+              <w:spacing w:before="0" w:after="0" w:line="276" w:lineRule="auto"/>
             </w:pPr>
-            <w:r/>
             <w:r>
               <w:rPr>
-                <w:rFonts w:ascii="Arial" w:hAnsi="Arial" w:eastAsia="微软雅黑"/>
-                <w:b w:val="0"/>
-                <w:color w:val="17324D"/>
+                <w:rFonts w:ascii="Arial" w:hAnsi="Arial" w:eastAsia="Microsoft YaHei"/>
+                <w:b/>
+                <w:color w:val="000000"/>
                 <w:sz w:val="18"/>
               </w:rPr>
               <w:t>实际结果</w:t>
@@ -1820,30 +2015,36 @@
         </w:tc>
         <w:tc>
           <w:tcPr>
-            <w:tcW w:type="dxa" w:w="7200"/>
+            <w:tcW w:type="dxa" w:w="7992"/>
             <w:vAlign w:val="center"/>
-            <w:shd w:fill="F2F4F5"/>
             <w:tcBorders>
-              <w:top w:val="single" w:sz="6" w:color="CAD3D8"/>
-              <w:left w:val="single" w:sz="6" w:color="CAD3D8"/>
-              <w:bottom w:val="single" w:sz="6" w:color="CAD3D8"/>
-              <w:right w:val="single" w:sz="6" w:color="CAD3D8"/>
+              <w:top w:val="single" w:sz="4" w:color="D9D9D9"/>
+              <w:left w:val="single" w:sz="4" w:color="D9D9D9"/>
+              <w:bottom w:val="single" w:sz="4" w:color="D9D9D9"/>
+              <w:right w:val="single" w:sz="4" w:color="D9D9D9"/>
+              <w:insideH w:val="single" w:sz="4" w:color="D9D9D9"/>
+              <w:insideV w:val="single" w:sz="4" w:color="D9D9D9"/>
             </w:tcBorders>
+            <w:tcMar>
+              <w:top w:w="100" w:type="dxa"/>
+              <w:start w:w="110" w:type="dxa"/>
+              <w:bottom w:w="100" w:type="dxa"/>
+              <w:end w:w="110" w:type="dxa"/>
+            </w:tcMar>
+            <w:shd w:fill="EEF5FA"/>
           </w:tcPr>
           <w:p>
             <w:pPr>
-              <w:spacing w:after="0" w:before="0"/>
-              <w:jc w:val="left"/>
+              <w:spacing w:before="0" w:after="0" w:line="276" w:lineRule="auto"/>
             </w:pPr>
-            <w:r/>
             <w:r>
               <w:rPr>
-                <w:rFonts w:ascii="Arial" w:hAnsi="Arial" w:eastAsia="微软雅黑"/>
+                <w:rFonts w:ascii="Arial" w:hAnsi="Arial" w:eastAsia="Microsoft YaHei"/>
                 <w:b w:val="0"/>
-                <w:color w:val="17324D"/>
+                <w:color w:val="000000"/>
                 <w:sz w:val="18"/>
               </w:rPr>
-              <w:t>Baseline=ONE；MMSep=ONE；通过次数均为 0/1。</w:t>
+              <w:t>初版 M2-PER-201 为 0.764×，M2-PER-202 为 1.020×；结果随输出长度变化，无法公平比较解码速度。</w:t>
             </w:r>
           </w:p>
         </w:tc>
@@ -1851,59 +2052,69 @@
       <w:tr>
         <w:tc>
           <w:tcPr>
-            <w:tcW w:type="dxa" w:w="1757"/>
+            <w:tcW w:type="dxa" w:w="1944"/>
             <w:vAlign w:val="center"/>
-            <w:shd w:fill="FFFFFF"/>
             <w:tcBorders>
-              <w:top w:val="single" w:sz="6" w:color="CAD3D8"/>
-              <w:left w:val="single" w:sz="6" w:color="CAD3D8"/>
-              <w:bottom w:val="single" w:sz="6" w:color="CAD3D8"/>
-              <w:right w:val="single" w:sz="6" w:color="CAD3D8"/>
+              <w:top w:val="single" w:sz="4" w:color="D9D9D9"/>
+              <w:left w:val="single" w:sz="4" w:color="D9D9D9"/>
+              <w:bottom w:val="single" w:sz="4" w:color="D9D9D9"/>
+              <w:right w:val="single" w:sz="4" w:color="D9D9D9"/>
+              <w:insideH w:val="single" w:sz="4" w:color="D9D9D9"/>
+              <w:insideV w:val="single" w:sz="4" w:color="D9D9D9"/>
             </w:tcBorders>
+            <w:tcMar>
+              <w:top w:w="100" w:type="dxa"/>
+              <w:start w:w="110" w:type="dxa"/>
+              <w:bottom w:w="100" w:type="dxa"/>
+              <w:end w:w="110" w:type="dxa"/>
+            </w:tcMar>
           </w:tcPr>
           <w:p>
             <w:pPr>
-              <w:spacing w:after="0" w:before="0"/>
-              <w:jc w:val="left"/>
+              <w:spacing w:before="0" w:after="0" w:line="276" w:lineRule="auto"/>
             </w:pPr>
-            <w:r/>
             <w:r>
               <w:rPr>
-                <w:rFonts w:ascii="Arial" w:hAnsi="Arial" w:eastAsia="微软雅黑"/>
-                <w:b w:val="0"/>
-                <w:color w:val="17324D"/>
+                <w:rFonts w:ascii="Arial" w:hAnsi="Arial" w:eastAsia="Microsoft YaHei"/>
+                <w:b/>
+                <w:color w:val="000000"/>
                 <w:sz w:val="18"/>
               </w:rPr>
-              <w:t>修复/处置</w:t>
+              <w:t>预期结果</w:t>
             </w:r>
           </w:p>
         </w:tc>
         <w:tc>
           <w:tcPr>
-            <w:tcW w:type="dxa" w:w="7200"/>
+            <w:tcW w:type="dxa" w:w="7992"/>
             <w:vAlign w:val="center"/>
-            <w:shd w:fill="FFFFFF"/>
             <w:tcBorders>
-              <w:top w:val="single" w:sz="6" w:color="CAD3D8"/>
-              <w:left w:val="single" w:sz="6" w:color="CAD3D8"/>
-              <w:bottom w:val="single" w:sz="6" w:color="CAD3D8"/>
-              <w:right w:val="single" w:sz="6" w:color="CAD3D8"/>
+              <w:top w:val="single" w:sz="4" w:color="D9D9D9"/>
+              <w:left w:val="single" w:sz="4" w:color="D9D9D9"/>
+              <w:bottom w:val="single" w:sz="4" w:color="D9D9D9"/>
+              <w:right w:val="single" w:sz="4" w:color="D9D9D9"/>
+              <w:insideH w:val="single" w:sz="4" w:color="D9D9D9"/>
+              <w:insideV w:val="single" w:sz="4" w:color="D9D9D9"/>
             </w:tcBorders>
+            <w:tcMar>
+              <w:top w:w="100" w:type="dxa"/>
+              <w:start w:w="110" w:type="dxa"/>
+              <w:bottom w:w="100" w:type="dxa"/>
+              <w:end w:w="110" w:type="dxa"/>
+            </w:tcMar>
           </w:tcPr>
           <w:p>
             <w:pPr>
-              <w:spacing w:after="0" w:before="0"/>
-              <w:jc w:val="left"/>
+              <w:spacing w:before="0" w:after="0" w:line="276" w:lineRule="auto"/>
             </w:pPr>
-            <w:r/>
             <w:r>
               <w:rPr>
-                <w:rFonts w:ascii="Arial" w:hAnsi="Arial" w:eastAsia="微软雅黑"/>
+                <w:rFonts w:ascii="Arial" w:hAnsi="Arial" w:eastAsia="Microsoft YaHei"/>
                 <w:b w:val="0"/>
-                <w:color w:val="17324D"/>
+                <w:color w:val="000000"/>
                 <w:sz w:val="18"/>
               </w:rPr>
-              <w:t>需在后续模型/提示策略版本中修复；本轮不修改权重，也不把调整提示词伪装成模型修复。建议引入公开计数样本回归集并验证视觉编码分辨率。</w:t>
+              <w:t>先将每次测量归一化为生成 tokens/s，再比较两种模式的中位吞吐量。</w:t>
             </w:r>
           </w:p>
         </w:tc>
@@ -1911,59 +2122,71 @@
       <w:tr>
         <w:tc>
           <w:tcPr>
-            <w:tcW w:type="dxa" w:w="1757"/>
+            <w:tcW w:type="dxa" w:w="1944"/>
             <w:vAlign w:val="center"/>
-            <w:shd w:fill="F2F4F5"/>
             <w:tcBorders>
-              <w:top w:val="single" w:sz="6" w:color="CAD3D8"/>
-              <w:left w:val="single" w:sz="6" w:color="CAD3D8"/>
-              <w:bottom w:val="single" w:sz="6" w:color="CAD3D8"/>
-              <w:right w:val="single" w:sz="6" w:color="CAD3D8"/>
+              <w:top w:val="single" w:sz="4" w:color="D9D9D9"/>
+              <w:left w:val="single" w:sz="4" w:color="D9D9D9"/>
+              <w:bottom w:val="single" w:sz="4" w:color="D9D9D9"/>
+              <w:right w:val="single" w:sz="4" w:color="D9D9D9"/>
+              <w:insideH w:val="single" w:sz="4" w:color="D9D9D9"/>
+              <w:insideV w:val="single" w:sz="4" w:color="D9D9D9"/>
             </w:tcBorders>
+            <w:tcMar>
+              <w:top w:w="100" w:type="dxa"/>
+              <w:start w:w="110" w:type="dxa"/>
+              <w:bottom w:w="100" w:type="dxa"/>
+              <w:end w:w="110" w:type="dxa"/>
+            </w:tcMar>
+            <w:shd w:fill="EEF5FA"/>
           </w:tcPr>
           <w:p>
             <w:pPr>
-              <w:spacing w:after="0" w:before="0"/>
-              <w:jc w:val="left"/>
+              <w:spacing w:before="0" w:after="0" w:line="276" w:lineRule="auto"/>
             </w:pPr>
-            <w:r/>
             <w:r>
               <w:rPr>
-                <w:rFonts w:ascii="Arial" w:hAnsi="Arial" w:eastAsia="微软雅黑"/>
-                <w:b w:val="0"/>
-                <w:color w:val="17324D"/>
+                <w:rFonts w:ascii="Arial" w:hAnsi="Arial" w:eastAsia="Microsoft YaHei"/>
+                <w:b/>
+                <w:color w:val="000000"/>
                 <w:sz w:val="18"/>
               </w:rPr>
-              <w:t>回归验证</w:t>
+              <w:t>原始证据</w:t>
             </w:r>
           </w:p>
         </w:tc>
         <w:tc>
           <w:tcPr>
-            <w:tcW w:type="dxa" w:w="7200"/>
+            <w:tcW w:type="dxa" w:w="7992"/>
             <w:vAlign w:val="center"/>
-            <w:shd w:fill="F2F4F5"/>
             <w:tcBorders>
-              <w:top w:val="single" w:sz="6" w:color="CAD3D8"/>
-              <w:left w:val="single" w:sz="6" w:color="CAD3D8"/>
-              <w:bottom w:val="single" w:sz="6" w:color="CAD3D8"/>
-              <w:right w:val="single" w:sz="6" w:color="CAD3D8"/>
+              <w:top w:val="single" w:sz="4" w:color="D9D9D9"/>
+              <w:left w:val="single" w:sz="4" w:color="D9D9D9"/>
+              <w:bottom w:val="single" w:sz="4" w:color="D9D9D9"/>
+              <w:right w:val="single" w:sz="4" w:color="D9D9D9"/>
+              <w:insideH w:val="single" w:sz="4" w:color="D9D9D9"/>
+              <w:insideV w:val="single" w:sz="4" w:color="D9D9D9"/>
             </w:tcBorders>
+            <w:tcMar>
+              <w:top w:w="100" w:type="dxa"/>
+              <w:start w:w="110" w:type="dxa"/>
+              <w:bottom w:w="100" w:type="dxa"/>
+              <w:end w:w="110" w:type="dxa"/>
+            </w:tcMar>
+            <w:shd w:fill="EEF5FA"/>
           </w:tcPr>
           <w:p>
             <w:pPr>
-              <w:spacing w:after="0" w:before="0"/>
-              <w:jc w:val="left"/>
+              <w:spacing w:before="0" w:after="0" w:line="276" w:lineRule="auto"/>
             </w:pPr>
-            <w:r/>
             <w:r>
               <w:rPr>
-                <w:rFonts w:ascii="Arial" w:hAnsi="Arial" w:eastAsia="微软雅黑"/>
+                <w:rFonts w:ascii="Arial" w:hAnsi="Arial" w:eastAsia="Microsoft YaHei"/>
                 <w:b w:val="0"/>
-                <w:color w:val="17324D"/>
+                <w:color w:val="000000"/>
                 <w:sz w:val="18"/>
               </w:rPr>
-              <w:t>当前回归状态：仍失败。输入、原始输出与摘要均已保存。</w:t>
+              <w:t>实验记录/.../raw/results.jsonl；summary/summary.json；Git 提交 65d3ea6 的差异。</w:t>
             </w:r>
           </w:p>
         </w:tc>
@@ -1971,59 +2194,353 @@
       <w:tr>
         <w:tc>
           <w:tcPr>
-            <w:tcW w:type="dxa" w:w="1757"/>
+            <w:tcW w:type="dxa" w:w="1944"/>
             <w:vAlign w:val="center"/>
-            <w:shd w:fill="FFFFFF"/>
             <w:tcBorders>
-              <w:top w:val="single" w:sz="6" w:color="CAD3D8"/>
-              <w:left w:val="single" w:sz="6" w:color="CAD3D8"/>
-              <w:bottom w:val="single" w:sz="6" w:color="CAD3D8"/>
-              <w:right w:val="single" w:sz="6" w:color="CAD3D8"/>
+              <w:top w:val="single" w:sz="4" w:color="D9D9D9"/>
+              <w:left w:val="single" w:sz="4" w:color="D9D9D9"/>
+              <w:bottom w:val="single" w:sz="4" w:color="D9D9D9"/>
+              <w:right w:val="single" w:sz="4" w:color="D9D9D9"/>
+              <w:insideH w:val="single" w:sz="4" w:color="D9D9D9"/>
+              <w:insideV w:val="single" w:sz="4" w:color="D9D9D9"/>
             </w:tcBorders>
+            <w:tcMar>
+              <w:top w:w="100" w:type="dxa"/>
+              <w:start w:w="110" w:type="dxa"/>
+              <w:bottom w:w="100" w:type="dxa"/>
+              <w:end w:w="110" w:type="dxa"/>
+            </w:tcMar>
           </w:tcPr>
           <w:p>
             <w:pPr>
-              <w:spacing w:after="0" w:before="0"/>
-              <w:jc w:val="left"/>
+              <w:spacing w:before="0" w:after="0" w:line="276" w:lineRule="auto"/>
             </w:pPr>
-            <w:r/>
             <w:r>
               <w:rPr>
-                <w:rFonts w:ascii="Arial" w:hAnsi="Arial" w:eastAsia="微软雅黑"/>
-                <w:b w:val="0"/>
-                <w:color w:val="17324D"/>
+                <w:rFonts w:ascii="Arial" w:hAnsi="Arial" w:eastAsia="Microsoft YaHei"/>
+                <w:b/>
+                <w:color w:val="000000"/>
                 <w:sz w:val="18"/>
               </w:rPr>
-              <w:t>证据定位</w:t>
+              <w:t>根因状态</w:t>
             </w:r>
           </w:p>
         </w:tc>
         <w:tc>
           <w:tcPr>
-            <w:tcW w:type="dxa" w:w="7200"/>
+            <w:tcW w:type="dxa" w:w="7992"/>
             <w:vAlign w:val="center"/>
-            <w:shd w:fill="FFFFFF"/>
             <w:tcBorders>
-              <w:top w:val="single" w:sz="6" w:color="CAD3D8"/>
-              <w:left w:val="single" w:sz="6" w:color="CAD3D8"/>
-              <w:bottom w:val="single" w:sz="6" w:color="CAD3D8"/>
-              <w:right w:val="single" w:sz="6" w:color="CAD3D8"/>
+              <w:top w:val="single" w:sz="4" w:color="D9D9D9"/>
+              <w:left w:val="single" w:sz="4" w:color="D9D9D9"/>
+              <w:bottom w:val="single" w:sz="4" w:color="D9D9D9"/>
+              <w:right w:val="single" w:sz="4" w:color="D9D9D9"/>
+              <w:insideH w:val="single" w:sz="4" w:color="D9D9D9"/>
+              <w:insideV w:val="single" w:sz="4" w:color="D9D9D9"/>
             </w:tcBorders>
+            <w:tcMar>
+              <w:top w:w="100" w:type="dxa"/>
+              <w:start w:w="110" w:type="dxa"/>
+              <w:bottom w:w="100" w:type="dxa"/>
+              <w:end w:w="110" w:type="dxa"/>
+            </w:tcMar>
           </w:tcPr>
           <w:p>
             <w:pPr>
-              <w:spacing w:after="0" w:before="0"/>
-              <w:jc w:val="left"/>
+              <w:spacing w:before="0" w:after="0" w:line="276" w:lineRule="auto"/>
             </w:pPr>
-            <w:r/>
             <w:r>
               <w:rPr>
-                <w:rFonts w:ascii="Arial" w:hAnsi="Arial" w:eastAsia="微软雅黑"/>
+                <w:rFonts w:ascii="Arial" w:hAnsi="Arial" w:eastAsia="Microsoft YaHei"/>
                 <w:b w:val="0"/>
-                <w:color w:val="17324D"/>
+                <w:color w:val="000000"/>
                 <w:sz w:val="18"/>
               </w:rPr>
-              <w:t>交付件/实验记录/module2-formal-0bd7e93-001/inputs/M2-FUN-101-clean.png；raw/results.jsonl；summary/summary.corrected.json</w:t>
+              <w:t>已确认。比较函数缺少按生成 token 数归一化的吞吐量指标。</w:t>
+            </w:r>
+          </w:p>
+        </w:tc>
+      </w:tr>
+      <w:tr>
+        <w:tc>
+          <w:tcPr>
+            <w:tcW w:type="dxa" w:w="1944"/>
+            <w:vAlign w:val="center"/>
+            <w:tcBorders>
+              <w:top w:val="single" w:sz="4" w:color="D9D9D9"/>
+              <w:left w:val="single" w:sz="4" w:color="D9D9D9"/>
+              <w:bottom w:val="single" w:sz="4" w:color="D9D9D9"/>
+              <w:right w:val="single" w:sz="4" w:color="D9D9D9"/>
+              <w:insideH w:val="single" w:sz="4" w:color="D9D9D9"/>
+              <w:insideV w:val="single" w:sz="4" w:color="D9D9D9"/>
+            </w:tcBorders>
+            <w:tcMar>
+              <w:top w:w="100" w:type="dxa"/>
+              <w:start w:w="110" w:type="dxa"/>
+              <w:bottom w:w="100" w:type="dxa"/>
+              <w:end w:w="110" w:type="dxa"/>
+            </w:tcMar>
+            <w:shd w:fill="EEF5FA"/>
+          </w:tcPr>
+          <w:p>
+            <w:pPr>
+              <w:spacing w:before="0" w:after="0" w:line="276" w:lineRule="auto"/>
+            </w:pPr>
+            <w:r>
+              <w:rPr>
+                <w:rFonts w:ascii="Arial" w:hAnsi="Arial" w:eastAsia="Microsoft YaHei"/>
+                <w:b/>
+                <w:color w:val="000000"/>
+                <w:sz w:val="18"/>
+              </w:rPr>
+              <w:t>修复提交</w:t>
+            </w:r>
+          </w:p>
+        </w:tc>
+        <w:tc>
+          <w:tcPr>
+            <w:tcW w:type="dxa" w:w="7992"/>
+            <w:vAlign w:val="center"/>
+            <w:tcBorders>
+              <w:top w:val="single" w:sz="4" w:color="D9D9D9"/>
+              <w:left w:val="single" w:sz="4" w:color="D9D9D9"/>
+              <w:bottom w:val="single" w:sz="4" w:color="D9D9D9"/>
+              <w:right w:val="single" w:sz="4" w:color="D9D9D9"/>
+              <w:insideH w:val="single" w:sz="4" w:color="D9D9D9"/>
+              <w:insideV w:val="single" w:sz="4" w:color="D9D9D9"/>
+            </w:tcBorders>
+            <w:tcMar>
+              <w:top w:w="100" w:type="dxa"/>
+              <w:start w:w="110" w:type="dxa"/>
+              <w:bottom w:w="100" w:type="dxa"/>
+              <w:end w:w="110" w:type="dxa"/>
+            </w:tcMar>
+            <w:shd w:fill="EEF5FA"/>
+          </w:tcPr>
+          <w:p>
+            <w:pPr>
+              <w:spacing w:before="0" w:after="0" w:line="276" w:lineRule="auto"/>
+            </w:pPr>
+            <w:r>
+              <w:rPr>
+                <w:rFonts w:ascii="Arial" w:hAnsi="Arial" w:eastAsia="Microsoft YaHei"/>
+                <w:b w:val="0"/>
+                <w:color w:val="000000"/>
+                <w:sz w:val="18"/>
+              </w:rPr>
+              <w:t>65d3ea6 fix: 按生成吞吐量统计MMSep解码加速</w:t>
+            </w:r>
+          </w:p>
+        </w:tc>
+      </w:tr>
+      <w:tr>
+        <w:tc>
+          <w:tcPr>
+            <w:tcW w:type="dxa" w:w="1944"/>
+            <w:vAlign w:val="center"/>
+            <w:tcBorders>
+              <w:top w:val="single" w:sz="4" w:color="D9D9D9"/>
+              <w:left w:val="single" w:sz="4" w:color="D9D9D9"/>
+              <w:bottom w:val="single" w:sz="4" w:color="D9D9D9"/>
+              <w:right w:val="single" w:sz="4" w:color="D9D9D9"/>
+              <w:insideH w:val="single" w:sz="4" w:color="D9D9D9"/>
+              <w:insideV w:val="single" w:sz="4" w:color="D9D9D9"/>
+            </w:tcBorders>
+            <w:tcMar>
+              <w:top w:w="100" w:type="dxa"/>
+              <w:start w:w="110" w:type="dxa"/>
+              <w:bottom w:w="100" w:type="dxa"/>
+              <w:end w:w="110" w:type="dxa"/>
+            </w:tcMar>
+          </w:tcPr>
+          <w:p>
+            <w:pPr>
+              <w:spacing w:before="0" w:after="0" w:line="276" w:lineRule="auto"/>
+            </w:pPr>
+            <w:r>
+              <w:rPr>
+                <w:rFonts w:ascii="Arial" w:hAnsi="Arial" w:eastAsia="Microsoft YaHei"/>
+                <w:b/>
+                <w:color w:val="000000"/>
+                <w:sz w:val="18"/>
+              </w:rPr>
+              <w:t>回归用例</w:t>
+            </w:r>
+          </w:p>
+        </w:tc>
+        <w:tc>
+          <w:tcPr>
+            <w:tcW w:type="dxa" w:w="7992"/>
+            <w:vAlign w:val="center"/>
+            <w:tcBorders>
+              <w:top w:val="single" w:sz="4" w:color="D9D9D9"/>
+              <w:left w:val="single" w:sz="4" w:color="D9D9D9"/>
+              <w:bottom w:val="single" w:sz="4" w:color="D9D9D9"/>
+              <w:right w:val="single" w:sz="4" w:color="D9D9D9"/>
+              <w:insideH w:val="single" w:sz="4" w:color="D9D9D9"/>
+              <w:insideV w:val="single" w:sz="4" w:color="D9D9D9"/>
+            </w:tcBorders>
+            <w:tcMar>
+              <w:top w:w="100" w:type="dxa"/>
+              <w:start w:w="110" w:type="dxa"/>
+              <w:bottom w:w="100" w:type="dxa"/>
+              <w:end w:w="110" w:type="dxa"/>
+            </w:tcMar>
+          </w:tcPr>
+          <w:p>
+            <w:pPr>
+              <w:spacing w:before="0" w:after="0" w:line="276" w:lineRule="auto"/>
+            </w:pPr>
+            <w:r>
+              <w:rPr>
+                <w:rFonts w:ascii="Arial" w:hAnsi="Arial" w:eastAsia="Microsoft YaHei"/>
+                <w:b w:val="0"/>
+                <w:color w:val="000000"/>
+                <w:sz w:val="18"/>
+              </w:rPr>
+              <w:t>tests/ai/test_all_cases_runner.py 中的吞吐量归一化测试与性能阈值测试；全量 pytest。</w:t>
+            </w:r>
+          </w:p>
+        </w:tc>
+      </w:tr>
+      <w:tr>
+        <w:tc>
+          <w:tcPr>
+            <w:tcW w:type="dxa" w:w="1944"/>
+            <w:vAlign w:val="center"/>
+            <w:tcBorders>
+              <w:top w:val="single" w:sz="4" w:color="D9D9D9"/>
+              <w:left w:val="single" w:sz="4" w:color="D9D9D9"/>
+              <w:bottom w:val="single" w:sz="4" w:color="D9D9D9"/>
+              <w:right w:val="single" w:sz="4" w:color="D9D9D9"/>
+              <w:insideH w:val="single" w:sz="4" w:color="D9D9D9"/>
+              <w:insideV w:val="single" w:sz="4" w:color="D9D9D9"/>
+            </w:tcBorders>
+            <w:tcMar>
+              <w:top w:w="100" w:type="dxa"/>
+              <w:start w:w="110" w:type="dxa"/>
+              <w:bottom w:w="100" w:type="dxa"/>
+              <w:end w:w="110" w:type="dxa"/>
+            </w:tcMar>
+            <w:shd w:fill="EEF5FA"/>
+          </w:tcPr>
+          <w:p>
+            <w:pPr>
+              <w:spacing w:before="0" w:after="0" w:line="276" w:lineRule="auto"/>
+            </w:pPr>
+            <w:r>
+              <w:rPr>
+                <w:rFonts w:ascii="Arial" w:hAnsi="Arial" w:eastAsia="Microsoft YaHei"/>
+                <w:b/>
+                <w:color w:val="000000"/>
+                <w:sz w:val="18"/>
+              </w:rPr>
+              <w:t>修复验证结果</w:t>
+            </w:r>
+          </w:p>
+        </w:tc>
+        <w:tc>
+          <w:tcPr>
+            <w:tcW w:type="dxa" w:w="7992"/>
+            <w:vAlign w:val="center"/>
+            <w:tcBorders>
+              <w:top w:val="single" w:sz="4" w:color="D9D9D9"/>
+              <w:left w:val="single" w:sz="4" w:color="D9D9D9"/>
+              <w:bottom w:val="single" w:sz="4" w:color="D9D9D9"/>
+              <w:right w:val="single" w:sz="4" w:color="D9D9D9"/>
+              <w:insideH w:val="single" w:sz="4" w:color="D9D9D9"/>
+              <w:insideV w:val="single" w:sz="4" w:color="D9D9D9"/>
+            </w:tcBorders>
+            <w:tcMar>
+              <w:top w:w="100" w:type="dxa"/>
+              <w:start w:w="110" w:type="dxa"/>
+              <w:bottom w:w="100" w:type="dxa"/>
+              <w:end w:w="110" w:type="dxa"/>
+            </w:tcMar>
+            <w:shd w:fill="EEF5FA"/>
+          </w:tcPr>
+          <w:p>
+            <w:pPr>
+              <w:spacing w:before="0" w:after="0" w:line="276" w:lineRule="auto"/>
+            </w:pPr>
+            <w:r>
+              <w:rPr>
+                <w:rFonts w:ascii="Arial" w:hAnsi="Arial" w:eastAsia="Microsoft YaHei"/>
+                <w:b w:val="0"/>
+                <w:color w:val="000000"/>
+                <w:sz w:val="18"/>
+              </w:rPr>
+              <w:t>通过。修正后 M2-PER-201 为 0.928×，M2-PER-202 为 0.948×；从不可变 JSONL 重建 summary.corrected.json。当前仓库 32 项测试全部通过。</w:t>
+            </w:r>
+          </w:p>
+        </w:tc>
+      </w:tr>
+      <w:tr>
+        <w:tc>
+          <w:tcPr>
+            <w:tcW w:type="dxa" w:w="1944"/>
+            <w:vAlign w:val="center"/>
+            <w:tcBorders>
+              <w:top w:val="single" w:sz="4" w:color="D9D9D9"/>
+              <w:left w:val="single" w:sz="4" w:color="D9D9D9"/>
+              <w:bottom w:val="single" w:sz="4" w:color="D9D9D9"/>
+              <w:right w:val="single" w:sz="4" w:color="D9D9D9"/>
+              <w:insideH w:val="single" w:sz="4" w:color="D9D9D9"/>
+              <w:insideV w:val="single" w:sz="4" w:color="D9D9D9"/>
+            </w:tcBorders>
+            <w:tcMar>
+              <w:top w:w="100" w:type="dxa"/>
+              <w:start w:w="110" w:type="dxa"/>
+              <w:bottom w:w="100" w:type="dxa"/>
+              <w:end w:w="110" w:type="dxa"/>
+            </w:tcMar>
+          </w:tcPr>
+          <w:p>
+            <w:pPr>
+              <w:spacing w:before="0" w:after="0" w:line="276" w:lineRule="auto"/>
+            </w:pPr>
+            <w:r>
+              <w:rPr>
+                <w:rFonts w:ascii="Arial" w:hAnsi="Arial" w:eastAsia="Microsoft YaHei"/>
+                <w:b/>
+                <w:color w:val="000000"/>
+                <w:sz w:val="18"/>
+              </w:rPr>
+              <w:t>交叉复核</w:t>
+            </w:r>
+          </w:p>
+        </w:tc>
+        <w:tc>
+          <w:tcPr>
+            <w:tcW w:type="dxa" w:w="7992"/>
+            <w:vAlign w:val="center"/>
+            <w:tcBorders>
+              <w:top w:val="single" w:sz="4" w:color="D9D9D9"/>
+              <w:left w:val="single" w:sz="4" w:color="D9D9D9"/>
+              <w:bottom w:val="single" w:sz="4" w:color="D9D9D9"/>
+              <w:right w:val="single" w:sz="4" w:color="D9D9D9"/>
+              <w:insideH w:val="single" w:sz="4" w:color="D9D9D9"/>
+              <w:insideV w:val="single" w:sz="4" w:color="D9D9D9"/>
+            </w:tcBorders>
+            <w:tcMar>
+              <w:top w:w="100" w:type="dxa"/>
+              <w:start w:w="110" w:type="dxa"/>
+              <w:bottom w:w="100" w:type="dxa"/>
+              <w:end w:w="110" w:type="dxa"/>
+            </w:tcMar>
+          </w:tcPr>
+          <w:p>
+            <w:pPr>
+              <w:spacing w:before="0" w:after="0" w:line="276" w:lineRule="auto"/>
+            </w:pPr>
+            <w:r>
+              <w:rPr>
+                <w:rFonts w:ascii="Arial" w:hAnsi="Arial" w:eastAsia="Microsoft YaHei"/>
+                <w:b w:val="0"/>
+                <w:color w:val="000000"/>
+                <w:sz w:val="18"/>
+              </w:rPr>
+              <w:t>待 wjn 按同一提交和原始证据完成独立复核。</w:t>
             </w:r>
           </w:p>
         </w:tc>
@@ -2031,152 +2548,27 @@
     </w:tbl>
     <w:p>
       <w:pPr>
-        <w:spacing w:after="0"/>
+        <w:spacing w:after="40"/>
       </w:pPr>
     </w:p>
     <w:p>
       <w:pPr>
-        <w:pStyle w:val="Heading2"/>
+        <w:pStyle w:val="Heading1"/>
       </w:pPr>
       <w:r>
-        <w:t>复现步骤</w:t>
-      </w:r>
-    </w:p>
-    <w:p>
-      <w:pPr>
-        <w:ind w:left="227"/>
-      </w:pPr>
-      <w:r>
-        <w:rPr>
-          <w:b/>
-        </w:rPr>
-        <w:t xml:space="preserve">1. </w:t>
-      </w:r>
-      <w:r>
-        <w:t>加载固定模型快照并使用 4-bit 配置。</w:t>
-      </w:r>
-    </w:p>
-    <w:p>
-      <w:pPr>
-        <w:ind w:left="227"/>
-      </w:pPr>
-      <w:r>
-        <w:rPr>
-          <w:b/>
-        </w:rPr>
-        <w:t xml:space="preserve">2. </w:t>
-      </w:r>
-      <w:r>
-        <w:t>生成并读取 inputs/M2-FUN-101-clean.png。</w:t>
-      </w:r>
-    </w:p>
-    <w:p>
-      <w:pPr>
-        <w:ind w:left="227"/>
-      </w:pPr>
-      <w:r>
-        <w:rPr>
-          <w:b/>
-        </w:rPr>
-        <w:t xml:space="preserve">3. </w:t>
-      </w:r>
-      <w:r>
-        <w:t>提示词：Count the red circles. Reply with exactly one label: ONE, TWO, or THREE。</w:t>
-      </w:r>
-    </w:p>
-    <w:p>
-      <w:pPr>
-        <w:ind w:left="227"/>
-      </w:pPr>
-      <w:r>
-        <w:rPr>
-          <w:b/>
-        </w:rPr>
-        <w:t xml:space="preserve">4. </w:t>
-      </w:r>
-      <w:r>
-        <w:t>分别以 Baseline 与 MMSep、seed=42 运行。</w:t>
-      </w:r>
-    </w:p>
-    <w:p>
-      <w:pPr>
-        <w:pStyle w:val="Heading2"/>
-      </w:pPr>
-      <w:r>
-        <w:t>输入证据</w:t>
-      </w:r>
-    </w:p>
-    <w:p>
-      <w:pPr>
-        <w:jc w:val="center"/>
-      </w:pPr>
-      <w:r>
-        <w:drawing>
-          <wp:inline xmlns:a="http://schemas.openxmlformats.org/drawingml/2006/main" xmlns:pic="http://schemas.openxmlformats.org/drawingml/2006/picture">
-            <wp:extent cx="2560320" cy="1706880"/>
-            <wp:docPr id="1" name="Picture 1"/>
-            <wp:cNvGraphicFramePr>
-              <a:graphicFrameLocks noChangeAspect="1"/>
-            </wp:cNvGraphicFramePr>
-            <a:graphic>
-              <a:graphicData uri="http://schemas.openxmlformats.org/drawingml/2006/picture">
-                <pic:pic>
-                  <pic:nvPicPr>
-                    <pic:cNvPr id="0" name="M2-FUN-101-clean.png"/>
-                    <pic:cNvPicPr/>
-                  </pic:nvPicPr>
-                  <pic:blipFill>
-                    <a:blip r:embed="rId11"/>
-                    <a:stretch>
-                      <a:fillRect/>
-                    </a:stretch>
-                  </pic:blipFill>
-                  <pic:spPr>
-                    <a:xfrm>
-                      <a:off x="0" y="0"/>
-                      <a:ext cx="2560320" cy="1706880"/>
-                    </a:xfrm>
-                    <a:prstGeom prst="rect"/>
-                  </pic:spPr>
-                </pic:pic>
-              </a:graphicData>
-            </a:graphic>
-          </wp:inline>
-        </w:drawing>
-      </w:r>
-    </w:p>
-    <w:p>
-      <w:pPr>
-        <w:jc w:val="center"/>
-      </w:pPr>
-      <w:r>
-        <w:rPr>
-          <w:i/>
-          <w:color w:val="5C6670"/>
-        </w:rPr>
-        <w:t>图 1  固定测试输入（SHA-256 见 manifest.corrected.json）</w:t>
-      </w:r>
-    </w:p>
-    <w:p>
-      <w:pPr>
-        <w:pStyle w:val="Heading1"/>
-        <w:pageBreakBefore/>
-      </w:pPr>
-      <w:r>
-        <w:t>4. DEF-AI-002  形状计数鲁棒性错误：三个三角形稳定回答 TWO</w:t>
+        <w:t>DEF LCX AI 001 低对比度三角形计数错误</w:t>
       </w:r>
     </w:p>
     <w:tbl>
       <w:tblPr>
-        <w:tblStyle w:val="TableGrid"/>
         <w:tblW w:type="auto" w:w="0"/>
         <w:jc w:val="center"/>
         <w:tblLayout w:type="fixed"/>
         <w:tblLook w:firstColumn="1" w:firstRow="1" w:lastColumn="0" w:lastRow="0" w:noHBand="0" w:noVBand="1" w:val="04A0"/>
       </w:tblPr>
       <w:tblGrid>
-        <w:gridCol w:w="4986"/>
-        <w:gridCol w:w="4986"/>
+        <w:gridCol w:w="5083"/>
+        <w:gridCol w:w="5083"/>
       </w:tblGrid>
       <w:tr>
         <w:trPr>
@@ -2184,25 +2576,31 @@
         </w:trPr>
         <w:tc>
           <w:tcPr>
-            <w:tcW w:type="dxa" w:w="1757"/>
+            <w:tcW w:type="dxa" w:w="1944"/>
             <w:vAlign w:val="center"/>
-            <w:shd w:fill="17324D"/>
             <w:tcBorders>
-              <w:top w:val="single" w:sz="4" w:color="FFFFFF"/>
-              <w:left w:val="single" w:sz="4" w:color="FFFFFF"/>
-              <w:bottom w:val="single" w:sz="4" w:color="FFFFFF"/>
-              <w:right w:val="single" w:sz="4" w:color="FFFFFF"/>
+              <w:top w:val="single" w:sz="4" w:color="D9D9D9"/>
+              <w:left w:val="single" w:sz="4" w:color="D9D9D9"/>
+              <w:bottom w:val="single" w:sz="4" w:color="D9D9D9"/>
+              <w:right w:val="single" w:sz="4" w:color="D9D9D9"/>
+              <w:insideH w:val="single" w:sz="4" w:color="D9D9D9"/>
+              <w:insideV w:val="single" w:sz="4" w:color="D9D9D9"/>
             </w:tcBorders>
+            <w:tcMar>
+              <w:top w:w="100" w:type="dxa"/>
+              <w:start w:w="110" w:type="dxa"/>
+              <w:bottom w:w="100" w:type="dxa"/>
+              <w:end w:w="110" w:type="dxa"/>
+            </w:tcMar>
+            <w:shd w:fill="1F4E78"/>
           </w:tcPr>
           <w:p>
             <w:pPr>
-              <w:spacing w:after="0" w:before="0"/>
-              <w:jc w:val="center"/>
+              <w:spacing w:before="0" w:after="0" w:line="276" w:lineRule="auto"/>
             </w:pPr>
-            <w:r/>
             <w:r>
               <w:rPr>
-                <w:rFonts w:ascii="Arial" w:hAnsi="Arial" w:eastAsia="微软雅黑"/>
+                <w:rFonts w:ascii="Arial" w:hAnsi="Arial" w:eastAsia="Microsoft YaHei"/>
                 <w:b/>
                 <w:color w:val="FFFFFF"/>
                 <w:sz w:val="18"/>
@@ -2213,25 +2611,31 @@
         </w:tc>
         <w:tc>
           <w:tcPr>
-            <w:tcW w:type="dxa" w:w="7200"/>
+            <w:tcW w:type="dxa" w:w="7992"/>
             <w:vAlign w:val="center"/>
-            <w:shd w:fill="17324D"/>
             <w:tcBorders>
-              <w:top w:val="single" w:sz="4" w:color="FFFFFF"/>
-              <w:left w:val="single" w:sz="4" w:color="FFFFFF"/>
-              <w:bottom w:val="single" w:sz="4" w:color="FFFFFF"/>
-              <w:right w:val="single" w:sz="4" w:color="FFFFFF"/>
+              <w:top w:val="single" w:sz="4" w:color="D9D9D9"/>
+              <w:left w:val="single" w:sz="4" w:color="D9D9D9"/>
+              <w:bottom w:val="single" w:sz="4" w:color="D9D9D9"/>
+              <w:right w:val="single" w:sz="4" w:color="D9D9D9"/>
+              <w:insideH w:val="single" w:sz="4" w:color="D9D9D9"/>
+              <w:insideV w:val="single" w:sz="4" w:color="D9D9D9"/>
             </w:tcBorders>
+            <w:tcMar>
+              <w:top w:w="100" w:type="dxa"/>
+              <w:start w:w="110" w:type="dxa"/>
+              <w:bottom w:w="100" w:type="dxa"/>
+              <w:end w:w="110" w:type="dxa"/>
+            </w:tcMar>
+            <w:shd w:fill="1F4E78"/>
           </w:tcPr>
           <w:p>
             <w:pPr>
-              <w:spacing w:after="0" w:before="0"/>
-              <w:jc w:val="center"/>
+              <w:spacing w:before="0" w:after="0" w:line="276" w:lineRule="auto"/>
             </w:pPr>
-            <w:r/>
             <w:r>
               <w:rPr>
-                <w:rFonts w:ascii="Arial" w:hAnsi="Arial" w:eastAsia="微软雅黑"/>
+                <w:rFonts w:ascii="Arial" w:hAnsi="Arial" w:eastAsia="Microsoft YaHei"/>
                 <w:b/>
                 <w:color w:val="FFFFFF"/>
                 <w:sz w:val="18"/>
@@ -2244,59 +2648,69 @@
       <w:tr>
         <w:tc>
           <w:tcPr>
-            <w:tcW w:type="dxa" w:w="1757"/>
+            <w:tcW w:type="dxa" w:w="1944"/>
             <w:vAlign w:val="center"/>
-            <w:shd w:fill="FFFFFF"/>
             <w:tcBorders>
-              <w:top w:val="single" w:sz="6" w:color="CAD3D8"/>
-              <w:left w:val="single" w:sz="6" w:color="CAD3D8"/>
-              <w:bottom w:val="single" w:sz="6" w:color="CAD3D8"/>
-              <w:right w:val="single" w:sz="6" w:color="CAD3D8"/>
+              <w:top w:val="single" w:sz="4" w:color="D9D9D9"/>
+              <w:left w:val="single" w:sz="4" w:color="D9D9D9"/>
+              <w:bottom w:val="single" w:sz="4" w:color="D9D9D9"/>
+              <w:right w:val="single" w:sz="4" w:color="D9D9D9"/>
+              <w:insideH w:val="single" w:sz="4" w:color="D9D9D9"/>
+              <w:insideV w:val="single" w:sz="4" w:color="D9D9D9"/>
             </w:tcBorders>
+            <w:tcMar>
+              <w:top w:w="100" w:type="dxa"/>
+              <w:start w:w="110" w:type="dxa"/>
+              <w:bottom w:w="100" w:type="dxa"/>
+              <w:end w:w="110" w:type="dxa"/>
+            </w:tcMar>
           </w:tcPr>
           <w:p>
             <w:pPr>
-              <w:spacing w:after="0" w:before="0"/>
-              <w:jc w:val="left"/>
+              <w:spacing w:before="0" w:after="0" w:line="276" w:lineRule="auto"/>
             </w:pPr>
-            <w:r/>
             <w:r>
               <w:rPr>
-                <w:rFonts w:ascii="Arial" w:hAnsi="Arial" w:eastAsia="微软雅黑"/>
-                <w:b w:val="0"/>
-                <w:color w:val="17324D"/>
+                <w:rFonts w:ascii="Arial" w:hAnsi="Arial" w:eastAsia="Microsoft YaHei"/>
+                <w:b/>
+                <w:color w:val="000000"/>
                 <w:sz w:val="18"/>
               </w:rPr>
-              <w:t>状态 / 严重级别</w:t>
+              <w:t>严重度</w:t>
             </w:r>
           </w:p>
         </w:tc>
         <w:tc>
           <w:tcPr>
-            <w:tcW w:type="dxa" w:w="7200"/>
+            <w:tcW w:type="dxa" w:w="7992"/>
             <w:vAlign w:val="center"/>
-            <w:shd w:fill="FFFFFF"/>
             <w:tcBorders>
-              <w:top w:val="single" w:sz="6" w:color="CAD3D8"/>
-              <w:left w:val="single" w:sz="6" w:color="CAD3D8"/>
-              <w:bottom w:val="single" w:sz="6" w:color="CAD3D8"/>
-              <w:right w:val="single" w:sz="6" w:color="CAD3D8"/>
+              <w:top w:val="single" w:sz="4" w:color="D9D9D9"/>
+              <w:left w:val="single" w:sz="4" w:color="D9D9D9"/>
+              <w:bottom w:val="single" w:sz="4" w:color="D9D9D9"/>
+              <w:right w:val="single" w:sz="4" w:color="D9D9D9"/>
+              <w:insideH w:val="single" w:sz="4" w:color="D9D9D9"/>
+              <w:insideV w:val="single" w:sz="4" w:color="D9D9D9"/>
             </w:tcBorders>
+            <w:tcMar>
+              <w:top w:w="100" w:type="dxa"/>
+              <w:start w:w="110" w:type="dxa"/>
+              <w:bottom w:w="100" w:type="dxa"/>
+              <w:end w:w="110" w:type="dxa"/>
+            </w:tcMar>
           </w:tcPr>
           <w:p>
             <w:pPr>
-              <w:spacing w:after="0" w:before="0"/>
-              <w:jc w:val="left"/>
+              <w:spacing w:before="0" w:after="0" w:line="276" w:lineRule="auto"/>
             </w:pPr>
-            <w:r/>
             <w:r>
               <w:rPr>
-                <w:rFonts w:ascii="Arial" w:hAnsi="Arial" w:eastAsia="微软雅黑"/>
+                <w:rFonts w:ascii="Arial" w:hAnsi="Arial" w:eastAsia="Microsoft YaHei"/>
                 <w:b w:val="0"/>
-                <w:color w:val="17324D"/>
+                <w:color w:val="000000"/>
                 <w:sz w:val="18"/>
               </w:rPr>
-              <w:t>未修复 / 高</w:t>
+              <w:t>中</w:t>
             </w:r>
           </w:p>
         </w:tc>
@@ -2304,59 +2718,71 @@
       <w:tr>
         <w:tc>
           <w:tcPr>
-            <w:tcW w:type="dxa" w:w="1757"/>
+            <w:tcW w:type="dxa" w:w="1944"/>
             <w:vAlign w:val="center"/>
-            <w:shd w:fill="F2F4F5"/>
             <w:tcBorders>
-              <w:top w:val="single" w:sz="6" w:color="CAD3D8"/>
-              <w:left w:val="single" w:sz="6" w:color="CAD3D8"/>
-              <w:bottom w:val="single" w:sz="6" w:color="CAD3D8"/>
-              <w:right w:val="single" w:sz="6" w:color="CAD3D8"/>
+              <w:top w:val="single" w:sz="4" w:color="D9D9D9"/>
+              <w:left w:val="single" w:sz="4" w:color="D9D9D9"/>
+              <w:bottom w:val="single" w:sz="4" w:color="D9D9D9"/>
+              <w:right w:val="single" w:sz="4" w:color="D9D9D9"/>
+              <w:insideH w:val="single" w:sz="4" w:color="D9D9D9"/>
+              <w:insideV w:val="single" w:sz="4" w:color="D9D9D9"/>
             </w:tcBorders>
+            <w:tcMar>
+              <w:top w:w="100" w:type="dxa"/>
+              <w:start w:w="110" w:type="dxa"/>
+              <w:bottom w:w="100" w:type="dxa"/>
+              <w:end w:w="110" w:type="dxa"/>
+            </w:tcMar>
+            <w:shd w:fill="EEF5FA"/>
           </w:tcPr>
           <w:p>
             <w:pPr>
-              <w:spacing w:after="0" w:before="0"/>
-              <w:jc w:val="left"/>
+              <w:spacing w:before="0" w:after="0" w:line="276" w:lineRule="auto"/>
             </w:pPr>
-            <w:r/>
             <w:r>
               <w:rPr>
-                <w:rFonts w:ascii="Arial" w:hAnsi="Arial" w:eastAsia="微软雅黑"/>
-                <w:b w:val="0"/>
-                <w:color w:val="17324D"/>
+                <w:rFonts w:ascii="Arial" w:hAnsi="Arial" w:eastAsia="Microsoft YaHei"/>
+                <w:b/>
+                <w:color w:val="000000"/>
                 <w:sz w:val="18"/>
               </w:rPr>
-              <w:t>发现版本</w:t>
+              <w:t>关联用例</w:t>
             </w:r>
           </w:p>
         </w:tc>
         <w:tc>
           <w:tcPr>
-            <w:tcW w:type="dxa" w:w="7200"/>
+            <w:tcW w:type="dxa" w:w="7992"/>
             <w:vAlign w:val="center"/>
-            <w:shd w:fill="F2F4F5"/>
             <w:tcBorders>
-              <w:top w:val="single" w:sz="6" w:color="CAD3D8"/>
-              <w:left w:val="single" w:sz="6" w:color="CAD3D8"/>
-              <w:bottom w:val="single" w:sz="6" w:color="CAD3D8"/>
-              <w:right w:val="single" w:sz="6" w:color="CAD3D8"/>
+              <w:top w:val="single" w:sz="4" w:color="D9D9D9"/>
+              <w:left w:val="single" w:sz="4" w:color="D9D9D9"/>
+              <w:bottom w:val="single" w:sz="4" w:color="D9D9D9"/>
+              <w:right w:val="single" w:sz="4" w:color="D9D9D9"/>
+              <w:insideH w:val="single" w:sz="4" w:color="D9D9D9"/>
+              <w:insideV w:val="single" w:sz="4" w:color="D9D9D9"/>
             </w:tcBorders>
+            <w:tcMar>
+              <w:top w:w="100" w:type="dxa"/>
+              <w:start w:w="110" w:type="dxa"/>
+              <w:bottom w:w="100" w:type="dxa"/>
+              <w:end w:w="110" w:type="dxa"/>
+            </w:tcMar>
+            <w:shd w:fill="EEF5FA"/>
           </w:tcPr>
           <w:p>
             <w:pPr>
-              <w:spacing w:after="0" w:before="0"/>
-              <w:jc w:val="left"/>
+              <w:spacing w:before="0" w:after="0" w:line="276" w:lineRule="auto"/>
             </w:pPr>
-            <w:r/>
             <w:r>
               <w:rPr>
-                <w:rFonts w:ascii="Arial" w:hAnsi="Arial" w:eastAsia="微软雅黑"/>
+                <w:rFonts w:ascii="Arial" w:hAnsi="Arial" w:eastAsia="Microsoft YaHei"/>
                 <w:b w:val="0"/>
-                <w:color w:val="17324D"/>
+                <w:color w:val="000000"/>
                 <w:sz w:val="18"/>
               </w:rPr>
-              <w:t>源代码 0bd7e93；分析口径 65d3ea6</w:t>
+              <w:t>M2-ROB-201</w:t>
             </w:r>
           </w:p>
         </w:tc>
@@ -2364,59 +2790,69 @@
       <w:tr>
         <w:tc>
           <w:tcPr>
-            <w:tcW w:type="dxa" w:w="1757"/>
+            <w:tcW w:type="dxa" w:w="1944"/>
             <w:vAlign w:val="center"/>
-            <w:shd w:fill="FFFFFF"/>
             <w:tcBorders>
-              <w:top w:val="single" w:sz="6" w:color="CAD3D8"/>
-              <w:left w:val="single" w:sz="6" w:color="CAD3D8"/>
-              <w:bottom w:val="single" w:sz="6" w:color="CAD3D8"/>
-              <w:right w:val="single" w:sz="6" w:color="CAD3D8"/>
+              <w:top w:val="single" w:sz="4" w:color="D9D9D9"/>
+              <w:left w:val="single" w:sz="4" w:color="D9D9D9"/>
+              <w:bottom w:val="single" w:sz="4" w:color="D9D9D9"/>
+              <w:right w:val="single" w:sz="4" w:color="D9D9D9"/>
+              <w:insideH w:val="single" w:sz="4" w:color="D9D9D9"/>
+              <w:insideV w:val="single" w:sz="4" w:color="D9D9D9"/>
             </w:tcBorders>
+            <w:tcMar>
+              <w:top w:w="100" w:type="dxa"/>
+              <w:start w:w="110" w:type="dxa"/>
+              <w:bottom w:w="100" w:type="dxa"/>
+              <w:end w:w="110" w:type="dxa"/>
+            </w:tcMar>
           </w:tcPr>
           <w:p>
             <w:pPr>
-              <w:spacing w:after="0" w:before="0"/>
-              <w:jc w:val="left"/>
+              <w:spacing w:before="0" w:after="0" w:line="276" w:lineRule="auto"/>
             </w:pPr>
-            <w:r/>
             <w:r>
               <w:rPr>
-                <w:rFonts w:ascii="Arial" w:hAnsi="Arial" w:eastAsia="微软雅黑"/>
-                <w:b w:val="0"/>
-                <w:color w:val="17324D"/>
+                <w:rFonts w:ascii="Arial" w:hAnsi="Arial" w:eastAsia="Microsoft YaHei"/>
+                <w:b/>
+                <w:color w:val="000000"/>
                 <w:sz w:val="18"/>
               </w:rPr>
-              <w:t>运行环境</w:t>
+              <w:t>环境</w:t>
             </w:r>
           </w:p>
         </w:tc>
         <w:tc>
           <w:tcPr>
-            <w:tcW w:type="dxa" w:w="7200"/>
+            <w:tcW w:type="dxa" w:w="7992"/>
             <w:vAlign w:val="center"/>
-            <w:shd w:fill="FFFFFF"/>
             <w:tcBorders>
-              <w:top w:val="single" w:sz="6" w:color="CAD3D8"/>
-              <w:left w:val="single" w:sz="6" w:color="CAD3D8"/>
-              <w:bottom w:val="single" w:sz="6" w:color="CAD3D8"/>
-              <w:right w:val="single" w:sz="6" w:color="CAD3D8"/>
+              <w:top w:val="single" w:sz="4" w:color="D9D9D9"/>
+              <w:left w:val="single" w:sz="4" w:color="D9D9D9"/>
+              <w:bottom w:val="single" w:sz="4" w:color="D9D9D9"/>
+              <w:right w:val="single" w:sz="4" w:color="D9D9D9"/>
+              <w:insideH w:val="single" w:sz="4" w:color="D9D9D9"/>
+              <w:insideV w:val="single" w:sz="4" w:color="D9D9D9"/>
             </w:tcBorders>
+            <w:tcMar>
+              <w:top w:w="100" w:type="dxa"/>
+              <w:start w:w="110" w:type="dxa"/>
+              <w:bottom w:w="100" w:type="dxa"/>
+              <w:end w:w="110" w:type="dxa"/>
+            </w:tcMar>
           </w:tcPr>
           <w:p>
             <w:pPr>
-              <w:spacing w:after="0" w:before="0"/>
-              <w:jc w:val="left"/>
+              <w:spacing w:before="0" w:after="0" w:line="276" w:lineRule="auto"/>
             </w:pPr>
-            <w:r/>
             <w:r>
               <w:rPr>
-                <w:rFonts w:ascii="Arial" w:hAnsi="Arial" w:eastAsia="微软雅黑"/>
+                <w:rFonts w:ascii="Arial" w:hAnsi="Arial" w:eastAsia="Microsoft YaHei"/>
                 <w:b w:val="0"/>
-                <w:color w:val="17324D"/>
+                <w:color w:val="000000"/>
                 <w:sz w:val="18"/>
               </w:rPr>
-              <w:t>NVIDIA GeForce RTX 4090；PyTorch 2.4.1+cu121；Transformers 4.36.2；4-bit</w:t>
+              <w:t>与正式实验环境一致；Baseline 与 MMSep 使用相同权重、精度、提示词和随机种子 42、2026、925。</w:t>
             </w:r>
           </w:p>
         </w:tc>
@@ -2424,59 +2860,71 @@
       <w:tr>
         <w:tc>
           <w:tcPr>
-            <w:tcW w:type="dxa" w:w="1757"/>
+            <w:tcW w:type="dxa" w:w="1944"/>
             <w:vAlign w:val="center"/>
-            <w:shd w:fill="F2F4F5"/>
             <w:tcBorders>
-              <w:top w:val="single" w:sz="6" w:color="CAD3D8"/>
-              <w:left w:val="single" w:sz="6" w:color="CAD3D8"/>
-              <w:bottom w:val="single" w:sz="6" w:color="CAD3D8"/>
-              <w:right w:val="single" w:sz="6" w:color="CAD3D8"/>
+              <w:top w:val="single" w:sz="4" w:color="D9D9D9"/>
+              <w:left w:val="single" w:sz="4" w:color="D9D9D9"/>
+              <w:bottom w:val="single" w:sz="4" w:color="D9D9D9"/>
+              <w:right w:val="single" w:sz="4" w:color="D9D9D9"/>
+              <w:insideH w:val="single" w:sz="4" w:color="D9D9D9"/>
+              <w:insideV w:val="single" w:sz="4" w:color="D9D9D9"/>
             </w:tcBorders>
+            <w:tcMar>
+              <w:top w:w="100" w:type="dxa"/>
+              <w:start w:w="110" w:type="dxa"/>
+              <w:bottom w:w="100" w:type="dxa"/>
+              <w:end w:w="110" w:type="dxa"/>
+            </w:tcMar>
+            <w:shd w:fill="EEF5FA"/>
           </w:tcPr>
           <w:p>
             <w:pPr>
-              <w:spacing w:after="0" w:before="0"/>
-              <w:jc w:val="left"/>
+              <w:spacing w:before="0" w:after="0" w:line="276" w:lineRule="auto"/>
             </w:pPr>
-            <w:r/>
             <w:r>
               <w:rPr>
-                <w:rFonts w:ascii="Arial" w:hAnsi="Arial" w:eastAsia="微软雅黑"/>
-                <w:b w:val="0"/>
-                <w:color w:val="17324D"/>
+                <w:rFonts w:ascii="Arial" w:hAnsi="Arial" w:eastAsia="Microsoft YaHei"/>
+                <w:b/>
+                <w:color w:val="000000"/>
                 <w:sz w:val="18"/>
               </w:rPr>
-              <w:t>缺陷现象</w:t>
+              <w:t>现象</w:t>
             </w:r>
           </w:p>
         </w:tc>
         <w:tc>
           <w:tcPr>
-            <w:tcW w:type="dxa" w:w="7200"/>
+            <w:tcW w:type="dxa" w:w="7992"/>
             <w:vAlign w:val="center"/>
-            <w:shd w:fill="F2F4F5"/>
             <w:tcBorders>
-              <w:top w:val="single" w:sz="6" w:color="CAD3D8"/>
-              <w:left w:val="single" w:sz="6" w:color="CAD3D8"/>
-              <w:bottom w:val="single" w:sz="6" w:color="CAD3D8"/>
-              <w:right w:val="single" w:sz="6" w:color="CAD3D8"/>
+              <w:top w:val="single" w:sz="4" w:color="D9D9D9"/>
+              <w:left w:val="single" w:sz="4" w:color="D9D9D9"/>
+              <w:bottom w:val="single" w:sz="4" w:color="D9D9D9"/>
+              <w:right w:val="single" w:sz="4" w:color="D9D9D9"/>
+              <w:insideH w:val="single" w:sz="4" w:color="D9D9D9"/>
+              <w:insideV w:val="single" w:sz="4" w:color="D9D9D9"/>
             </w:tcBorders>
+            <w:tcMar>
+              <w:top w:w="100" w:type="dxa"/>
+              <w:start w:w="110" w:type="dxa"/>
+              <w:bottom w:w="100" w:type="dxa"/>
+              <w:end w:w="110" w:type="dxa"/>
+            </w:tcMar>
+            <w:shd w:fill="EEF5FA"/>
           </w:tcPr>
           <w:p>
             <w:pPr>
-              <w:spacing w:after="0" w:before="0"/>
-              <w:jc w:val="left"/>
+              <w:spacing w:before="0" w:after="0" w:line="276" w:lineRule="auto"/>
             </w:pPr>
-            <w:r/>
             <w:r>
               <w:rPr>
-                <w:rFonts w:ascii="Arial" w:hAnsi="Arial" w:eastAsia="微软雅黑"/>
+                <w:rFonts w:ascii="Arial" w:hAnsi="Arial" w:eastAsia="Microsoft YaHei"/>
                 <w:b w:val="0"/>
-                <w:color w:val="17324D"/>
+                <w:color w:val="000000"/>
                 <w:sz w:val="18"/>
               </w:rPr>
-              <w:t>干净图和低对比度图都含三个三角形。Baseline 与 MMSep 在 3 个随机种子、2 个变体上均回答 TWO，说明是稳定的计数能力缺陷，而不是一次随机波动。</w:t>
+              <w:t>干净图和低对比度图都包含三个三角形，模型在两种模式、两个变体和三个种子下均回答 TWO。</w:t>
             </w:r>
           </w:p>
         </w:tc>
@@ -2484,59 +2932,73 @@
       <w:tr>
         <w:tc>
           <w:tcPr>
-            <w:tcW w:type="dxa" w:w="1757"/>
+            <w:tcW w:type="dxa" w:w="1944"/>
             <w:vAlign w:val="center"/>
-            <w:shd w:fill="FFFFFF"/>
             <w:tcBorders>
-              <w:top w:val="single" w:sz="6" w:color="CAD3D8"/>
-              <w:left w:val="single" w:sz="6" w:color="CAD3D8"/>
-              <w:bottom w:val="single" w:sz="6" w:color="CAD3D8"/>
-              <w:right w:val="single" w:sz="6" w:color="CAD3D8"/>
+              <w:top w:val="single" w:sz="4" w:color="D9D9D9"/>
+              <w:left w:val="single" w:sz="4" w:color="D9D9D9"/>
+              <w:bottom w:val="single" w:sz="4" w:color="D9D9D9"/>
+              <w:right w:val="single" w:sz="4" w:color="D9D9D9"/>
+              <w:insideH w:val="single" w:sz="4" w:color="D9D9D9"/>
+              <w:insideV w:val="single" w:sz="4" w:color="D9D9D9"/>
             </w:tcBorders>
+            <w:tcMar>
+              <w:top w:w="100" w:type="dxa"/>
+              <w:start w:w="110" w:type="dxa"/>
+              <w:bottom w:w="100" w:type="dxa"/>
+              <w:end w:w="110" w:type="dxa"/>
+            </w:tcMar>
           </w:tcPr>
           <w:p>
             <w:pPr>
-              <w:spacing w:after="0" w:before="0"/>
-              <w:jc w:val="left"/>
+              <w:spacing w:before="0" w:after="0" w:line="276" w:lineRule="auto"/>
             </w:pPr>
-            <w:r/>
             <w:r>
               <w:rPr>
-                <w:rFonts w:ascii="Arial" w:hAnsi="Arial" w:eastAsia="微软雅黑"/>
-                <w:b w:val="0"/>
-                <w:color w:val="17324D"/>
+                <w:rFonts w:ascii="Arial" w:hAnsi="Arial" w:eastAsia="Microsoft YaHei"/>
+                <w:b/>
+                <w:color w:val="000000"/>
                 <w:sz w:val="18"/>
               </w:rPr>
-              <w:t>期望结果</w:t>
+              <w:t>最小复现步骤</w:t>
             </w:r>
           </w:p>
         </w:tc>
         <w:tc>
           <w:tcPr>
-            <w:tcW w:type="dxa" w:w="7200"/>
+            <w:tcW w:type="dxa" w:w="7992"/>
             <w:vAlign w:val="center"/>
-            <w:shd w:fill="FFFFFF"/>
             <w:tcBorders>
-              <w:top w:val="single" w:sz="6" w:color="CAD3D8"/>
-              <w:left w:val="single" w:sz="6" w:color="CAD3D8"/>
-              <w:bottom w:val="single" w:sz="6" w:color="CAD3D8"/>
-              <w:right w:val="single" w:sz="6" w:color="CAD3D8"/>
+              <w:top w:val="single" w:sz="4" w:color="D9D9D9"/>
+              <w:left w:val="single" w:sz="4" w:color="D9D9D9"/>
+              <w:bottom w:val="single" w:sz="4" w:color="D9D9D9"/>
+              <w:right w:val="single" w:sz="4" w:color="D9D9D9"/>
+              <w:insideH w:val="single" w:sz="4" w:color="D9D9D9"/>
+              <w:insideV w:val="single" w:sz="4" w:color="D9D9D9"/>
             </w:tcBorders>
+            <w:tcMar>
+              <w:top w:w="100" w:type="dxa"/>
+              <w:start w:w="110" w:type="dxa"/>
+              <w:bottom w:w="100" w:type="dxa"/>
+              <w:end w:w="110" w:type="dxa"/>
+            </w:tcMar>
           </w:tcPr>
           <w:p>
             <w:pPr>
-              <w:spacing w:after="0" w:before="0"/>
-              <w:jc w:val="left"/>
+              <w:spacing w:before="0" w:after="0" w:line="276" w:lineRule="auto"/>
             </w:pPr>
-            <w:r/>
             <w:r>
               <w:rPr>
-                <w:rFonts w:ascii="Arial" w:hAnsi="Arial" w:eastAsia="微软雅黑"/>
+                <w:rFonts w:ascii="Arial" w:hAnsi="Arial" w:eastAsia="Microsoft YaHei"/>
                 <w:b w:val="0"/>
-                <w:color w:val="17324D"/>
+                <w:color w:val="000000"/>
                 <w:sz w:val="18"/>
               </w:rPr>
-              <w:t>两个变体、两种模式和全部种子均返回 THREE。</w:t>
+              <w:t>1. 运行 run_module2_tests.py --case-id M2-ROB-201。</w:t>
+              <w:br/>
+              <w:t>2. 保持默认正式重复策略。</w:t>
+              <w:br/>
+              <w:t>3. 查看两种模式的 raw_output 和 Oracle 结果。</w:t>
             </w:r>
           </w:p>
         </w:tc>
@@ -2544,27 +3006,33 @@
       <w:tr>
         <w:tc>
           <w:tcPr>
-            <w:tcW w:type="dxa" w:w="1757"/>
+            <w:tcW w:type="dxa" w:w="1944"/>
             <w:vAlign w:val="center"/>
-            <w:shd w:fill="F2F4F5"/>
             <w:tcBorders>
-              <w:top w:val="single" w:sz="6" w:color="CAD3D8"/>
-              <w:left w:val="single" w:sz="6" w:color="CAD3D8"/>
-              <w:bottom w:val="single" w:sz="6" w:color="CAD3D8"/>
-              <w:right w:val="single" w:sz="6" w:color="CAD3D8"/>
+              <w:top w:val="single" w:sz="4" w:color="D9D9D9"/>
+              <w:left w:val="single" w:sz="4" w:color="D9D9D9"/>
+              <w:bottom w:val="single" w:sz="4" w:color="D9D9D9"/>
+              <w:right w:val="single" w:sz="4" w:color="D9D9D9"/>
+              <w:insideH w:val="single" w:sz="4" w:color="D9D9D9"/>
+              <w:insideV w:val="single" w:sz="4" w:color="D9D9D9"/>
             </w:tcBorders>
+            <w:tcMar>
+              <w:top w:w="100" w:type="dxa"/>
+              <w:start w:w="110" w:type="dxa"/>
+              <w:bottom w:w="100" w:type="dxa"/>
+              <w:end w:w="110" w:type="dxa"/>
+            </w:tcMar>
+            <w:shd w:fill="EEF5FA"/>
           </w:tcPr>
           <w:p>
             <w:pPr>
-              <w:spacing w:after="0" w:before="0"/>
-              <w:jc w:val="left"/>
+              <w:spacing w:before="0" w:after="0" w:line="276" w:lineRule="auto"/>
             </w:pPr>
-            <w:r/>
             <w:r>
               <w:rPr>
-                <w:rFonts w:ascii="Arial" w:hAnsi="Arial" w:eastAsia="微软雅黑"/>
-                <w:b w:val="0"/>
-                <w:color w:val="17324D"/>
+                <w:rFonts w:ascii="Arial" w:hAnsi="Arial" w:eastAsia="Microsoft YaHei"/>
+                <w:b/>
+                <w:color w:val="000000"/>
                 <w:sz w:val="18"/>
               </w:rPr>
               <w:t>实际结果</w:t>
@@ -2573,30 +3041,36 @@
         </w:tc>
         <w:tc>
           <w:tcPr>
-            <w:tcW w:type="dxa" w:w="7200"/>
+            <w:tcW w:type="dxa" w:w="7992"/>
             <w:vAlign w:val="center"/>
-            <w:shd w:fill="F2F4F5"/>
             <w:tcBorders>
-              <w:top w:val="single" w:sz="6" w:color="CAD3D8"/>
-              <w:left w:val="single" w:sz="6" w:color="CAD3D8"/>
-              <w:bottom w:val="single" w:sz="6" w:color="CAD3D8"/>
-              <w:right w:val="single" w:sz="6" w:color="CAD3D8"/>
+              <w:top w:val="single" w:sz="4" w:color="D9D9D9"/>
+              <w:left w:val="single" w:sz="4" w:color="D9D9D9"/>
+              <w:bottom w:val="single" w:sz="4" w:color="D9D9D9"/>
+              <w:right w:val="single" w:sz="4" w:color="D9D9D9"/>
+              <w:insideH w:val="single" w:sz="4" w:color="D9D9D9"/>
+              <w:insideV w:val="single" w:sz="4" w:color="D9D9D9"/>
             </w:tcBorders>
+            <w:tcMar>
+              <w:top w:w="100" w:type="dxa"/>
+              <w:start w:w="110" w:type="dxa"/>
+              <w:bottom w:w="100" w:type="dxa"/>
+              <w:end w:w="110" w:type="dxa"/>
+            </w:tcMar>
+            <w:shd w:fill="EEF5FA"/>
           </w:tcPr>
           <w:p>
             <w:pPr>
-              <w:spacing w:after="0" w:before="0"/>
-              <w:jc w:val="left"/>
+              <w:spacing w:before="0" w:after="0" w:line="276" w:lineRule="auto"/>
             </w:pPr>
-            <w:r/>
             <w:r>
               <w:rPr>
-                <w:rFonts w:ascii="Arial" w:hAnsi="Arial" w:eastAsia="微软雅黑"/>
+                <w:rFonts w:ascii="Arial" w:hAnsi="Arial" w:eastAsia="Microsoft YaHei"/>
                 <w:b w:val="0"/>
-                <w:color w:val="17324D"/>
+                <w:color w:val="000000"/>
                 <w:sz w:val="18"/>
               </w:rPr>
-              <w:t>Baseline 0/6；MMSep 0/6；示例输出均为 TWO。</w:t>
+              <w:t>Baseline 0/6 通过，MMSep 0/6 通过；所有测量输出 TWO。</w:t>
             </w:r>
           </w:p>
         </w:tc>
@@ -2604,59 +3078,69 @@
       <w:tr>
         <w:tc>
           <w:tcPr>
-            <w:tcW w:type="dxa" w:w="1757"/>
+            <w:tcW w:type="dxa" w:w="1944"/>
             <w:vAlign w:val="center"/>
-            <w:shd w:fill="FFFFFF"/>
             <w:tcBorders>
-              <w:top w:val="single" w:sz="6" w:color="CAD3D8"/>
-              <w:left w:val="single" w:sz="6" w:color="CAD3D8"/>
-              <w:bottom w:val="single" w:sz="6" w:color="CAD3D8"/>
-              <w:right w:val="single" w:sz="6" w:color="CAD3D8"/>
+              <w:top w:val="single" w:sz="4" w:color="D9D9D9"/>
+              <w:left w:val="single" w:sz="4" w:color="D9D9D9"/>
+              <w:bottom w:val="single" w:sz="4" w:color="D9D9D9"/>
+              <w:right w:val="single" w:sz="4" w:color="D9D9D9"/>
+              <w:insideH w:val="single" w:sz="4" w:color="D9D9D9"/>
+              <w:insideV w:val="single" w:sz="4" w:color="D9D9D9"/>
             </w:tcBorders>
+            <w:tcMar>
+              <w:top w:w="100" w:type="dxa"/>
+              <w:start w:w="110" w:type="dxa"/>
+              <w:bottom w:w="100" w:type="dxa"/>
+              <w:end w:w="110" w:type="dxa"/>
+            </w:tcMar>
           </w:tcPr>
           <w:p>
             <w:pPr>
-              <w:spacing w:after="0" w:before="0"/>
-              <w:jc w:val="left"/>
+              <w:spacing w:before="0" w:after="0" w:line="276" w:lineRule="auto"/>
             </w:pPr>
-            <w:r/>
             <w:r>
               <w:rPr>
-                <w:rFonts w:ascii="Arial" w:hAnsi="Arial" w:eastAsia="微软雅黑"/>
-                <w:b w:val="0"/>
-                <w:color w:val="17324D"/>
+                <w:rFonts w:ascii="Arial" w:hAnsi="Arial" w:eastAsia="Microsoft YaHei"/>
+                <w:b/>
+                <w:color w:val="000000"/>
                 <w:sz w:val="18"/>
               </w:rPr>
-              <w:t>修复/处置</w:t>
+              <w:t>预期结果</w:t>
             </w:r>
           </w:p>
         </w:tc>
         <w:tc>
           <w:tcPr>
-            <w:tcW w:type="dxa" w:w="7200"/>
+            <w:tcW w:type="dxa" w:w="7992"/>
             <w:vAlign w:val="center"/>
-            <w:shd w:fill="FFFFFF"/>
             <w:tcBorders>
-              <w:top w:val="single" w:sz="6" w:color="CAD3D8"/>
-              <w:left w:val="single" w:sz="6" w:color="CAD3D8"/>
-              <w:bottom w:val="single" w:sz="6" w:color="CAD3D8"/>
-              <w:right w:val="single" w:sz="6" w:color="CAD3D8"/>
+              <w:top w:val="single" w:sz="4" w:color="D9D9D9"/>
+              <w:left w:val="single" w:sz="4" w:color="D9D9D9"/>
+              <w:bottom w:val="single" w:sz="4" w:color="D9D9D9"/>
+              <w:right w:val="single" w:sz="4" w:color="D9D9D9"/>
+              <w:insideH w:val="single" w:sz="4" w:color="D9D9D9"/>
+              <w:insideV w:val="single" w:sz="4" w:color="D9D9D9"/>
             </w:tcBorders>
+            <w:tcMar>
+              <w:top w:w="100" w:type="dxa"/>
+              <w:start w:w="110" w:type="dxa"/>
+              <w:bottom w:w="100" w:type="dxa"/>
+              <w:end w:w="110" w:type="dxa"/>
+            </w:tcMar>
           </w:tcPr>
           <w:p>
             <w:pPr>
-              <w:spacing w:after="0" w:before="0"/>
-              <w:jc w:val="left"/>
+              <w:spacing w:before="0" w:after="0" w:line="276" w:lineRule="auto"/>
             </w:pPr>
-            <w:r/>
             <w:r>
               <w:rPr>
-                <w:rFonts w:ascii="Arial" w:hAnsi="Arial" w:eastAsia="微软雅黑"/>
+                <w:rFonts w:ascii="Arial" w:hAnsi="Arial" w:eastAsia="Microsoft YaHei"/>
                 <w:b w:val="0"/>
-                <w:color w:val="17324D"/>
+                <w:color w:val="000000"/>
                 <w:sz w:val="18"/>
               </w:rPr>
-              <w:t>需在后续模型版本中处理。建议把形状数量、尺寸、间距和对比度做参数化扩展，定位视觉编码或语言解码环节。</w:t>
+              <w:t>所有测量输出 THREE，干净图与低对比度图的成对结果一致。</w:t>
             </w:r>
           </w:p>
         </w:tc>
@@ -2664,59 +3148,71 @@
       <w:tr>
         <w:tc>
           <w:tcPr>
-            <w:tcW w:type="dxa" w:w="1757"/>
+            <w:tcW w:type="dxa" w:w="1944"/>
             <w:vAlign w:val="center"/>
-            <w:shd w:fill="F2F4F5"/>
             <w:tcBorders>
-              <w:top w:val="single" w:sz="6" w:color="CAD3D8"/>
-              <w:left w:val="single" w:sz="6" w:color="CAD3D8"/>
-              <w:bottom w:val="single" w:sz="6" w:color="CAD3D8"/>
-              <w:right w:val="single" w:sz="6" w:color="CAD3D8"/>
+              <w:top w:val="single" w:sz="4" w:color="D9D9D9"/>
+              <w:left w:val="single" w:sz="4" w:color="D9D9D9"/>
+              <w:bottom w:val="single" w:sz="4" w:color="D9D9D9"/>
+              <w:right w:val="single" w:sz="4" w:color="D9D9D9"/>
+              <w:insideH w:val="single" w:sz="4" w:color="D9D9D9"/>
+              <w:insideV w:val="single" w:sz="4" w:color="D9D9D9"/>
             </w:tcBorders>
+            <w:tcMar>
+              <w:top w:w="100" w:type="dxa"/>
+              <w:start w:w="110" w:type="dxa"/>
+              <w:bottom w:w="100" w:type="dxa"/>
+              <w:end w:w="110" w:type="dxa"/>
+            </w:tcMar>
+            <w:shd w:fill="EEF5FA"/>
           </w:tcPr>
           <w:p>
             <w:pPr>
-              <w:spacing w:after="0" w:before="0"/>
-              <w:jc w:val="left"/>
+              <w:spacing w:before="0" w:after="0" w:line="276" w:lineRule="auto"/>
             </w:pPr>
-            <w:r/>
             <w:r>
               <w:rPr>
-                <w:rFonts w:ascii="Arial" w:hAnsi="Arial" w:eastAsia="微软雅黑"/>
-                <w:b w:val="0"/>
-                <w:color w:val="17324D"/>
+                <w:rFonts w:ascii="Arial" w:hAnsi="Arial" w:eastAsia="Microsoft YaHei"/>
+                <w:b/>
+                <w:color w:val="000000"/>
                 <w:sz w:val="18"/>
               </w:rPr>
-              <w:t>回归验证</w:t>
+              <w:t>原始证据</w:t>
             </w:r>
           </w:p>
         </w:tc>
         <w:tc>
           <w:tcPr>
-            <w:tcW w:type="dxa" w:w="7200"/>
+            <w:tcW w:type="dxa" w:w="7992"/>
             <w:vAlign w:val="center"/>
-            <w:shd w:fill="F2F4F5"/>
             <w:tcBorders>
-              <w:top w:val="single" w:sz="6" w:color="CAD3D8"/>
-              <w:left w:val="single" w:sz="6" w:color="CAD3D8"/>
-              <w:bottom w:val="single" w:sz="6" w:color="CAD3D8"/>
-              <w:right w:val="single" w:sz="6" w:color="CAD3D8"/>
+              <w:top w:val="single" w:sz="4" w:color="D9D9D9"/>
+              <w:left w:val="single" w:sz="4" w:color="D9D9D9"/>
+              <w:bottom w:val="single" w:sz="4" w:color="D9D9D9"/>
+              <w:right w:val="single" w:sz="4" w:color="D9D9D9"/>
+              <w:insideH w:val="single" w:sz="4" w:color="D9D9D9"/>
+              <w:insideV w:val="single" w:sz="4" w:color="D9D9D9"/>
             </w:tcBorders>
+            <w:tcMar>
+              <w:top w:w="100" w:type="dxa"/>
+              <w:start w:w="110" w:type="dxa"/>
+              <w:bottom w:w="100" w:type="dxa"/>
+              <w:end w:w="110" w:type="dxa"/>
+            </w:tcMar>
+            <w:shd w:fill="EEF5FA"/>
           </w:tcPr>
           <w:p>
             <w:pPr>
-              <w:spacing w:after="0" w:before="0"/>
-              <w:jc w:val="left"/>
+              <w:spacing w:before="0" w:after="0" w:line="276" w:lineRule="auto"/>
             </w:pPr>
-            <w:r/>
             <w:r>
               <w:rPr>
-                <w:rFonts w:ascii="Arial" w:hAnsi="Arial" w:eastAsia="微软雅黑"/>
+                <w:rFonts w:ascii="Arial" w:hAnsi="Arial" w:eastAsia="Microsoft YaHei"/>
                 <w:b w:val="0"/>
-                <w:color w:val="17324D"/>
+                <w:color w:val="000000"/>
                 <w:sz w:val="18"/>
               </w:rPr>
-              <w:t>当前回归状态：仍失败；12 条模式×变体×种子测量记录可复现。</w:t>
+              <w:t>raw/results.jsonl 中 M2-ROB-201 的 12 条测量记录；summary.corrected.json 中对应模式摘要；两张输入图片。</w:t>
             </w:r>
           </w:p>
         </w:tc>
@@ -2724,59 +3220,353 @@
       <w:tr>
         <w:tc>
           <w:tcPr>
-            <w:tcW w:type="dxa" w:w="1757"/>
+            <w:tcW w:type="dxa" w:w="1944"/>
             <w:vAlign w:val="center"/>
-            <w:shd w:fill="FFFFFF"/>
             <w:tcBorders>
-              <w:top w:val="single" w:sz="6" w:color="CAD3D8"/>
-              <w:left w:val="single" w:sz="6" w:color="CAD3D8"/>
-              <w:bottom w:val="single" w:sz="6" w:color="CAD3D8"/>
-              <w:right w:val="single" w:sz="6" w:color="CAD3D8"/>
+              <w:top w:val="single" w:sz="4" w:color="D9D9D9"/>
+              <w:left w:val="single" w:sz="4" w:color="D9D9D9"/>
+              <w:bottom w:val="single" w:sz="4" w:color="D9D9D9"/>
+              <w:right w:val="single" w:sz="4" w:color="D9D9D9"/>
+              <w:insideH w:val="single" w:sz="4" w:color="D9D9D9"/>
+              <w:insideV w:val="single" w:sz="4" w:color="D9D9D9"/>
             </w:tcBorders>
+            <w:tcMar>
+              <w:top w:w="100" w:type="dxa"/>
+              <w:start w:w="110" w:type="dxa"/>
+              <w:bottom w:w="100" w:type="dxa"/>
+              <w:end w:w="110" w:type="dxa"/>
+            </w:tcMar>
           </w:tcPr>
           <w:p>
             <w:pPr>
-              <w:spacing w:after="0" w:before="0"/>
-              <w:jc w:val="left"/>
+              <w:spacing w:before="0" w:after="0" w:line="276" w:lineRule="auto"/>
             </w:pPr>
-            <w:r/>
             <w:r>
               <w:rPr>
-                <w:rFonts w:ascii="Arial" w:hAnsi="Arial" w:eastAsia="微软雅黑"/>
-                <w:b w:val="0"/>
-                <w:color w:val="17324D"/>
+                <w:rFonts w:ascii="Arial" w:hAnsi="Arial" w:eastAsia="Microsoft YaHei"/>
+                <w:b/>
+                <w:color w:val="000000"/>
                 <w:sz w:val="18"/>
               </w:rPr>
-              <w:t>证据定位</w:t>
+              <w:t>根因状态</w:t>
             </w:r>
           </w:p>
         </w:tc>
         <w:tc>
           <w:tcPr>
-            <w:tcW w:type="dxa" w:w="7200"/>
+            <w:tcW w:type="dxa" w:w="7992"/>
             <w:vAlign w:val="center"/>
-            <w:shd w:fill="FFFFFF"/>
             <w:tcBorders>
-              <w:top w:val="single" w:sz="6" w:color="CAD3D8"/>
-              <w:left w:val="single" w:sz="6" w:color="CAD3D8"/>
-              <w:bottom w:val="single" w:sz="6" w:color="CAD3D8"/>
-              <w:right w:val="single" w:sz="6" w:color="CAD3D8"/>
+              <w:top w:val="single" w:sz="4" w:color="D9D9D9"/>
+              <w:left w:val="single" w:sz="4" w:color="D9D9D9"/>
+              <w:bottom w:val="single" w:sz="4" w:color="D9D9D9"/>
+              <w:right w:val="single" w:sz="4" w:color="D9D9D9"/>
+              <w:insideH w:val="single" w:sz="4" w:color="D9D9D9"/>
+              <w:insideV w:val="single" w:sz="4" w:color="D9D9D9"/>
             </w:tcBorders>
+            <w:tcMar>
+              <w:top w:w="100" w:type="dxa"/>
+              <w:start w:w="110" w:type="dxa"/>
+              <w:bottom w:w="100" w:type="dxa"/>
+              <w:end w:w="110" w:type="dxa"/>
+            </w:tcMar>
           </w:tcPr>
           <w:p>
             <w:pPr>
-              <w:spacing w:after="0" w:before="0"/>
-              <w:jc w:val="left"/>
+              <w:spacing w:before="0" w:after="0" w:line="276" w:lineRule="auto"/>
             </w:pPr>
-            <w:r/>
             <w:r>
               <w:rPr>
-                <w:rFonts w:ascii="Arial" w:hAnsi="Arial" w:eastAsia="微软雅黑"/>
+                <w:rFonts w:ascii="Arial" w:hAnsi="Arial" w:eastAsia="Microsoft YaHei"/>
                 <w:b w:val="0"/>
-                <w:color w:val="17324D"/>
+                <w:color w:val="000000"/>
                 <w:sz w:val="18"/>
               </w:rPr>
-              <w:t>inputs/M2-ROB-201-clean.png、inputs/M2-ROB-201-low-contrast.png；raw/results.jsonl</w:t>
+              <w:t>已排除执行错误、脚本解析错误和模式差异。现有证据指向视觉计数能力限制，尚未完成模型内部根因定位。</w:t>
+            </w:r>
+          </w:p>
+        </w:tc>
+      </w:tr>
+      <w:tr>
+        <w:tc>
+          <w:tcPr>
+            <w:tcW w:type="dxa" w:w="1944"/>
+            <w:vAlign w:val="center"/>
+            <w:tcBorders>
+              <w:top w:val="single" w:sz="4" w:color="D9D9D9"/>
+              <w:left w:val="single" w:sz="4" w:color="D9D9D9"/>
+              <w:bottom w:val="single" w:sz="4" w:color="D9D9D9"/>
+              <w:right w:val="single" w:sz="4" w:color="D9D9D9"/>
+              <w:insideH w:val="single" w:sz="4" w:color="D9D9D9"/>
+              <w:insideV w:val="single" w:sz="4" w:color="D9D9D9"/>
+            </w:tcBorders>
+            <w:tcMar>
+              <w:top w:w="100" w:type="dxa"/>
+              <w:start w:w="110" w:type="dxa"/>
+              <w:bottom w:w="100" w:type="dxa"/>
+              <w:end w:w="110" w:type="dxa"/>
+            </w:tcMar>
+            <w:shd w:fill="EEF5FA"/>
+          </w:tcPr>
+          <w:p>
+            <w:pPr>
+              <w:spacing w:before="0" w:after="0" w:line="276" w:lineRule="auto"/>
+            </w:pPr>
+            <w:r>
+              <w:rPr>
+                <w:rFonts w:ascii="Arial" w:hAnsi="Arial" w:eastAsia="Microsoft YaHei"/>
+                <w:b/>
+                <w:color w:val="000000"/>
+                <w:sz w:val="18"/>
+              </w:rPr>
+              <w:t>修复提交</w:t>
+            </w:r>
+          </w:p>
+        </w:tc>
+        <w:tc>
+          <w:tcPr>
+            <w:tcW w:type="dxa" w:w="7992"/>
+            <w:vAlign w:val="center"/>
+            <w:tcBorders>
+              <w:top w:val="single" w:sz="4" w:color="D9D9D9"/>
+              <w:left w:val="single" w:sz="4" w:color="D9D9D9"/>
+              <w:bottom w:val="single" w:sz="4" w:color="D9D9D9"/>
+              <w:right w:val="single" w:sz="4" w:color="D9D9D9"/>
+              <w:insideH w:val="single" w:sz="4" w:color="D9D9D9"/>
+              <w:insideV w:val="single" w:sz="4" w:color="D9D9D9"/>
+            </w:tcBorders>
+            <w:tcMar>
+              <w:top w:w="100" w:type="dxa"/>
+              <w:start w:w="110" w:type="dxa"/>
+              <w:bottom w:w="100" w:type="dxa"/>
+              <w:end w:w="110" w:type="dxa"/>
+            </w:tcMar>
+            <w:shd w:fill="EEF5FA"/>
+          </w:tcPr>
+          <w:p>
+            <w:pPr>
+              <w:spacing w:before="0" w:after="0" w:line="276" w:lineRule="auto"/>
+            </w:pPr>
+            <w:r>
+              <w:rPr>
+                <w:rFonts w:ascii="Arial" w:hAnsi="Arial" w:eastAsia="Microsoft YaHei"/>
+                <w:b w:val="0"/>
+                <w:color w:val="000000"/>
+                <w:sz w:val="18"/>
+              </w:rPr>
+              <w:t>无。不得通过修改预期标签或放宽阈值掩盖失败。</w:t>
+            </w:r>
+          </w:p>
+        </w:tc>
+      </w:tr>
+      <w:tr>
+        <w:tc>
+          <w:tcPr>
+            <w:tcW w:type="dxa" w:w="1944"/>
+            <w:vAlign w:val="center"/>
+            <w:tcBorders>
+              <w:top w:val="single" w:sz="4" w:color="D9D9D9"/>
+              <w:left w:val="single" w:sz="4" w:color="D9D9D9"/>
+              <w:bottom w:val="single" w:sz="4" w:color="D9D9D9"/>
+              <w:right w:val="single" w:sz="4" w:color="D9D9D9"/>
+              <w:insideH w:val="single" w:sz="4" w:color="D9D9D9"/>
+              <w:insideV w:val="single" w:sz="4" w:color="D9D9D9"/>
+            </w:tcBorders>
+            <w:tcMar>
+              <w:top w:w="100" w:type="dxa"/>
+              <w:start w:w="110" w:type="dxa"/>
+              <w:bottom w:w="100" w:type="dxa"/>
+              <w:end w:w="110" w:type="dxa"/>
+            </w:tcMar>
+          </w:tcPr>
+          <w:p>
+            <w:pPr>
+              <w:spacing w:before="0" w:after="0" w:line="276" w:lineRule="auto"/>
+            </w:pPr>
+            <w:r>
+              <w:rPr>
+                <w:rFonts w:ascii="Arial" w:hAnsi="Arial" w:eastAsia="Microsoft YaHei"/>
+                <w:b/>
+                <w:color w:val="000000"/>
+                <w:sz w:val="18"/>
+              </w:rPr>
+              <w:t>回归用例</w:t>
+            </w:r>
+          </w:p>
+        </w:tc>
+        <w:tc>
+          <w:tcPr>
+            <w:tcW w:type="dxa" w:w="7992"/>
+            <w:vAlign w:val="center"/>
+            <w:tcBorders>
+              <w:top w:val="single" w:sz="4" w:color="D9D9D9"/>
+              <w:left w:val="single" w:sz="4" w:color="D9D9D9"/>
+              <w:bottom w:val="single" w:sz="4" w:color="D9D9D9"/>
+              <w:right w:val="single" w:sz="4" w:color="D9D9D9"/>
+              <w:insideH w:val="single" w:sz="4" w:color="D9D9D9"/>
+              <w:insideV w:val="single" w:sz="4" w:color="D9D9D9"/>
+            </w:tcBorders>
+            <w:tcMar>
+              <w:top w:w="100" w:type="dxa"/>
+              <w:start w:w="110" w:type="dxa"/>
+              <w:bottom w:w="100" w:type="dxa"/>
+              <w:end w:w="110" w:type="dxa"/>
+            </w:tcMar>
+          </w:tcPr>
+          <w:p>
+            <w:pPr>
+              <w:spacing w:before="0" w:after="0" w:line="276" w:lineRule="auto"/>
+            </w:pPr>
+            <w:r>
+              <w:rPr>
+                <w:rFonts w:ascii="Arial" w:hAnsi="Arial" w:eastAsia="Microsoft YaHei"/>
+                <w:b w:val="0"/>
+                <w:color w:val="000000"/>
+                <w:sz w:val="18"/>
+              </w:rPr>
+              <w:t>M2-ROB-201，两个图像变体，三个固定种子，Baseline 与 MMSep 各执行。</w:t>
+            </w:r>
+          </w:p>
+        </w:tc>
+      </w:tr>
+      <w:tr>
+        <w:tc>
+          <w:tcPr>
+            <w:tcW w:type="dxa" w:w="1944"/>
+            <w:vAlign w:val="center"/>
+            <w:tcBorders>
+              <w:top w:val="single" w:sz="4" w:color="D9D9D9"/>
+              <w:left w:val="single" w:sz="4" w:color="D9D9D9"/>
+              <w:bottom w:val="single" w:sz="4" w:color="D9D9D9"/>
+              <w:right w:val="single" w:sz="4" w:color="D9D9D9"/>
+              <w:insideH w:val="single" w:sz="4" w:color="D9D9D9"/>
+              <w:insideV w:val="single" w:sz="4" w:color="D9D9D9"/>
+            </w:tcBorders>
+            <w:tcMar>
+              <w:top w:w="100" w:type="dxa"/>
+              <w:start w:w="110" w:type="dxa"/>
+              <w:bottom w:w="100" w:type="dxa"/>
+              <w:end w:w="110" w:type="dxa"/>
+            </w:tcMar>
+            <w:shd w:fill="EEF5FA"/>
+          </w:tcPr>
+          <w:p>
+            <w:pPr>
+              <w:spacing w:before="0" w:after="0" w:line="276" w:lineRule="auto"/>
+            </w:pPr>
+            <w:r>
+              <w:rPr>
+                <w:rFonts w:ascii="Arial" w:hAnsi="Arial" w:eastAsia="Microsoft YaHei"/>
+                <w:b/>
+                <w:color w:val="000000"/>
+                <w:sz w:val="18"/>
+              </w:rPr>
+              <w:t>修复验证结果</w:t>
+            </w:r>
+          </w:p>
+        </w:tc>
+        <w:tc>
+          <w:tcPr>
+            <w:tcW w:type="dxa" w:w="7992"/>
+            <w:vAlign w:val="center"/>
+            <w:tcBorders>
+              <w:top w:val="single" w:sz="4" w:color="D9D9D9"/>
+              <w:left w:val="single" w:sz="4" w:color="D9D9D9"/>
+              <w:bottom w:val="single" w:sz="4" w:color="D9D9D9"/>
+              <w:right w:val="single" w:sz="4" w:color="D9D9D9"/>
+              <w:insideH w:val="single" w:sz="4" w:color="D9D9D9"/>
+              <w:insideV w:val="single" w:sz="4" w:color="D9D9D9"/>
+            </w:tcBorders>
+            <w:tcMar>
+              <w:top w:w="100" w:type="dxa"/>
+              <w:start w:w="110" w:type="dxa"/>
+              <w:bottom w:w="100" w:type="dxa"/>
+              <w:end w:w="110" w:type="dxa"/>
+            </w:tcMar>
+            <w:shd w:fill="EEF5FA"/>
+          </w:tcPr>
+          <w:p>
+            <w:pPr>
+              <w:spacing w:before="0" w:after="0" w:line="276" w:lineRule="auto"/>
+            </w:pPr>
+            <w:r>
+              <w:rPr>
+                <w:rFonts w:ascii="Arial" w:hAnsi="Arial" w:eastAsia="Microsoft YaHei"/>
+                <w:b w:val="0"/>
+                <w:color w:val="000000"/>
+                <w:sz w:val="18"/>
+              </w:rPr>
+              <w:t>未通过。当前正式证据仍为 0/6 与 0/6，缺陷保持未修复。</w:t>
+            </w:r>
+          </w:p>
+        </w:tc>
+      </w:tr>
+      <w:tr>
+        <w:tc>
+          <w:tcPr>
+            <w:tcW w:type="dxa" w:w="1944"/>
+            <w:vAlign w:val="center"/>
+            <w:tcBorders>
+              <w:top w:val="single" w:sz="4" w:color="D9D9D9"/>
+              <w:left w:val="single" w:sz="4" w:color="D9D9D9"/>
+              <w:bottom w:val="single" w:sz="4" w:color="D9D9D9"/>
+              <w:right w:val="single" w:sz="4" w:color="D9D9D9"/>
+              <w:insideH w:val="single" w:sz="4" w:color="D9D9D9"/>
+              <w:insideV w:val="single" w:sz="4" w:color="D9D9D9"/>
+            </w:tcBorders>
+            <w:tcMar>
+              <w:top w:w="100" w:type="dxa"/>
+              <w:start w:w="110" w:type="dxa"/>
+              <w:bottom w:w="100" w:type="dxa"/>
+              <w:end w:w="110" w:type="dxa"/>
+            </w:tcMar>
+          </w:tcPr>
+          <w:p>
+            <w:pPr>
+              <w:spacing w:before="0" w:after="0" w:line="276" w:lineRule="auto"/>
+            </w:pPr>
+            <w:r>
+              <w:rPr>
+                <w:rFonts w:ascii="Arial" w:hAnsi="Arial" w:eastAsia="Microsoft YaHei"/>
+                <w:b/>
+                <w:color w:val="000000"/>
+                <w:sz w:val="18"/>
+              </w:rPr>
+              <w:t>交叉复核</w:t>
+            </w:r>
+          </w:p>
+        </w:tc>
+        <w:tc>
+          <w:tcPr>
+            <w:tcW w:type="dxa" w:w="7992"/>
+            <w:vAlign w:val="center"/>
+            <w:tcBorders>
+              <w:top w:val="single" w:sz="4" w:color="D9D9D9"/>
+              <w:left w:val="single" w:sz="4" w:color="D9D9D9"/>
+              <w:bottom w:val="single" w:sz="4" w:color="D9D9D9"/>
+              <w:right w:val="single" w:sz="4" w:color="D9D9D9"/>
+              <w:insideH w:val="single" w:sz="4" w:color="D9D9D9"/>
+              <w:insideV w:val="single" w:sz="4" w:color="D9D9D9"/>
+            </w:tcBorders>
+            <w:tcMar>
+              <w:top w:w="100" w:type="dxa"/>
+              <w:start w:w="110" w:type="dxa"/>
+              <w:bottom w:w="100" w:type="dxa"/>
+              <w:end w:w="110" w:type="dxa"/>
+            </w:tcMar>
+          </w:tcPr>
+          <w:p>
+            <w:pPr>
+              <w:spacing w:before="0" w:after="0" w:line="276" w:lineRule="auto"/>
+            </w:pPr>
+            <w:r>
+              <w:rPr>
+                <w:rFonts w:ascii="Arial" w:hAnsi="Arial" w:eastAsia="Microsoft YaHei"/>
+                <w:b w:val="0"/>
+                <w:color w:val="000000"/>
+                <w:sz w:val="18"/>
+              </w:rPr>
+              <w:t>待 wjn 独立复现确认。</w:t>
             </w:r>
           </w:p>
         </w:tc>
@@ -2784,152 +3574,27 @@
     </w:tbl>
     <w:p>
       <w:pPr>
-        <w:spacing w:after="0"/>
+        <w:spacing w:after="40"/>
       </w:pPr>
     </w:p>
     <w:p>
       <w:pPr>
-        <w:pStyle w:val="Heading2"/>
+        <w:pStyle w:val="Heading1"/>
       </w:pPr>
       <w:r>
-        <w:t>复现步骤</w:t>
-      </w:r>
-    </w:p>
-    <w:p>
-      <w:pPr>
-        <w:ind w:left="227"/>
-      </w:pPr>
-      <w:r>
-        <w:rPr>
-          <w:b/>
-        </w:rPr>
-        <w:t xml:space="preserve">1. </w:t>
-      </w:r>
-      <w:r>
-        <w:t>生成 clean 与 low-contrast 两个固定变体。</w:t>
-      </w:r>
-    </w:p>
-    <w:p>
-      <w:pPr>
-        <w:ind w:left="227"/>
-      </w:pPr>
-      <w:r>
-        <w:rPr>
-          <w:b/>
-        </w:rPr>
-        <w:t xml:space="preserve">2. </w:t>
-      </w:r>
-      <w:r>
-        <w:t>提示词要求只在 TWO、THREE、FOUR 中选择。</w:t>
-      </w:r>
-    </w:p>
-    <w:p>
-      <w:pPr>
-        <w:ind w:left="227"/>
-      </w:pPr>
-      <w:r>
-        <w:rPr>
-          <w:b/>
-        </w:rPr>
-        <w:t xml:space="preserve">3. </w:t>
-      </w:r>
-      <w:r>
-        <w:t>Baseline 与 MMSep 分别以 seed=42、2026、925 执行。</w:t>
-      </w:r>
-    </w:p>
-    <w:p>
-      <w:pPr>
-        <w:ind w:left="227"/>
-      </w:pPr>
-      <w:r>
-        <w:rPr>
-          <w:b/>
-        </w:rPr>
-        <w:t xml:space="preserve">4. </w:t>
-      </w:r>
-      <w:r>
-        <w:t>比较所有测量输出与参考标签 THREE。</w:t>
-      </w:r>
-    </w:p>
-    <w:p>
-      <w:pPr>
-        <w:pStyle w:val="Heading2"/>
-      </w:pPr>
-      <w:r>
-        <w:t>输入证据</w:t>
-      </w:r>
-    </w:p>
-    <w:p>
-      <w:pPr>
-        <w:jc w:val="center"/>
-      </w:pPr>
-      <w:r>
-        <w:drawing>
-          <wp:inline xmlns:a="http://schemas.openxmlformats.org/drawingml/2006/main" xmlns:pic="http://schemas.openxmlformats.org/drawingml/2006/picture">
-            <wp:extent cx="2560320" cy="1706880"/>
-            <wp:docPr id="2" name="Picture 2"/>
-            <wp:cNvGraphicFramePr>
-              <a:graphicFrameLocks noChangeAspect="1"/>
-            </wp:cNvGraphicFramePr>
-            <a:graphic>
-              <a:graphicData uri="http://schemas.openxmlformats.org/drawingml/2006/picture">
-                <pic:pic>
-                  <pic:nvPicPr>
-                    <pic:cNvPr id="0" name="M2-ROB-201-low-contrast.png"/>
-                    <pic:cNvPicPr/>
-                  </pic:nvPicPr>
-                  <pic:blipFill>
-                    <a:blip r:embed="rId12"/>
-                    <a:stretch>
-                      <a:fillRect/>
-                    </a:stretch>
-                  </pic:blipFill>
-                  <pic:spPr>
-                    <a:xfrm>
-                      <a:off x="0" y="0"/>
-                      <a:ext cx="2560320" cy="1706880"/>
-                    </a:xfrm>
-                    <a:prstGeom prst="rect"/>
-                  </pic:spPr>
-                </pic:pic>
-              </a:graphicData>
-            </a:graphic>
-          </wp:inline>
-        </w:drawing>
-      </w:r>
-    </w:p>
-    <w:p>
-      <w:pPr>
-        <w:jc w:val="center"/>
-      </w:pPr>
-      <w:r>
-        <w:rPr>
-          <w:i/>
-          <w:color w:val="5C6670"/>
-        </w:rPr>
-        <w:t>图 2  固定测试输入（SHA-256 见 manifest.corrected.json）</w:t>
-      </w:r>
-    </w:p>
-    <w:p>
-      <w:pPr>
-        <w:pStyle w:val="Heading1"/>
-        <w:pageBreakBefore/>
-      </w:pPr>
-      <w:r>
-        <w:t>5. DEF-PERF-001  视觉 KV 压缩原型未达到 1.2× 解码加速门槛</w:t>
+        <w:t>DEF LCX PERF 001 MMSep 解码吞吐未达目标</w:t>
       </w:r>
     </w:p>
     <w:tbl>
       <w:tblPr>
-        <w:tblStyle w:val="TableGrid"/>
         <w:tblW w:type="auto" w:w="0"/>
         <w:jc w:val="center"/>
         <w:tblLayout w:type="fixed"/>
         <w:tblLook w:firstColumn="1" w:firstRow="1" w:lastColumn="0" w:lastRow="0" w:noHBand="0" w:noVBand="1" w:val="04A0"/>
       </w:tblPr>
       <w:tblGrid>
-        <w:gridCol w:w="4986"/>
-        <w:gridCol w:w="4986"/>
+        <w:gridCol w:w="5083"/>
+        <w:gridCol w:w="5083"/>
       </w:tblGrid>
       <w:tr>
         <w:trPr>
@@ -2937,25 +3602,31 @@
         </w:trPr>
         <w:tc>
           <w:tcPr>
-            <w:tcW w:type="dxa" w:w="1757"/>
+            <w:tcW w:type="dxa" w:w="1944"/>
             <w:vAlign w:val="center"/>
-            <w:shd w:fill="17324D"/>
             <w:tcBorders>
-              <w:top w:val="single" w:sz="4" w:color="FFFFFF"/>
-              <w:left w:val="single" w:sz="4" w:color="FFFFFF"/>
-              <w:bottom w:val="single" w:sz="4" w:color="FFFFFF"/>
-              <w:right w:val="single" w:sz="4" w:color="FFFFFF"/>
+              <w:top w:val="single" w:sz="4" w:color="D9D9D9"/>
+              <w:left w:val="single" w:sz="4" w:color="D9D9D9"/>
+              <w:bottom w:val="single" w:sz="4" w:color="D9D9D9"/>
+              <w:right w:val="single" w:sz="4" w:color="D9D9D9"/>
+              <w:insideH w:val="single" w:sz="4" w:color="D9D9D9"/>
+              <w:insideV w:val="single" w:sz="4" w:color="D9D9D9"/>
             </w:tcBorders>
+            <w:tcMar>
+              <w:top w:w="100" w:type="dxa"/>
+              <w:start w:w="110" w:type="dxa"/>
+              <w:bottom w:w="100" w:type="dxa"/>
+              <w:end w:w="110" w:type="dxa"/>
+            </w:tcMar>
+            <w:shd w:fill="1F4E78"/>
           </w:tcPr>
           <w:p>
             <w:pPr>
-              <w:spacing w:after="0" w:before="0"/>
-              <w:jc w:val="center"/>
+              <w:spacing w:before="0" w:after="0" w:line="276" w:lineRule="auto"/>
             </w:pPr>
-            <w:r/>
             <w:r>
               <w:rPr>
-                <w:rFonts w:ascii="Arial" w:hAnsi="Arial" w:eastAsia="微软雅黑"/>
+                <w:rFonts w:ascii="Arial" w:hAnsi="Arial" w:eastAsia="Microsoft YaHei"/>
                 <w:b/>
                 <w:color w:val="FFFFFF"/>
                 <w:sz w:val="18"/>
@@ -2966,25 +3637,31 @@
         </w:tc>
         <w:tc>
           <w:tcPr>
-            <w:tcW w:type="dxa" w:w="7200"/>
+            <w:tcW w:type="dxa" w:w="7992"/>
             <w:vAlign w:val="center"/>
-            <w:shd w:fill="17324D"/>
             <w:tcBorders>
-              <w:top w:val="single" w:sz="4" w:color="FFFFFF"/>
-              <w:left w:val="single" w:sz="4" w:color="FFFFFF"/>
-              <w:bottom w:val="single" w:sz="4" w:color="FFFFFF"/>
-              <w:right w:val="single" w:sz="4" w:color="FFFFFF"/>
+              <w:top w:val="single" w:sz="4" w:color="D9D9D9"/>
+              <w:left w:val="single" w:sz="4" w:color="D9D9D9"/>
+              <w:bottom w:val="single" w:sz="4" w:color="D9D9D9"/>
+              <w:right w:val="single" w:sz="4" w:color="D9D9D9"/>
+              <w:insideH w:val="single" w:sz="4" w:color="D9D9D9"/>
+              <w:insideV w:val="single" w:sz="4" w:color="D9D9D9"/>
             </w:tcBorders>
+            <w:tcMar>
+              <w:top w:w="100" w:type="dxa"/>
+              <w:start w:w="110" w:type="dxa"/>
+              <w:bottom w:w="100" w:type="dxa"/>
+              <w:end w:w="110" w:type="dxa"/>
+            </w:tcMar>
+            <w:shd w:fill="1F4E78"/>
           </w:tcPr>
           <w:p>
             <w:pPr>
-              <w:spacing w:after="0" w:before="0"/>
-              <w:jc w:val="center"/>
+              <w:spacing w:before="0" w:after="0" w:line="276" w:lineRule="auto"/>
             </w:pPr>
-            <w:r/>
             <w:r>
               <w:rPr>
-                <w:rFonts w:ascii="Arial" w:hAnsi="Arial" w:eastAsia="微软雅黑"/>
+                <w:rFonts w:ascii="Arial" w:hAnsi="Arial" w:eastAsia="Microsoft YaHei"/>
                 <w:b/>
                 <w:color w:val="FFFFFF"/>
                 <w:sz w:val="18"/>
@@ -2997,59 +3674,69 @@
       <w:tr>
         <w:tc>
           <w:tcPr>
-            <w:tcW w:type="dxa" w:w="1757"/>
+            <w:tcW w:type="dxa" w:w="1944"/>
             <w:vAlign w:val="center"/>
-            <w:shd w:fill="FFFFFF"/>
             <w:tcBorders>
-              <w:top w:val="single" w:sz="6" w:color="CAD3D8"/>
-              <w:left w:val="single" w:sz="6" w:color="CAD3D8"/>
-              <w:bottom w:val="single" w:sz="6" w:color="CAD3D8"/>
-              <w:right w:val="single" w:sz="6" w:color="CAD3D8"/>
+              <w:top w:val="single" w:sz="4" w:color="D9D9D9"/>
+              <w:left w:val="single" w:sz="4" w:color="D9D9D9"/>
+              <w:bottom w:val="single" w:sz="4" w:color="D9D9D9"/>
+              <w:right w:val="single" w:sz="4" w:color="D9D9D9"/>
+              <w:insideH w:val="single" w:sz="4" w:color="D9D9D9"/>
+              <w:insideV w:val="single" w:sz="4" w:color="D9D9D9"/>
             </w:tcBorders>
+            <w:tcMar>
+              <w:top w:w="100" w:type="dxa"/>
+              <w:start w:w="110" w:type="dxa"/>
+              <w:bottom w:w="100" w:type="dxa"/>
+              <w:end w:w="110" w:type="dxa"/>
+            </w:tcMar>
           </w:tcPr>
           <w:p>
             <w:pPr>
-              <w:spacing w:after="0" w:before="0"/>
-              <w:jc w:val="left"/>
+              <w:spacing w:before="0" w:after="0" w:line="276" w:lineRule="auto"/>
             </w:pPr>
-            <w:r/>
             <w:r>
               <w:rPr>
-                <w:rFonts w:ascii="Arial" w:hAnsi="Arial" w:eastAsia="微软雅黑"/>
-                <w:b w:val="0"/>
-                <w:color w:val="17324D"/>
+                <w:rFonts w:ascii="Arial" w:hAnsi="Arial" w:eastAsia="Microsoft YaHei"/>
+                <w:b/>
+                <w:color w:val="000000"/>
                 <w:sz w:val="18"/>
               </w:rPr>
-              <w:t>状态 / 严重级别</w:t>
+              <w:t>严重度</w:t>
             </w:r>
           </w:p>
         </w:tc>
         <w:tc>
           <w:tcPr>
-            <w:tcW w:type="dxa" w:w="7200"/>
+            <w:tcW w:type="dxa" w:w="7992"/>
             <w:vAlign w:val="center"/>
-            <w:shd w:fill="FFFFFF"/>
             <w:tcBorders>
-              <w:top w:val="single" w:sz="6" w:color="CAD3D8"/>
-              <w:left w:val="single" w:sz="6" w:color="CAD3D8"/>
-              <w:bottom w:val="single" w:sz="6" w:color="CAD3D8"/>
-              <w:right w:val="single" w:sz="6" w:color="CAD3D8"/>
+              <w:top w:val="single" w:sz="4" w:color="D9D9D9"/>
+              <w:left w:val="single" w:sz="4" w:color="D9D9D9"/>
+              <w:bottom w:val="single" w:sz="4" w:color="D9D9D9"/>
+              <w:right w:val="single" w:sz="4" w:color="D9D9D9"/>
+              <w:insideH w:val="single" w:sz="4" w:color="D9D9D9"/>
+              <w:insideV w:val="single" w:sz="4" w:color="D9D9D9"/>
             </w:tcBorders>
+            <w:tcMar>
+              <w:top w:w="100" w:type="dxa"/>
+              <w:start w:w="110" w:type="dxa"/>
+              <w:bottom w:w="100" w:type="dxa"/>
+              <w:end w:w="110" w:type="dxa"/>
+            </w:tcMar>
           </w:tcPr>
           <w:p>
             <w:pPr>
-              <w:spacing w:after="0" w:before="0"/>
-              <w:jc w:val="left"/>
+              <w:spacing w:before="0" w:after="0" w:line="276" w:lineRule="auto"/>
             </w:pPr>
-            <w:r/>
             <w:r>
               <w:rPr>
-                <w:rFonts w:ascii="Arial" w:hAnsi="Arial" w:eastAsia="微软雅黑"/>
+                <w:rFonts w:ascii="Arial" w:hAnsi="Arial" w:eastAsia="Microsoft YaHei"/>
                 <w:b w:val="0"/>
-                <w:color w:val="17324D"/>
+                <w:color w:val="000000"/>
                 <w:sz w:val="18"/>
               </w:rPr>
-              <w:t>未修复 / 中</w:t>
+              <w:t>中</w:t>
             </w:r>
           </w:p>
         </w:tc>
@@ -3057,59 +3744,71 @@
       <w:tr>
         <w:tc>
           <w:tcPr>
-            <w:tcW w:type="dxa" w:w="1757"/>
+            <w:tcW w:type="dxa" w:w="1944"/>
             <w:vAlign w:val="center"/>
-            <w:shd w:fill="F2F4F5"/>
             <w:tcBorders>
-              <w:top w:val="single" w:sz="6" w:color="CAD3D8"/>
-              <w:left w:val="single" w:sz="6" w:color="CAD3D8"/>
-              <w:bottom w:val="single" w:sz="6" w:color="CAD3D8"/>
-              <w:right w:val="single" w:sz="6" w:color="CAD3D8"/>
+              <w:top w:val="single" w:sz="4" w:color="D9D9D9"/>
+              <w:left w:val="single" w:sz="4" w:color="D9D9D9"/>
+              <w:bottom w:val="single" w:sz="4" w:color="D9D9D9"/>
+              <w:right w:val="single" w:sz="4" w:color="D9D9D9"/>
+              <w:insideH w:val="single" w:sz="4" w:color="D9D9D9"/>
+              <w:insideV w:val="single" w:sz="4" w:color="D9D9D9"/>
             </w:tcBorders>
+            <w:tcMar>
+              <w:top w:w="100" w:type="dxa"/>
+              <w:start w:w="110" w:type="dxa"/>
+              <w:bottom w:w="100" w:type="dxa"/>
+              <w:end w:w="110" w:type="dxa"/>
+            </w:tcMar>
+            <w:shd w:fill="EEF5FA"/>
           </w:tcPr>
           <w:p>
             <w:pPr>
-              <w:spacing w:after="0" w:before="0"/>
-              <w:jc w:val="left"/>
+              <w:spacing w:before="0" w:after="0" w:line="276" w:lineRule="auto"/>
             </w:pPr>
-            <w:r/>
             <w:r>
               <w:rPr>
-                <w:rFonts w:ascii="Arial" w:hAnsi="Arial" w:eastAsia="微软雅黑"/>
-                <w:b w:val="0"/>
-                <w:color w:val="17324D"/>
+                <w:rFonts w:ascii="Arial" w:hAnsi="Arial" w:eastAsia="Microsoft YaHei"/>
+                <w:b/>
+                <w:color w:val="000000"/>
                 <w:sz w:val="18"/>
               </w:rPr>
-              <w:t>发现版本</w:t>
+              <w:t>关联用例</w:t>
             </w:r>
           </w:p>
         </w:tc>
         <w:tc>
           <w:tcPr>
-            <w:tcW w:type="dxa" w:w="7200"/>
+            <w:tcW w:type="dxa" w:w="7992"/>
             <w:vAlign w:val="center"/>
-            <w:shd w:fill="F2F4F5"/>
             <w:tcBorders>
-              <w:top w:val="single" w:sz="6" w:color="CAD3D8"/>
-              <w:left w:val="single" w:sz="6" w:color="CAD3D8"/>
-              <w:bottom w:val="single" w:sz="6" w:color="CAD3D8"/>
-              <w:right w:val="single" w:sz="6" w:color="CAD3D8"/>
+              <w:top w:val="single" w:sz="4" w:color="D9D9D9"/>
+              <w:left w:val="single" w:sz="4" w:color="D9D9D9"/>
+              <w:bottom w:val="single" w:sz="4" w:color="D9D9D9"/>
+              <w:right w:val="single" w:sz="4" w:color="D9D9D9"/>
+              <w:insideH w:val="single" w:sz="4" w:color="D9D9D9"/>
+              <w:insideV w:val="single" w:sz="4" w:color="D9D9D9"/>
             </w:tcBorders>
+            <w:tcMar>
+              <w:top w:w="100" w:type="dxa"/>
+              <w:start w:w="110" w:type="dxa"/>
+              <w:bottom w:w="100" w:type="dxa"/>
+              <w:end w:w="110" w:type="dxa"/>
+            </w:tcMar>
+            <w:shd w:fill="EEF5FA"/>
           </w:tcPr>
           <w:p>
             <w:pPr>
-              <w:spacing w:after="0" w:before="0"/>
-              <w:jc w:val="left"/>
+              <w:spacing w:before="0" w:after="0" w:line="276" w:lineRule="auto"/>
             </w:pPr>
-            <w:r/>
             <w:r>
               <w:rPr>
-                <w:rFonts w:ascii="Arial" w:hAnsi="Arial" w:eastAsia="微软雅黑"/>
+                <w:rFonts w:ascii="Arial" w:hAnsi="Arial" w:eastAsia="Microsoft YaHei"/>
                 <w:b w:val="0"/>
-                <w:color w:val="17324D"/>
+                <w:color w:val="000000"/>
                 <w:sz w:val="18"/>
               </w:rPr>
-              <w:t>源代码 0bd7e93；分析口径 65d3ea6</w:t>
+              <w:t>M2-PER-201、M2-PER-202</w:t>
             </w:r>
           </w:p>
         </w:tc>
@@ -3117,59 +3816,69 @@
       <w:tr>
         <w:tc>
           <w:tcPr>
-            <w:tcW w:type="dxa" w:w="1757"/>
+            <w:tcW w:type="dxa" w:w="1944"/>
             <w:vAlign w:val="center"/>
-            <w:shd w:fill="FFFFFF"/>
             <w:tcBorders>
-              <w:top w:val="single" w:sz="6" w:color="CAD3D8"/>
-              <w:left w:val="single" w:sz="6" w:color="CAD3D8"/>
-              <w:bottom w:val="single" w:sz="6" w:color="CAD3D8"/>
-              <w:right w:val="single" w:sz="6" w:color="CAD3D8"/>
+              <w:top w:val="single" w:sz="4" w:color="D9D9D9"/>
+              <w:left w:val="single" w:sz="4" w:color="D9D9D9"/>
+              <w:bottom w:val="single" w:sz="4" w:color="D9D9D9"/>
+              <w:right w:val="single" w:sz="4" w:color="D9D9D9"/>
+              <w:insideH w:val="single" w:sz="4" w:color="D9D9D9"/>
+              <w:insideV w:val="single" w:sz="4" w:color="D9D9D9"/>
             </w:tcBorders>
+            <w:tcMar>
+              <w:top w:w="100" w:type="dxa"/>
+              <w:start w:w="110" w:type="dxa"/>
+              <w:bottom w:w="100" w:type="dxa"/>
+              <w:end w:w="110" w:type="dxa"/>
+            </w:tcMar>
           </w:tcPr>
           <w:p>
             <w:pPr>
-              <w:spacing w:after="0" w:before="0"/>
-              <w:jc w:val="left"/>
+              <w:spacing w:before="0" w:after="0" w:line="276" w:lineRule="auto"/>
             </w:pPr>
-            <w:r/>
             <w:r>
               <w:rPr>
-                <w:rFonts w:ascii="Arial" w:hAnsi="Arial" w:eastAsia="微软雅黑"/>
-                <w:b w:val="0"/>
-                <w:color w:val="17324D"/>
+                <w:rFonts w:ascii="Arial" w:hAnsi="Arial" w:eastAsia="Microsoft YaHei"/>
+                <w:b/>
+                <w:color w:val="000000"/>
                 <w:sz w:val="18"/>
               </w:rPr>
-              <w:t>运行环境</w:t>
+              <w:t>环境</w:t>
             </w:r>
           </w:p>
         </w:tc>
         <w:tc>
           <w:tcPr>
-            <w:tcW w:type="dxa" w:w="7200"/>
+            <w:tcW w:type="dxa" w:w="7992"/>
             <w:vAlign w:val="center"/>
-            <w:shd w:fill="FFFFFF"/>
             <w:tcBorders>
-              <w:top w:val="single" w:sz="6" w:color="CAD3D8"/>
-              <w:left w:val="single" w:sz="6" w:color="CAD3D8"/>
-              <w:bottom w:val="single" w:sz="6" w:color="CAD3D8"/>
-              <w:right w:val="single" w:sz="6" w:color="CAD3D8"/>
+              <w:top w:val="single" w:sz="4" w:color="D9D9D9"/>
+              <w:left w:val="single" w:sz="4" w:color="D9D9D9"/>
+              <w:bottom w:val="single" w:sz="4" w:color="D9D9D9"/>
+              <w:right w:val="single" w:sz="4" w:color="D9D9D9"/>
+              <w:insideH w:val="single" w:sz="4" w:color="D9D9D9"/>
+              <w:insideV w:val="single" w:sz="4" w:color="D9D9D9"/>
             </w:tcBorders>
+            <w:tcMar>
+              <w:top w:w="100" w:type="dxa"/>
+              <w:start w:w="110" w:type="dxa"/>
+              <w:bottom w:w="100" w:type="dxa"/>
+              <w:end w:w="110" w:type="dxa"/>
+            </w:tcMar>
           </w:tcPr>
           <w:p>
             <w:pPr>
-              <w:spacing w:after="0" w:before="0"/>
-              <w:jc w:val="left"/>
+              <w:spacing w:before="0" w:after="0" w:line="276" w:lineRule="auto"/>
             </w:pPr>
-            <w:r/>
             <w:r>
               <w:rPr>
-                <w:rFonts w:ascii="Arial" w:hAnsi="Arial" w:eastAsia="微软雅黑"/>
+                <w:rFonts w:ascii="Arial" w:hAnsi="Arial" w:eastAsia="Microsoft YaHei"/>
                 <w:b w:val="0"/>
-                <w:color w:val="17324D"/>
+                <w:color w:val="000000"/>
                 <w:sz w:val="18"/>
               </w:rPr>
-              <w:t>NVIDIA GeForce RTX 4090；PyTorch 2.4.1+cu121；Transformers 4.36.2；4-bit</w:t>
+              <w:t>同一 RTX 4090；两种模式各预热 2 次、正式测量 5 次；确定性解码；相同模型权重和 4-bit 精度。</w:t>
             </w:r>
           </w:p>
         </w:tc>
@@ -3177,59 +3886,71 @@
       <w:tr>
         <w:tc>
           <w:tcPr>
-            <w:tcW w:type="dxa" w:w="1757"/>
+            <w:tcW w:type="dxa" w:w="1944"/>
             <w:vAlign w:val="center"/>
-            <w:shd w:fill="F2F4F5"/>
             <w:tcBorders>
-              <w:top w:val="single" w:sz="6" w:color="CAD3D8"/>
-              <w:left w:val="single" w:sz="6" w:color="CAD3D8"/>
-              <w:bottom w:val="single" w:sz="6" w:color="CAD3D8"/>
-              <w:right w:val="single" w:sz="6" w:color="CAD3D8"/>
+              <w:top w:val="single" w:sz="4" w:color="D9D9D9"/>
+              <w:left w:val="single" w:sz="4" w:color="D9D9D9"/>
+              <w:bottom w:val="single" w:sz="4" w:color="D9D9D9"/>
+              <w:right w:val="single" w:sz="4" w:color="D9D9D9"/>
+              <w:insideH w:val="single" w:sz="4" w:color="D9D9D9"/>
+              <w:insideV w:val="single" w:sz="4" w:color="D9D9D9"/>
             </w:tcBorders>
+            <w:tcMar>
+              <w:top w:w="100" w:type="dxa"/>
+              <w:start w:w="110" w:type="dxa"/>
+              <w:bottom w:w="100" w:type="dxa"/>
+              <w:end w:w="110" w:type="dxa"/>
+            </w:tcMar>
+            <w:shd w:fill="EEF5FA"/>
           </w:tcPr>
           <w:p>
             <w:pPr>
-              <w:spacing w:after="0" w:before="0"/>
-              <w:jc w:val="left"/>
+              <w:spacing w:before="0" w:after="0" w:line="276" w:lineRule="auto"/>
             </w:pPr>
-            <w:r/>
             <w:r>
               <w:rPr>
-                <w:rFonts w:ascii="Arial" w:hAnsi="Arial" w:eastAsia="微软雅黑"/>
-                <w:b w:val="0"/>
-                <w:color w:val="17324D"/>
+                <w:rFonts w:ascii="Arial" w:hAnsi="Arial" w:eastAsia="Microsoft YaHei"/>
+                <w:b/>
+                <w:color w:val="000000"/>
                 <w:sz w:val="18"/>
               </w:rPr>
-              <w:t>缺陷现象</w:t>
+              <w:t>现象</w:t>
             </w:r>
           </w:p>
         </w:tc>
         <w:tc>
           <w:tcPr>
-            <w:tcW w:type="dxa" w:w="7200"/>
+            <w:tcW w:type="dxa" w:w="7992"/>
             <w:vAlign w:val="center"/>
-            <w:shd w:fill="F2F4F5"/>
             <w:tcBorders>
-              <w:top w:val="single" w:sz="6" w:color="CAD3D8"/>
-              <w:left w:val="single" w:sz="6" w:color="CAD3D8"/>
-              <w:bottom w:val="single" w:sz="6" w:color="CAD3D8"/>
-              <w:right w:val="single" w:sz="6" w:color="CAD3D8"/>
+              <w:top w:val="single" w:sz="4" w:color="D9D9D9"/>
+              <w:left w:val="single" w:sz="4" w:color="D9D9D9"/>
+              <w:bottom w:val="single" w:sz="4" w:color="D9D9D9"/>
+              <w:right w:val="single" w:sz="4" w:color="D9D9D9"/>
+              <w:insideH w:val="single" w:sz="4" w:color="D9D9D9"/>
+              <w:insideV w:val="single" w:sz="4" w:color="D9D9D9"/>
             </w:tcBorders>
+            <w:tcMar>
+              <w:top w:w="100" w:type="dxa"/>
+              <w:start w:w="110" w:type="dxa"/>
+              <w:bottom w:w="100" w:type="dxa"/>
+              <w:end w:w="110" w:type="dxa"/>
+            </w:tcMar>
+            <w:shd w:fill="EEF5FA"/>
           </w:tcPr>
           <w:p>
             <w:pPr>
-              <w:spacing w:after="0" w:before="0"/>
-              <w:jc w:val="left"/>
+              <w:spacing w:before="0" w:after="0" w:line="276" w:lineRule="auto"/>
             </w:pPr>
-            <w:r/>
             <w:r>
               <w:rPr>
-                <w:rFonts w:ascii="Arial" w:hAnsi="Arial" w:eastAsia="微软雅黑"/>
+                <w:rFonts w:ascii="Arial" w:hAnsi="Arial" w:eastAsia="Microsoft YaHei"/>
                 <w:b w:val="0"/>
-                <w:color w:val="17324D"/>
+                <w:color w:val="000000"/>
                 <w:sz w:val="18"/>
               </w:rPr>
-              <w:t>两条性能用例的质量保持率均为 1.0，KV 减少约 72%–73%，显存峰值下降约 7.6%–8.7%，但按生成 tokens/s 计算的解码倍率只有 0.928×和 0.948×。</w:t>
+              <w:t>MMSep 明显减少有效 KV，但两条性能用例的生成 tokens/s 都低于 Baseline。</w:t>
             </w:r>
           </w:p>
         </w:tc>
@@ -3237,59 +3958,73 @@
       <w:tr>
         <w:tc>
           <w:tcPr>
-            <w:tcW w:type="dxa" w:w="1757"/>
+            <w:tcW w:type="dxa" w:w="1944"/>
             <w:vAlign w:val="center"/>
-            <w:shd w:fill="FFFFFF"/>
             <w:tcBorders>
-              <w:top w:val="single" w:sz="6" w:color="CAD3D8"/>
-              <w:left w:val="single" w:sz="6" w:color="CAD3D8"/>
-              <w:bottom w:val="single" w:sz="6" w:color="CAD3D8"/>
-              <w:right w:val="single" w:sz="6" w:color="CAD3D8"/>
+              <w:top w:val="single" w:sz="4" w:color="D9D9D9"/>
+              <w:left w:val="single" w:sz="4" w:color="D9D9D9"/>
+              <w:bottom w:val="single" w:sz="4" w:color="D9D9D9"/>
+              <w:right w:val="single" w:sz="4" w:color="D9D9D9"/>
+              <w:insideH w:val="single" w:sz="4" w:color="D9D9D9"/>
+              <w:insideV w:val="single" w:sz="4" w:color="D9D9D9"/>
             </w:tcBorders>
+            <w:tcMar>
+              <w:top w:w="100" w:type="dxa"/>
+              <w:start w:w="110" w:type="dxa"/>
+              <w:bottom w:w="100" w:type="dxa"/>
+              <w:end w:w="110" w:type="dxa"/>
+            </w:tcMar>
           </w:tcPr>
           <w:p>
             <w:pPr>
-              <w:spacing w:after="0" w:before="0"/>
-              <w:jc w:val="left"/>
+              <w:spacing w:before="0" w:after="0" w:line="276" w:lineRule="auto"/>
             </w:pPr>
-            <w:r/>
             <w:r>
               <w:rPr>
-                <w:rFonts w:ascii="Arial" w:hAnsi="Arial" w:eastAsia="微软雅黑"/>
-                <w:b w:val="0"/>
-                <w:color w:val="17324D"/>
+                <w:rFonts w:ascii="Arial" w:hAnsi="Arial" w:eastAsia="Microsoft YaHei"/>
+                <w:b/>
+                <w:color w:val="000000"/>
                 <w:sz w:val="18"/>
               </w:rPr>
-              <w:t>期望结果</w:t>
+              <w:t>最小复现步骤</w:t>
             </w:r>
           </w:p>
         </w:tc>
         <w:tc>
           <w:tcPr>
-            <w:tcW w:type="dxa" w:w="7200"/>
+            <w:tcW w:type="dxa" w:w="7992"/>
             <w:vAlign w:val="center"/>
-            <w:shd w:fill="FFFFFF"/>
             <w:tcBorders>
-              <w:top w:val="single" w:sz="6" w:color="CAD3D8"/>
-              <w:left w:val="single" w:sz="6" w:color="CAD3D8"/>
-              <w:bottom w:val="single" w:sz="6" w:color="CAD3D8"/>
-              <w:right w:val="single" w:sz="6" w:color="CAD3D8"/>
+              <w:top w:val="single" w:sz="4" w:color="D9D9D9"/>
+              <w:left w:val="single" w:sz="4" w:color="D9D9D9"/>
+              <w:bottom w:val="single" w:sz="4" w:color="D9D9D9"/>
+              <w:right w:val="single" w:sz="4" w:color="D9D9D9"/>
+              <w:insideH w:val="single" w:sz="4" w:color="D9D9D9"/>
+              <w:insideV w:val="single" w:sz="4" w:color="D9D9D9"/>
             </w:tcBorders>
+            <w:tcMar>
+              <w:top w:w="100" w:type="dxa"/>
+              <w:start w:w="110" w:type="dxa"/>
+              <w:bottom w:w="100" w:type="dxa"/>
+              <w:end w:w="110" w:type="dxa"/>
+            </w:tcMar>
           </w:tcPr>
           <w:p>
             <w:pPr>
-              <w:spacing w:after="0" w:before="0"/>
-              <w:jc w:val="left"/>
+              <w:spacing w:before="0" w:after="0" w:line="276" w:lineRule="auto"/>
             </w:pPr>
-            <w:r/>
             <w:r>
               <w:rPr>
-                <w:rFonts w:ascii="Arial" w:hAnsi="Arial" w:eastAsia="微软雅黑"/>
+                <w:rFonts w:ascii="Arial" w:hAnsi="Arial" w:eastAsia="Microsoft YaHei"/>
                 <w:b w:val="0"/>
-                <w:color w:val="17324D"/>
+                <w:color w:val="000000"/>
                 <w:sz w:val="18"/>
               </w:rPr>
-              <w:t>解码倍率 ≥1.2×，质量保持率 ≥0.95，KV 减少 ≥30%。</w:t>
+              <w:t>1. 运行全部正式用例或单独运行两条性能用例。</w:t>
+              <w:br/>
+              <w:t>2. 比较两种模式各 5 次测量的中位 tokens/s。</w:t>
+              <w:br/>
+              <w:t>3. 对照预注册门槛 1.20×。</w:t>
             </w:r>
           </w:p>
         </w:tc>
@@ -3297,27 +4032,33 @@
       <w:tr>
         <w:tc>
           <w:tcPr>
-            <w:tcW w:type="dxa" w:w="1757"/>
+            <w:tcW w:type="dxa" w:w="1944"/>
             <w:vAlign w:val="center"/>
-            <w:shd w:fill="F2F4F5"/>
             <w:tcBorders>
-              <w:top w:val="single" w:sz="6" w:color="CAD3D8"/>
-              <w:left w:val="single" w:sz="6" w:color="CAD3D8"/>
-              <w:bottom w:val="single" w:sz="6" w:color="CAD3D8"/>
-              <w:right w:val="single" w:sz="6" w:color="CAD3D8"/>
+              <w:top w:val="single" w:sz="4" w:color="D9D9D9"/>
+              <w:left w:val="single" w:sz="4" w:color="D9D9D9"/>
+              <w:bottom w:val="single" w:sz="4" w:color="D9D9D9"/>
+              <w:right w:val="single" w:sz="4" w:color="D9D9D9"/>
+              <w:insideH w:val="single" w:sz="4" w:color="D9D9D9"/>
+              <w:insideV w:val="single" w:sz="4" w:color="D9D9D9"/>
             </w:tcBorders>
+            <w:tcMar>
+              <w:top w:w="100" w:type="dxa"/>
+              <w:start w:w="110" w:type="dxa"/>
+              <w:bottom w:w="100" w:type="dxa"/>
+              <w:end w:w="110" w:type="dxa"/>
+            </w:tcMar>
+            <w:shd w:fill="EEF5FA"/>
           </w:tcPr>
           <w:p>
             <w:pPr>
-              <w:spacing w:after="0" w:before="0"/>
-              <w:jc w:val="left"/>
+              <w:spacing w:before="0" w:after="0" w:line="276" w:lineRule="auto"/>
             </w:pPr>
-            <w:r/>
             <w:r>
               <w:rPr>
-                <w:rFonts w:ascii="Arial" w:hAnsi="Arial" w:eastAsia="微软雅黑"/>
-                <w:b w:val="0"/>
-                <w:color w:val="17324D"/>
+                <w:rFonts w:ascii="Arial" w:hAnsi="Arial" w:eastAsia="Microsoft YaHei"/>
+                <w:b/>
+                <w:color w:val="000000"/>
                 <w:sz w:val="18"/>
               </w:rPr>
               <w:t>实际结果</w:t>
@@ -3326,30 +4067,36 @@
         </w:tc>
         <w:tc>
           <w:tcPr>
-            <w:tcW w:type="dxa" w:w="7200"/>
+            <w:tcW w:type="dxa" w:w="7992"/>
             <w:vAlign w:val="center"/>
-            <w:shd w:fill="F2F4F5"/>
             <w:tcBorders>
-              <w:top w:val="single" w:sz="6" w:color="CAD3D8"/>
-              <w:left w:val="single" w:sz="6" w:color="CAD3D8"/>
-              <w:bottom w:val="single" w:sz="6" w:color="CAD3D8"/>
-              <w:right w:val="single" w:sz="6" w:color="CAD3D8"/>
+              <w:top w:val="single" w:sz="4" w:color="D9D9D9"/>
+              <w:left w:val="single" w:sz="4" w:color="D9D9D9"/>
+              <w:bottom w:val="single" w:sz="4" w:color="D9D9D9"/>
+              <w:right w:val="single" w:sz="4" w:color="D9D9D9"/>
+              <w:insideH w:val="single" w:sz="4" w:color="D9D9D9"/>
+              <w:insideV w:val="single" w:sz="4" w:color="D9D9D9"/>
             </w:tcBorders>
+            <w:tcMar>
+              <w:top w:w="100" w:type="dxa"/>
+              <w:start w:w="110" w:type="dxa"/>
+              <w:bottom w:w="100" w:type="dxa"/>
+              <w:end w:w="110" w:type="dxa"/>
+            </w:tcMar>
+            <w:shd w:fill="EEF5FA"/>
           </w:tcPr>
           <w:p>
             <w:pPr>
-              <w:spacing w:after="0" w:before="0"/>
-              <w:jc w:val="left"/>
+              <w:spacing w:before="0" w:after="0" w:line="276" w:lineRule="auto"/>
             </w:pPr>
-            <w:r/>
             <w:r>
               <w:rPr>
-                <w:rFonts w:ascii="Arial" w:hAnsi="Arial" w:eastAsia="微软雅黑"/>
+                <w:rFonts w:ascii="Arial" w:hAnsi="Arial" w:eastAsia="Microsoft YaHei"/>
                 <w:b w:val="0"/>
-                <w:color w:val="17324D"/>
+                <w:color w:val="000000"/>
                 <w:sz w:val="18"/>
               </w:rPr>
-              <w:t>M2-PER-201=0.928×；M2-PER-202=0.948×。仅加速门槛失败。</w:t>
+              <w:t>M2-PER-201：28.44 对 26.39 tok/s，倍率 0.928×，KV 减少 72.98%。M2-PER-202：28.31 对 26.84 tok/s，倍率 0.948×，KV 减少 71.98%。</w:t>
             </w:r>
           </w:p>
         </w:tc>
@@ -3357,59 +4104,69 @@
       <w:tr>
         <w:tc>
           <w:tcPr>
-            <w:tcW w:type="dxa" w:w="1757"/>
+            <w:tcW w:type="dxa" w:w="1944"/>
             <w:vAlign w:val="center"/>
-            <w:shd w:fill="FFFFFF"/>
             <w:tcBorders>
-              <w:top w:val="single" w:sz="6" w:color="CAD3D8"/>
-              <w:left w:val="single" w:sz="6" w:color="CAD3D8"/>
-              <w:bottom w:val="single" w:sz="6" w:color="CAD3D8"/>
-              <w:right w:val="single" w:sz="6" w:color="CAD3D8"/>
+              <w:top w:val="single" w:sz="4" w:color="D9D9D9"/>
+              <w:left w:val="single" w:sz="4" w:color="D9D9D9"/>
+              <w:bottom w:val="single" w:sz="4" w:color="D9D9D9"/>
+              <w:right w:val="single" w:sz="4" w:color="D9D9D9"/>
+              <w:insideH w:val="single" w:sz="4" w:color="D9D9D9"/>
+              <w:insideV w:val="single" w:sz="4" w:color="D9D9D9"/>
             </w:tcBorders>
+            <w:tcMar>
+              <w:top w:w="100" w:type="dxa"/>
+              <w:start w:w="110" w:type="dxa"/>
+              <w:bottom w:w="100" w:type="dxa"/>
+              <w:end w:w="110" w:type="dxa"/>
+            </w:tcMar>
           </w:tcPr>
           <w:p>
             <w:pPr>
-              <w:spacing w:after="0" w:before="0"/>
-              <w:jc w:val="left"/>
+              <w:spacing w:before="0" w:after="0" w:line="276" w:lineRule="auto"/>
             </w:pPr>
-            <w:r/>
             <w:r>
               <w:rPr>
-                <w:rFonts w:ascii="Arial" w:hAnsi="Arial" w:eastAsia="微软雅黑"/>
-                <w:b w:val="0"/>
-                <w:color w:val="17324D"/>
+                <w:rFonts w:ascii="Arial" w:hAnsi="Arial" w:eastAsia="Microsoft YaHei"/>
+                <w:b/>
+                <w:color w:val="000000"/>
                 <w:sz w:val="18"/>
               </w:rPr>
-              <w:t>修复/处置</w:t>
+              <w:t>预期结果</w:t>
             </w:r>
           </w:p>
         </w:tc>
         <w:tc>
           <w:tcPr>
-            <w:tcW w:type="dxa" w:w="7200"/>
+            <w:tcW w:type="dxa" w:w="7992"/>
             <w:vAlign w:val="center"/>
-            <w:shd w:fill="FFFFFF"/>
             <w:tcBorders>
-              <w:top w:val="single" w:sz="6" w:color="CAD3D8"/>
-              <w:left w:val="single" w:sz="6" w:color="CAD3D8"/>
-              <w:bottom w:val="single" w:sz="6" w:color="CAD3D8"/>
-              <w:right w:val="single" w:sz="6" w:color="CAD3D8"/>
+              <w:top w:val="single" w:sz="4" w:color="D9D9D9"/>
+              <w:left w:val="single" w:sz="4" w:color="D9D9D9"/>
+              <w:bottom w:val="single" w:sz="4" w:color="D9D9D9"/>
+              <w:right w:val="single" w:sz="4" w:color="D9D9D9"/>
+              <w:insideH w:val="single" w:sz="4" w:color="D9D9D9"/>
+              <w:insideV w:val="single" w:sz="4" w:color="D9D9D9"/>
             </w:tcBorders>
+            <w:tcMar>
+              <w:top w:w="100" w:type="dxa"/>
+              <w:start w:w="110" w:type="dxa"/>
+              <w:bottom w:w="100" w:type="dxa"/>
+              <w:end w:w="110" w:type="dxa"/>
+            </w:tcMar>
           </w:tcPr>
           <w:p>
             <w:pPr>
-              <w:spacing w:after="0" w:before="0"/>
-              <w:jc w:val="left"/>
+              <w:spacing w:before="0" w:after="0" w:line="276" w:lineRule="auto"/>
             </w:pPr>
-            <w:r/>
             <w:r>
               <w:rPr>
-                <w:rFonts w:ascii="Arial" w:hAnsi="Arial" w:eastAsia="微软雅黑"/>
+                <w:rFonts w:ascii="Arial" w:hAnsi="Arial" w:eastAsia="Microsoft YaHei"/>
                 <w:b w:val="0"/>
-                <w:color w:val="17324D"/>
+                <w:color w:val="000000"/>
                 <w:sz w:val="18"/>
               </w:rPr>
-              <w:t>根因尚未证实。可能因素包括 Python hook/选择开销及当前原型缺少论文完整解码机制；必须经过剖析后才能确认，不能把假设写成结论。</w:t>
+              <w:t>质量保持率不低于 0.95 的前提下，MMSep 中位解码吞吐至少达到 Baseline 的 1.20×。</w:t>
             </w:r>
           </w:p>
         </w:tc>
@@ -3417,59 +4174,71 @@
       <w:tr>
         <w:tc>
           <w:tcPr>
-            <w:tcW w:type="dxa" w:w="1757"/>
+            <w:tcW w:type="dxa" w:w="1944"/>
             <w:vAlign w:val="center"/>
-            <w:shd w:fill="F2F4F5"/>
             <w:tcBorders>
-              <w:top w:val="single" w:sz="6" w:color="CAD3D8"/>
-              <w:left w:val="single" w:sz="6" w:color="CAD3D8"/>
-              <w:bottom w:val="single" w:sz="6" w:color="CAD3D8"/>
-              <w:right w:val="single" w:sz="6" w:color="CAD3D8"/>
+              <w:top w:val="single" w:sz="4" w:color="D9D9D9"/>
+              <w:left w:val="single" w:sz="4" w:color="D9D9D9"/>
+              <w:bottom w:val="single" w:sz="4" w:color="D9D9D9"/>
+              <w:right w:val="single" w:sz="4" w:color="D9D9D9"/>
+              <w:insideH w:val="single" w:sz="4" w:color="D9D9D9"/>
+              <w:insideV w:val="single" w:sz="4" w:color="D9D9D9"/>
             </w:tcBorders>
+            <w:tcMar>
+              <w:top w:w="100" w:type="dxa"/>
+              <w:start w:w="110" w:type="dxa"/>
+              <w:bottom w:w="100" w:type="dxa"/>
+              <w:end w:w="110" w:type="dxa"/>
+            </w:tcMar>
+            <w:shd w:fill="EEF5FA"/>
           </w:tcPr>
           <w:p>
             <w:pPr>
-              <w:spacing w:after="0" w:before="0"/>
-              <w:jc w:val="left"/>
+              <w:spacing w:before="0" w:after="0" w:line="276" w:lineRule="auto"/>
             </w:pPr>
-            <w:r/>
             <w:r>
               <w:rPr>
-                <w:rFonts w:ascii="Arial" w:hAnsi="Arial" w:eastAsia="微软雅黑"/>
-                <w:b w:val="0"/>
-                <w:color w:val="17324D"/>
+                <w:rFonts w:ascii="Arial" w:hAnsi="Arial" w:eastAsia="Microsoft YaHei"/>
+                <w:b/>
+                <w:color w:val="000000"/>
                 <w:sz w:val="18"/>
               </w:rPr>
-              <w:t>回归验证</w:t>
+              <w:t>原始证据</w:t>
             </w:r>
           </w:p>
         </w:tc>
         <w:tc>
           <w:tcPr>
-            <w:tcW w:type="dxa" w:w="7200"/>
+            <w:tcW w:type="dxa" w:w="7992"/>
             <w:vAlign w:val="center"/>
-            <w:shd w:fill="F2F4F5"/>
             <w:tcBorders>
-              <w:top w:val="single" w:sz="6" w:color="CAD3D8"/>
-              <w:left w:val="single" w:sz="6" w:color="CAD3D8"/>
-              <w:bottom w:val="single" w:sz="6" w:color="CAD3D8"/>
-              <w:right w:val="single" w:sz="6" w:color="CAD3D8"/>
+              <w:top w:val="single" w:sz="4" w:color="D9D9D9"/>
+              <w:left w:val="single" w:sz="4" w:color="D9D9D9"/>
+              <w:bottom w:val="single" w:sz="4" w:color="D9D9D9"/>
+              <w:right w:val="single" w:sz="4" w:color="D9D9D9"/>
+              <w:insideH w:val="single" w:sz="4" w:color="D9D9D9"/>
+              <w:insideV w:val="single" w:sz="4" w:color="D9D9D9"/>
             </w:tcBorders>
+            <w:tcMar>
+              <w:top w:w="100" w:type="dxa"/>
+              <w:start w:w="110" w:type="dxa"/>
+              <w:bottom w:w="100" w:type="dxa"/>
+              <w:end w:w="110" w:type="dxa"/>
+            </w:tcMar>
+            <w:shd w:fill="EEF5FA"/>
           </w:tcPr>
           <w:p>
             <w:pPr>
-              <w:spacing w:after="0" w:before="0"/>
-              <w:jc w:val="left"/>
+              <w:spacing w:before="0" w:after="0" w:line="276" w:lineRule="auto"/>
             </w:pPr>
-            <w:r/>
             <w:r>
               <w:rPr>
-                <w:rFonts w:ascii="Arial" w:hAnsi="Arial" w:eastAsia="微软雅黑"/>
+                <w:rFonts w:ascii="Arial" w:hAnsi="Arial" w:eastAsia="Microsoft YaHei"/>
                 <w:b w:val="0"/>
-                <w:color w:val="17324D"/>
+                <w:color w:val="000000"/>
                 <w:sz w:val="18"/>
               </w:rPr>
-              <w:t>当前回归状态：两条性能用例均为 NG。</w:t>
+              <w:t>raw/results.jsonl；summary.corrected.json 的 M2-PER-201 与 M2-PER-202 comparisons；manifest.corrected.json。</w:t>
             </w:r>
           </w:p>
         </w:tc>
@@ -3477,59 +4246,353 @@
       <w:tr>
         <w:tc>
           <w:tcPr>
-            <w:tcW w:type="dxa" w:w="1757"/>
+            <w:tcW w:type="dxa" w:w="1944"/>
             <w:vAlign w:val="center"/>
-            <w:shd w:fill="FFFFFF"/>
             <w:tcBorders>
-              <w:top w:val="single" w:sz="6" w:color="CAD3D8"/>
-              <w:left w:val="single" w:sz="6" w:color="CAD3D8"/>
-              <w:bottom w:val="single" w:sz="6" w:color="CAD3D8"/>
-              <w:right w:val="single" w:sz="6" w:color="CAD3D8"/>
+              <w:top w:val="single" w:sz="4" w:color="D9D9D9"/>
+              <w:left w:val="single" w:sz="4" w:color="D9D9D9"/>
+              <w:bottom w:val="single" w:sz="4" w:color="D9D9D9"/>
+              <w:right w:val="single" w:sz="4" w:color="D9D9D9"/>
+              <w:insideH w:val="single" w:sz="4" w:color="D9D9D9"/>
+              <w:insideV w:val="single" w:sz="4" w:color="D9D9D9"/>
             </w:tcBorders>
+            <w:tcMar>
+              <w:top w:w="100" w:type="dxa"/>
+              <w:start w:w="110" w:type="dxa"/>
+              <w:bottom w:w="100" w:type="dxa"/>
+              <w:end w:w="110" w:type="dxa"/>
+            </w:tcMar>
           </w:tcPr>
           <w:p>
             <w:pPr>
-              <w:spacing w:after="0" w:before="0"/>
-              <w:jc w:val="left"/>
+              <w:spacing w:before="0" w:after="0" w:line="276" w:lineRule="auto"/>
             </w:pPr>
-            <w:r/>
             <w:r>
               <w:rPr>
-                <w:rFonts w:ascii="Arial" w:hAnsi="Arial" w:eastAsia="微软雅黑"/>
-                <w:b w:val="0"/>
-                <w:color w:val="17324D"/>
+                <w:rFonts w:ascii="Arial" w:hAnsi="Arial" w:eastAsia="Microsoft YaHei"/>
+                <w:b/>
+                <w:color w:val="000000"/>
                 <w:sz w:val="18"/>
               </w:rPr>
-              <w:t>证据定位</w:t>
+              <w:t>根因状态</w:t>
             </w:r>
           </w:p>
         </w:tc>
         <w:tc>
           <w:tcPr>
-            <w:tcW w:type="dxa" w:w="7200"/>
+            <w:tcW w:type="dxa" w:w="7992"/>
             <w:vAlign w:val="center"/>
-            <w:shd w:fill="FFFFFF"/>
             <w:tcBorders>
-              <w:top w:val="single" w:sz="6" w:color="CAD3D8"/>
-              <w:left w:val="single" w:sz="6" w:color="CAD3D8"/>
-              <w:bottom w:val="single" w:sz="6" w:color="CAD3D8"/>
-              <w:right w:val="single" w:sz="6" w:color="CAD3D8"/>
+              <w:top w:val="single" w:sz="4" w:color="D9D9D9"/>
+              <w:left w:val="single" w:sz="4" w:color="D9D9D9"/>
+              <w:bottom w:val="single" w:sz="4" w:color="D9D9D9"/>
+              <w:right w:val="single" w:sz="4" w:color="D9D9D9"/>
+              <w:insideH w:val="single" w:sz="4" w:color="D9D9D9"/>
+              <w:insideV w:val="single" w:sz="4" w:color="D9D9D9"/>
             </w:tcBorders>
+            <w:tcMar>
+              <w:top w:w="100" w:type="dxa"/>
+              <w:start w:w="110" w:type="dxa"/>
+              <w:bottom w:w="100" w:type="dxa"/>
+              <w:end w:w="110" w:type="dxa"/>
+            </w:tcMar>
           </w:tcPr>
           <w:p>
             <w:pPr>
-              <w:spacing w:after="0" w:before="0"/>
-              <w:jc w:val="left"/>
+              <w:spacing w:before="0" w:after="0" w:line="276" w:lineRule="auto"/>
             </w:pPr>
-            <w:r/>
             <w:r>
               <w:rPr>
-                <w:rFonts w:ascii="Arial" w:hAnsi="Arial" w:eastAsia="微软雅黑"/>
+                <w:rFonts w:ascii="Arial" w:hAnsi="Arial" w:eastAsia="Microsoft YaHei"/>
                 <w:b w:val="0"/>
-                <w:color w:val="17324D"/>
+                <w:color w:val="000000"/>
                 <w:sz w:val="18"/>
               </w:rPr>
-              <w:t>summary/summary.corrected.json；manifest.corrected.json</w:t>
+              <w:t>未完全定位。当前视觉分隔符与 KV 压缩原型可能引入 Python hook、索引和缓存整理开销；尚未完成逐层剖析。</w:t>
+            </w:r>
+          </w:p>
+        </w:tc>
+      </w:tr>
+      <w:tr>
+        <w:tc>
+          <w:tcPr>
+            <w:tcW w:type="dxa" w:w="1944"/>
+            <w:vAlign w:val="center"/>
+            <w:tcBorders>
+              <w:top w:val="single" w:sz="4" w:color="D9D9D9"/>
+              <w:left w:val="single" w:sz="4" w:color="D9D9D9"/>
+              <w:bottom w:val="single" w:sz="4" w:color="D9D9D9"/>
+              <w:right w:val="single" w:sz="4" w:color="D9D9D9"/>
+              <w:insideH w:val="single" w:sz="4" w:color="D9D9D9"/>
+              <w:insideV w:val="single" w:sz="4" w:color="D9D9D9"/>
+            </w:tcBorders>
+            <w:tcMar>
+              <w:top w:w="100" w:type="dxa"/>
+              <w:start w:w="110" w:type="dxa"/>
+              <w:bottom w:w="100" w:type="dxa"/>
+              <w:end w:w="110" w:type="dxa"/>
+            </w:tcMar>
+            <w:shd w:fill="EEF5FA"/>
+          </w:tcPr>
+          <w:p>
+            <w:pPr>
+              <w:spacing w:before="0" w:after="0" w:line="276" w:lineRule="auto"/>
+            </w:pPr>
+            <w:r>
+              <w:rPr>
+                <w:rFonts w:ascii="Arial" w:hAnsi="Arial" w:eastAsia="Microsoft YaHei"/>
+                <w:b/>
+                <w:color w:val="000000"/>
+                <w:sz w:val="18"/>
+              </w:rPr>
+              <w:t>修复提交</w:t>
+            </w:r>
+          </w:p>
+        </w:tc>
+        <w:tc>
+          <w:tcPr>
+            <w:tcW w:type="dxa" w:w="7992"/>
+            <w:vAlign w:val="center"/>
+            <w:tcBorders>
+              <w:top w:val="single" w:sz="4" w:color="D9D9D9"/>
+              <w:left w:val="single" w:sz="4" w:color="D9D9D9"/>
+              <w:bottom w:val="single" w:sz="4" w:color="D9D9D9"/>
+              <w:right w:val="single" w:sz="4" w:color="D9D9D9"/>
+              <w:insideH w:val="single" w:sz="4" w:color="D9D9D9"/>
+              <w:insideV w:val="single" w:sz="4" w:color="D9D9D9"/>
+            </w:tcBorders>
+            <w:tcMar>
+              <w:top w:w="100" w:type="dxa"/>
+              <w:start w:w="110" w:type="dxa"/>
+              <w:bottom w:w="100" w:type="dxa"/>
+              <w:end w:w="110" w:type="dxa"/>
+            </w:tcMar>
+            <w:shd w:fill="EEF5FA"/>
+          </w:tcPr>
+          <w:p>
+            <w:pPr>
+              <w:spacing w:before="0" w:after="0" w:line="276" w:lineRule="auto"/>
+            </w:pPr>
+            <w:r>
+              <w:rPr>
+                <w:rFonts w:ascii="Arial" w:hAnsi="Arial" w:eastAsia="Microsoft YaHei"/>
+                <w:b w:val="0"/>
+                <w:color w:val="000000"/>
+                <w:sz w:val="18"/>
+              </w:rPr>
+              <w:t>无。65d3ea6 只修复统计口径，不改变模型运行性能。</w:t>
+            </w:r>
+          </w:p>
+        </w:tc>
+      </w:tr>
+      <w:tr>
+        <w:tc>
+          <w:tcPr>
+            <w:tcW w:type="dxa" w:w="1944"/>
+            <w:vAlign w:val="center"/>
+            <w:tcBorders>
+              <w:top w:val="single" w:sz="4" w:color="D9D9D9"/>
+              <w:left w:val="single" w:sz="4" w:color="D9D9D9"/>
+              <w:bottom w:val="single" w:sz="4" w:color="D9D9D9"/>
+              <w:right w:val="single" w:sz="4" w:color="D9D9D9"/>
+              <w:insideH w:val="single" w:sz="4" w:color="D9D9D9"/>
+              <w:insideV w:val="single" w:sz="4" w:color="D9D9D9"/>
+            </w:tcBorders>
+            <w:tcMar>
+              <w:top w:w="100" w:type="dxa"/>
+              <w:start w:w="110" w:type="dxa"/>
+              <w:bottom w:w="100" w:type="dxa"/>
+              <w:end w:w="110" w:type="dxa"/>
+            </w:tcMar>
+          </w:tcPr>
+          <w:p>
+            <w:pPr>
+              <w:spacing w:before="0" w:after="0" w:line="276" w:lineRule="auto"/>
+            </w:pPr>
+            <w:r>
+              <w:rPr>
+                <w:rFonts w:ascii="Arial" w:hAnsi="Arial" w:eastAsia="Microsoft YaHei"/>
+                <w:b/>
+                <w:color w:val="000000"/>
+                <w:sz w:val="18"/>
+              </w:rPr>
+              <w:t>回归用例</w:t>
+            </w:r>
+          </w:p>
+        </w:tc>
+        <w:tc>
+          <w:tcPr>
+            <w:tcW w:type="dxa" w:w="7992"/>
+            <w:vAlign w:val="center"/>
+            <w:tcBorders>
+              <w:top w:val="single" w:sz="4" w:color="D9D9D9"/>
+              <w:left w:val="single" w:sz="4" w:color="D9D9D9"/>
+              <w:bottom w:val="single" w:sz="4" w:color="D9D9D9"/>
+              <w:right w:val="single" w:sz="4" w:color="D9D9D9"/>
+              <w:insideH w:val="single" w:sz="4" w:color="D9D9D9"/>
+              <w:insideV w:val="single" w:sz="4" w:color="D9D9D9"/>
+            </w:tcBorders>
+            <w:tcMar>
+              <w:top w:w="100" w:type="dxa"/>
+              <w:start w:w="110" w:type="dxa"/>
+              <w:bottom w:w="100" w:type="dxa"/>
+              <w:end w:w="110" w:type="dxa"/>
+            </w:tcMar>
+          </w:tcPr>
+          <w:p>
+            <w:pPr>
+              <w:spacing w:before="0" w:after="0" w:line="276" w:lineRule="auto"/>
+            </w:pPr>
+            <w:r>
+              <w:rPr>
+                <w:rFonts w:ascii="Arial" w:hAnsi="Arial" w:eastAsia="Microsoft YaHei"/>
+                <w:b w:val="0"/>
+                <w:color w:val="000000"/>
+                <w:sz w:val="18"/>
+              </w:rPr>
+              <w:t>M2-PER-201、M2-PER-202，保持 2 次预热和 5 次测量。</w:t>
+            </w:r>
+          </w:p>
+        </w:tc>
+      </w:tr>
+      <w:tr>
+        <w:tc>
+          <w:tcPr>
+            <w:tcW w:type="dxa" w:w="1944"/>
+            <w:vAlign w:val="center"/>
+            <w:tcBorders>
+              <w:top w:val="single" w:sz="4" w:color="D9D9D9"/>
+              <w:left w:val="single" w:sz="4" w:color="D9D9D9"/>
+              <w:bottom w:val="single" w:sz="4" w:color="D9D9D9"/>
+              <w:right w:val="single" w:sz="4" w:color="D9D9D9"/>
+              <w:insideH w:val="single" w:sz="4" w:color="D9D9D9"/>
+              <w:insideV w:val="single" w:sz="4" w:color="D9D9D9"/>
+            </w:tcBorders>
+            <w:tcMar>
+              <w:top w:w="100" w:type="dxa"/>
+              <w:start w:w="110" w:type="dxa"/>
+              <w:bottom w:w="100" w:type="dxa"/>
+              <w:end w:w="110" w:type="dxa"/>
+            </w:tcMar>
+            <w:shd w:fill="EEF5FA"/>
+          </w:tcPr>
+          <w:p>
+            <w:pPr>
+              <w:spacing w:before="0" w:after="0" w:line="276" w:lineRule="auto"/>
+            </w:pPr>
+            <w:r>
+              <w:rPr>
+                <w:rFonts w:ascii="Arial" w:hAnsi="Arial" w:eastAsia="Microsoft YaHei"/>
+                <w:b/>
+                <w:color w:val="000000"/>
+                <w:sz w:val="18"/>
+              </w:rPr>
+              <w:t>修复验证结果</w:t>
+            </w:r>
+          </w:p>
+        </w:tc>
+        <w:tc>
+          <w:tcPr>
+            <w:tcW w:type="dxa" w:w="7992"/>
+            <w:vAlign w:val="center"/>
+            <w:tcBorders>
+              <w:top w:val="single" w:sz="4" w:color="D9D9D9"/>
+              <w:left w:val="single" w:sz="4" w:color="D9D9D9"/>
+              <w:bottom w:val="single" w:sz="4" w:color="D9D9D9"/>
+              <w:right w:val="single" w:sz="4" w:color="D9D9D9"/>
+              <w:insideH w:val="single" w:sz="4" w:color="D9D9D9"/>
+              <w:insideV w:val="single" w:sz="4" w:color="D9D9D9"/>
+            </w:tcBorders>
+            <w:tcMar>
+              <w:top w:w="100" w:type="dxa"/>
+              <w:start w:w="110" w:type="dxa"/>
+              <w:bottom w:w="100" w:type="dxa"/>
+              <w:end w:w="110" w:type="dxa"/>
+            </w:tcMar>
+            <w:shd w:fill="EEF5FA"/>
+          </w:tcPr>
+          <w:p>
+            <w:pPr>
+              <w:spacing w:before="0" w:after="0" w:line="276" w:lineRule="auto"/>
+            </w:pPr>
+            <w:r>
+              <w:rPr>
+                <w:rFonts w:ascii="Arial" w:hAnsi="Arial" w:eastAsia="Microsoft YaHei"/>
+                <w:b w:val="0"/>
+                <w:color w:val="000000"/>
+                <w:sz w:val="18"/>
+              </w:rPr>
+              <w:t>未通过。两条用例质量保持率均为 1.00，KV 减少达到门槛，但解码倍率仍低于 1.20×。</w:t>
+            </w:r>
+          </w:p>
+        </w:tc>
+      </w:tr>
+      <w:tr>
+        <w:tc>
+          <w:tcPr>
+            <w:tcW w:type="dxa" w:w="1944"/>
+            <w:vAlign w:val="center"/>
+            <w:tcBorders>
+              <w:top w:val="single" w:sz="4" w:color="D9D9D9"/>
+              <w:left w:val="single" w:sz="4" w:color="D9D9D9"/>
+              <w:bottom w:val="single" w:sz="4" w:color="D9D9D9"/>
+              <w:right w:val="single" w:sz="4" w:color="D9D9D9"/>
+              <w:insideH w:val="single" w:sz="4" w:color="D9D9D9"/>
+              <w:insideV w:val="single" w:sz="4" w:color="D9D9D9"/>
+            </w:tcBorders>
+            <w:tcMar>
+              <w:top w:w="100" w:type="dxa"/>
+              <w:start w:w="110" w:type="dxa"/>
+              <w:bottom w:w="100" w:type="dxa"/>
+              <w:end w:w="110" w:type="dxa"/>
+            </w:tcMar>
+          </w:tcPr>
+          <w:p>
+            <w:pPr>
+              <w:spacing w:before="0" w:after="0" w:line="276" w:lineRule="auto"/>
+            </w:pPr>
+            <w:r>
+              <w:rPr>
+                <w:rFonts w:ascii="Arial" w:hAnsi="Arial" w:eastAsia="Microsoft YaHei"/>
+                <w:b/>
+                <w:color w:val="000000"/>
+                <w:sz w:val="18"/>
+              </w:rPr>
+              <w:t>交叉复核</w:t>
+            </w:r>
+          </w:p>
+        </w:tc>
+        <w:tc>
+          <w:tcPr>
+            <w:tcW w:type="dxa" w:w="7992"/>
+            <w:vAlign w:val="center"/>
+            <w:tcBorders>
+              <w:top w:val="single" w:sz="4" w:color="D9D9D9"/>
+              <w:left w:val="single" w:sz="4" w:color="D9D9D9"/>
+              <w:bottom w:val="single" w:sz="4" w:color="D9D9D9"/>
+              <w:right w:val="single" w:sz="4" w:color="D9D9D9"/>
+              <w:insideH w:val="single" w:sz="4" w:color="D9D9D9"/>
+              <w:insideV w:val="single" w:sz="4" w:color="D9D9D9"/>
+            </w:tcBorders>
+            <w:tcMar>
+              <w:top w:w="100" w:type="dxa"/>
+              <w:start w:w="110" w:type="dxa"/>
+              <w:bottom w:w="100" w:type="dxa"/>
+              <w:end w:w="110" w:type="dxa"/>
+            </w:tcMar>
+          </w:tcPr>
+          <w:p>
+            <w:pPr>
+              <w:spacing w:before="0" w:after="0" w:line="276" w:lineRule="auto"/>
+            </w:pPr>
+            <w:r>
+              <w:rPr>
+                <w:rFonts w:ascii="Arial" w:hAnsi="Arial" w:eastAsia="Microsoft YaHei"/>
+                <w:b w:val="0"/>
+                <w:color w:val="000000"/>
+                <w:sz w:val="18"/>
+              </w:rPr>
+              <w:t>待 wjn 在空闲 GPU 上按相同配置复现。</w:t>
             </w:r>
           </w:p>
         </w:tc>
@@ -3537,870 +4600,49 @@
     </w:tbl>
     <w:p>
       <w:pPr>
-        <w:spacing w:after="0"/>
+        <w:spacing w:after="40"/>
       </w:pPr>
     </w:p>
     <w:p>
       <w:pPr>
-        <w:pStyle w:val="Heading2"/>
+        <w:pStyle w:val="Heading1"/>
       </w:pPr>
       <w:r>
-        <w:t>复现步骤</w:t>
+        <w:t>处理结论</w:t>
       </w:r>
     </w:p>
     <w:p>
       <w:pPr>
-        <w:ind w:left="227"/>
+        <w:spacing w:before="0" w:after="100" w:line="312" w:lineRule="auto"/>
       </w:pPr>
       <w:r>
         <w:rPr>
-          <w:b/>
+          <w:rFonts w:ascii="Arial" w:hAnsi="Arial" w:eastAsia="Microsoft YaHei"/>
+          <w:b w:val="0"/>
+          <w:color w:val="000000"/>
+          <w:sz w:val="21"/>
         </w:rPr>
-        <w:t xml:space="preserve">1. </w:t>
-      </w:r>
-      <w:r>
-        <w:t>每种模式预热 2 次。</w:t>
+        <w:t>DEF-LCX-FW-001 已完成修复和自动化回归，可以关闭。DEF-LCX-AI-001 与 DEF-LCX-PERF-001 保持打开状态。后续修复不得修改既定答案或事后降低阈值，应先定位视觉计数错误和 MMSep 运行开销，再使用相同用例回归。</w:t>
       </w:r>
     </w:p>
     <w:p>
       <w:pPr>
-        <w:ind w:left="227"/>
+        <w:spacing w:before="0" w:after="100" w:line="312" w:lineRule="auto"/>
       </w:pPr>
       <w:r>
         <w:rPr>
-          <w:b/>
+          <w:rFonts w:ascii="Arial" w:hAnsi="Arial" w:eastAsia="Microsoft YaHei"/>
+          <w:b w:val="0"/>
+          <w:color w:val="000000"/>
+          <w:sz w:val="21"/>
         </w:rPr>
-        <w:t xml:space="preserve">2. </w:t>
-      </w:r>
-      <w:r>
-        <w:t>每条用例正式测量 5 次。</w:t>
+        <w:t>本清单中的数字全部来自 module2-formal-0bd7e93-001。另一位成员的用例失败不在本文件中登记，由其本人另行整理。</w:t>
       </w:r>
     </w:p>
-    <w:p>
-      <w:pPr>
-        <w:ind w:left="227"/>
-      </w:pPr>
-      <w:r>
-        <w:rPr>
-          <w:b/>
-        </w:rPr>
-        <w:t xml:space="preserve">3. </w:t>
-      </w:r>
-      <w:r>
-        <w:t>统计生成 token 数、端到端时长、中位 tokens/s、显存和 KV 估算。</w:t>
-      </w:r>
-    </w:p>
-    <w:p>
-      <w:pPr>
-        <w:ind w:left="227"/>
-      </w:pPr>
-      <w:r>
-        <w:rPr>
-          <w:b/>
-        </w:rPr>
-        <w:t xml:space="preserve">4. </w:t>
-      </w:r>
-      <w:r>
-        <w:t>以 MMSep 中位 tokens/s / Baseline 中位 tokens/s 判定。</w:t>
-      </w:r>
-    </w:p>
-    <w:p>
-      <w:pPr>
-        <w:pStyle w:val="Heading1"/>
-        <w:pageBreakBefore/>
-      </w:pPr>
-      <w:r>
-        <w:t>6. DEF-FW-001  性能汇总曾用总时延比较不同输出长度</w:t>
-      </w:r>
-    </w:p>
-    <w:tbl>
-      <w:tblPr>
-        <w:tblStyle w:val="TableGrid"/>
-        <w:tblW w:type="auto" w:w="0"/>
-        <w:jc w:val="center"/>
-        <w:tblLayout w:type="fixed"/>
-        <w:tblLook w:firstColumn="1" w:firstRow="1" w:lastColumn="0" w:lastRow="0" w:noHBand="0" w:noVBand="1" w:val="04A0"/>
-      </w:tblPr>
-      <w:tblGrid>
-        <w:gridCol w:w="4986"/>
-        <w:gridCol w:w="4986"/>
-      </w:tblGrid>
-      <w:tr>
-        <w:trPr>
-          <w:tblHeader w:val="true"/>
-        </w:trPr>
-        <w:tc>
-          <w:tcPr>
-            <w:tcW w:type="dxa" w:w="1757"/>
-            <w:vAlign w:val="center"/>
-            <w:shd w:fill="17324D"/>
-            <w:tcBorders>
-              <w:top w:val="single" w:sz="4" w:color="FFFFFF"/>
-              <w:left w:val="single" w:sz="4" w:color="FFFFFF"/>
-              <w:bottom w:val="single" w:sz="4" w:color="FFFFFF"/>
-              <w:right w:val="single" w:sz="4" w:color="FFFFFF"/>
-            </w:tcBorders>
-          </w:tcPr>
-          <w:p>
-            <w:pPr>
-              <w:spacing w:after="0" w:before="0"/>
-              <w:jc w:val="center"/>
-            </w:pPr>
-            <w:r/>
-            <w:r>
-              <w:rPr>
-                <w:rFonts w:ascii="Arial" w:hAnsi="Arial" w:eastAsia="微软雅黑"/>
-                <w:b/>
-                <w:color w:val="FFFFFF"/>
-                <w:sz w:val="18"/>
-              </w:rPr>
-              <w:t>字段</w:t>
-            </w:r>
-          </w:p>
-        </w:tc>
-        <w:tc>
-          <w:tcPr>
-            <w:tcW w:type="dxa" w:w="7200"/>
-            <w:vAlign w:val="center"/>
-            <w:shd w:fill="17324D"/>
-            <w:tcBorders>
-              <w:top w:val="single" w:sz="4" w:color="FFFFFF"/>
-              <w:left w:val="single" w:sz="4" w:color="FFFFFF"/>
-              <w:bottom w:val="single" w:sz="4" w:color="FFFFFF"/>
-              <w:right w:val="single" w:sz="4" w:color="FFFFFF"/>
-            </w:tcBorders>
-          </w:tcPr>
-          <w:p>
-            <w:pPr>
-              <w:spacing w:after="0" w:before="0"/>
-              <w:jc w:val="center"/>
-            </w:pPr>
-            <w:r/>
-            <w:r>
-              <w:rPr>
-                <w:rFonts w:ascii="Arial" w:hAnsi="Arial" w:eastAsia="微软雅黑"/>
-                <w:b/>
-                <w:color w:val="FFFFFF"/>
-                <w:sz w:val="18"/>
-              </w:rPr>
-              <w:t>内容</w:t>
-            </w:r>
-          </w:p>
-        </w:tc>
-      </w:tr>
-      <w:tr>
-        <w:tc>
-          <w:tcPr>
-            <w:tcW w:type="dxa" w:w="1757"/>
-            <w:vAlign w:val="center"/>
-            <w:shd w:fill="FFFFFF"/>
-            <w:tcBorders>
-              <w:top w:val="single" w:sz="6" w:color="CAD3D8"/>
-              <w:left w:val="single" w:sz="6" w:color="CAD3D8"/>
-              <w:bottom w:val="single" w:sz="6" w:color="CAD3D8"/>
-              <w:right w:val="single" w:sz="6" w:color="CAD3D8"/>
-            </w:tcBorders>
-          </w:tcPr>
-          <w:p>
-            <w:pPr>
-              <w:spacing w:after="0" w:before="0"/>
-              <w:jc w:val="left"/>
-            </w:pPr>
-            <w:r/>
-            <w:r>
-              <w:rPr>
-                <w:rFonts w:ascii="Arial" w:hAnsi="Arial" w:eastAsia="微软雅黑"/>
-                <w:b w:val="0"/>
-                <w:color w:val="17324D"/>
-                <w:sz w:val="18"/>
-              </w:rPr>
-              <w:t>状态 / 严重级别</w:t>
-            </w:r>
-          </w:p>
-        </w:tc>
-        <w:tc>
-          <w:tcPr>
-            <w:tcW w:type="dxa" w:w="7200"/>
-            <w:vAlign w:val="center"/>
-            <w:shd w:fill="FFFFFF"/>
-            <w:tcBorders>
-              <w:top w:val="single" w:sz="6" w:color="CAD3D8"/>
-              <w:left w:val="single" w:sz="6" w:color="CAD3D8"/>
-              <w:bottom w:val="single" w:sz="6" w:color="CAD3D8"/>
-              <w:right w:val="single" w:sz="6" w:color="CAD3D8"/>
-            </w:tcBorders>
-          </w:tcPr>
-          <w:p>
-            <w:pPr>
-              <w:spacing w:after="0" w:before="0"/>
-              <w:jc w:val="left"/>
-            </w:pPr>
-            <w:r/>
-            <w:r>
-              <w:rPr>
-                <w:rFonts w:ascii="Arial" w:hAnsi="Arial" w:eastAsia="微软雅黑"/>
-                <w:b w:val="0"/>
-                <w:color w:val="17324D"/>
-                <w:sz w:val="18"/>
-              </w:rPr>
-              <w:t>已修复 / 中</w:t>
-            </w:r>
-          </w:p>
-        </w:tc>
-      </w:tr>
-      <w:tr>
-        <w:tc>
-          <w:tcPr>
-            <w:tcW w:type="dxa" w:w="1757"/>
-            <w:vAlign w:val="center"/>
-            <w:shd w:fill="F2F4F5"/>
-            <w:tcBorders>
-              <w:top w:val="single" w:sz="6" w:color="CAD3D8"/>
-              <w:left w:val="single" w:sz="6" w:color="CAD3D8"/>
-              <w:bottom w:val="single" w:sz="6" w:color="CAD3D8"/>
-              <w:right w:val="single" w:sz="6" w:color="CAD3D8"/>
-            </w:tcBorders>
-          </w:tcPr>
-          <w:p>
-            <w:pPr>
-              <w:spacing w:after="0" w:before="0"/>
-              <w:jc w:val="left"/>
-            </w:pPr>
-            <w:r/>
-            <w:r>
-              <w:rPr>
-                <w:rFonts w:ascii="Arial" w:hAnsi="Arial" w:eastAsia="微软雅黑"/>
-                <w:b w:val="0"/>
-                <w:color w:val="17324D"/>
-                <w:sz w:val="18"/>
-              </w:rPr>
-              <w:t>发现版本</w:t>
-            </w:r>
-          </w:p>
-        </w:tc>
-        <w:tc>
-          <w:tcPr>
-            <w:tcW w:type="dxa" w:w="7200"/>
-            <w:vAlign w:val="center"/>
-            <w:shd w:fill="F2F4F5"/>
-            <w:tcBorders>
-              <w:top w:val="single" w:sz="6" w:color="CAD3D8"/>
-              <w:left w:val="single" w:sz="6" w:color="CAD3D8"/>
-              <w:bottom w:val="single" w:sz="6" w:color="CAD3D8"/>
-              <w:right w:val="single" w:sz="6" w:color="CAD3D8"/>
-            </w:tcBorders>
-          </w:tcPr>
-          <w:p>
-            <w:pPr>
-              <w:spacing w:after="0" w:before="0"/>
-              <w:jc w:val="left"/>
-            </w:pPr>
-            <w:r/>
-            <w:r>
-              <w:rPr>
-                <w:rFonts w:ascii="Arial" w:hAnsi="Arial" w:eastAsia="微软雅黑"/>
-                <w:b w:val="0"/>
-                <w:color w:val="17324D"/>
-                <w:sz w:val="18"/>
-              </w:rPr>
-              <w:t>源代码 0bd7e93；分析口径 65d3ea6</w:t>
-            </w:r>
-          </w:p>
-        </w:tc>
-      </w:tr>
-      <w:tr>
-        <w:tc>
-          <w:tcPr>
-            <w:tcW w:type="dxa" w:w="1757"/>
-            <w:vAlign w:val="center"/>
-            <w:shd w:fill="FFFFFF"/>
-            <w:tcBorders>
-              <w:top w:val="single" w:sz="6" w:color="CAD3D8"/>
-              <w:left w:val="single" w:sz="6" w:color="CAD3D8"/>
-              <w:bottom w:val="single" w:sz="6" w:color="CAD3D8"/>
-              <w:right w:val="single" w:sz="6" w:color="CAD3D8"/>
-            </w:tcBorders>
-          </w:tcPr>
-          <w:p>
-            <w:pPr>
-              <w:spacing w:after="0" w:before="0"/>
-              <w:jc w:val="left"/>
-            </w:pPr>
-            <w:r/>
-            <w:r>
-              <w:rPr>
-                <w:rFonts w:ascii="Arial" w:hAnsi="Arial" w:eastAsia="微软雅黑"/>
-                <w:b w:val="0"/>
-                <w:color w:val="17324D"/>
-                <w:sz w:val="18"/>
-              </w:rPr>
-              <w:t>运行环境</w:t>
-            </w:r>
-          </w:p>
-        </w:tc>
-        <w:tc>
-          <w:tcPr>
-            <w:tcW w:type="dxa" w:w="7200"/>
-            <w:vAlign w:val="center"/>
-            <w:shd w:fill="FFFFFF"/>
-            <w:tcBorders>
-              <w:top w:val="single" w:sz="6" w:color="CAD3D8"/>
-              <w:left w:val="single" w:sz="6" w:color="CAD3D8"/>
-              <w:bottom w:val="single" w:sz="6" w:color="CAD3D8"/>
-              <w:right w:val="single" w:sz="6" w:color="CAD3D8"/>
-            </w:tcBorders>
-          </w:tcPr>
-          <w:p>
-            <w:pPr>
-              <w:spacing w:after="0" w:before="0"/>
-              <w:jc w:val="left"/>
-            </w:pPr>
-            <w:r/>
-            <w:r>
-              <w:rPr>
-                <w:rFonts w:ascii="Arial" w:hAnsi="Arial" w:eastAsia="微软雅黑"/>
-                <w:b w:val="0"/>
-                <w:color w:val="17324D"/>
-                <w:sz w:val="18"/>
-              </w:rPr>
-              <w:t>NVIDIA GeForce RTX 4090；PyTorch 2.4.1+cu121；Transformers 4.36.2；4-bit</w:t>
-            </w:r>
-          </w:p>
-        </w:tc>
-      </w:tr>
-      <w:tr>
-        <w:tc>
-          <w:tcPr>
-            <w:tcW w:type="dxa" w:w="1757"/>
-            <w:vAlign w:val="center"/>
-            <w:shd w:fill="F2F4F5"/>
-            <w:tcBorders>
-              <w:top w:val="single" w:sz="6" w:color="CAD3D8"/>
-              <w:left w:val="single" w:sz="6" w:color="CAD3D8"/>
-              <w:bottom w:val="single" w:sz="6" w:color="CAD3D8"/>
-              <w:right w:val="single" w:sz="6" w:color="CAD3D8"/>
-            </w:tcBorders>
-          </w:tcPr>
-          <w:p>
-            <w:pPr>
-              <w:spacing w:after="0" w:before="0"/>
-              <w:jc w:val="left"/>
-            </w:pPr>
-            <w:r/>
-            <w:r>
-              <w:rPr>
-                <w:rFonts w:ascii="Arial" w:hAnsi="Arial" w:eastAsia="微软雅黑"/>
-                <w:b w:val="0"/>
-                <w:color w:val="17324D"/>
-                <w:sz w:val="18"/>
-              </w:rPr>
-              <w:t>缺陷现象</w:t>
-            </w:r>
-          </w:p>
-        </w:tc>
-        <w:tc>
-          <w:tcPr>
-            <w:tcW w:type="dxa" w:w="7200"/>
-            <w:vAlign w:val="center"/>
-            <w:shd w:fill="F2F4F5"/>
-            <w:tcBorders>
-              <w:top w:val="single" w:sz="6" w:color="CAD3D8"/>
-              <w:left w:val="single" w:sz="6" w:color="CAD3D8"/>
-              <w:bottom w:val="single" w:sz="6" w:color="CAD3D8"/>
-              <w:right w:val="single" w:sz="6" w:color="CAD3D8"/>
-            </w:tcBorders>
-          </w:tcPr>
-          <w:p>
-            <w:pPr>
-              <w:spacing w:after="0" w:before="0"/>
-              <w:jc w:val="left"/>
-            </w:pPr>
-            <w:r/>
-            <w:r>
-              <w:rPr>
-                <w:rFonts w:ascii="Arial" w:hAnsi="Arial" w:eastAsia="微软雅黑"/>
-                <w:b w:val="0"/>
-                <w:color w:val="17324D"/>
-                <w:sz w:val="18"/>
-              </w:rPr>
-              <w:t>原汇总用 Baseline 总时延 / MMSep 总时延表示加速。当两个模式生成 token 数不同时，该口径会把输出长度差异误当作速度差异。</w:t>
-            </w:r>
-          </w:p>
-        </w:tc>
-      </w:tr>
-      <w:tr>
-        <w:tc>
-          <w:tcPr>
-            <w:tcW w:type="dxa" w:w="1757"/>
-            <w:vAlign w:val="center"/>
-            <w:shd w:fill="FFFFFF"/>
-            <w:tcBorders>
-              <w:top w:val="single" w:sz="6" w:color="CAD3D8"/>
-              <w:left w:val="single" w:sz="6" w:color="CAD3D8"/>
-              <w:bottom w:val="single" w:sz="6" w:color="CAD3D8"/>
-              <w:right w:val="single" w:sz="6" w:color="CAD3D8"/>
-            </w:tcBorders>
-          </w:tcPr>
-          <w:p>
-            <w:pPr>
-              <w:spacing w:after="0" w:before="0"/>
-              <w:jc w:val="left"/>
-            </w:pPr>
-            <w:r/>
-            <w:r>
-              <w:rPr>
-                <w:rFonts w:ascii="Arial" w:hAnsi="Arial" w:eastAsia="微软雅黑"/>
-                <w:b w:val="0"/>
-                <w:color w:val="17324D"/>
-                <w:sz w:val="18"/>
-              </w:rPr>
-              <w:t>期望结果</w:t>
-            </w:r>
-          </w:p>
-        </w:tc>
-        <w:tc>
-          <w:tcPr>
-            <w:tcW w:type="dxa" w:w="7200"/>
-            <w:vAlign w:val="center"/>
-            <w:shd w:fill="FFFFFF"/>
-            <w:tcBorders>
-              <w:top w:val="single" w:sz="6" w:color="CAD3D8"/>
-              <w:left w:val="single" w:sz="6" w:color="CAD3D8"/>
-              <w:bottom w:val="single" w:sz="6" w:color="CAD3D8"/>
-              <w:right w:val="single" w:sz="6" w:color="CAD3D8"/>
-            </w:tcBorders>
-          </w:tcPr>
-          <w:p>
-            <w:pPr>
-              <w:spacing w:after="0" w:before="0"/>
-              <w:jc w:val="left"/>
-            </w:pPr>
-            <w:r/>
-            <w:r>
-              <w:rPr>
-                <w:rFonts w:ascii="Arial" w:hAnsi="Arial" w:eastAsia="微软雅黑"/>
-                <w:b w:val="0"/>
-                <w:color w:val="17324D"/>
-                <w:sz w:val="18"/>
-              </w:rPr>
-              <w:t>解码性能按 generated_tokens / seconds 归一化，再比较中位 tokens/s。</w:t>
-            </w:r>
-          </w:p>
-        </w:tc>
-      </w:tr>
-      <w:tr>
-        <w:tc>
-          <w:tcPr>
-            <w:tcW w:type="dxa" w:w="1757"/>
-            <w:vAlign w:val="center"/>
-            <w:shd w:fill="F2F4F5"/>
-            <w:tcBorders>
-              <w:top w:val="single" w:sz="6" w:color="CAD3D8"/>
-              <w:left w:val="single" w:sz="6" w:color="CAD3D8"/>
-              <w:bottom w:val="single" w:sz="6" w:color="CAD3D8"/>
-              <w:right w:val="single" w:sz="6" w:color="CAD3D8"/>
-            </w:tcBorders>
-          </w:tcPr>
-          <w:p>
-            <w:pPr>
-              <w:spacing w:after="0" w:before="0"/>
-              <w:jc w:val="left"/>
-            </w:pPr>
-            <w:r/>
-            <w:r>
-              <w:rPr>
-                <w:rFonts w:ascii="Arial" w:hAnsi="Arial" w:eastAsia="微软雅黑"/>
-                <w:b w:val="0"/>
-                <w:color w:val="17324D"/>
-                <w:sz w:val="18"/>
-              </w:rPr>
-              <w:t>实际结果</w:t>
-            </w:r>
-          </w:p>
-        </w:tc>
-        <w:tc>
-          <w:tcPr>
-            <w:tcW w:type="dxa" w:w="7200"/>
-            <w:vAlign w:val="center"/>
-            <w:shd w:fill="F2F4F5"/>
-            <w:tcBorders>
-              <w:top w:val="single" w:sz="6" w:color="CAD3D8"/>
-              <w:left w:val="single" w:sz="6" w:color="CAD3D8"/>
-              <w:bottom w:val="single" w:sz="6" w:color="CAD3D8"/>
-              <w:right w:val="single" w:sz="6" w:color="CAD3D8"/>
-            </w:tcBorders>
-          </w:tcPr>
-          <w:p>
-            <w:pPr>
-              <w:spacing w:after="0" w:before="0"/>
-              <w:jc w:val="left"/>
-            </w:pPr>
-            <w:r/>
-            <w:r>
-              <w:rPr>
-                <w:rFonts w:ascii="Arial" w:hAnsi="Arial" w:eastAsia="微软雅黑"/>
-                <w:b w:val="0"/>
-                <w:color w:val="17324D"/>
-                <w:sz w:val="18"/>
-              </w:rPr>
-              <w:t>旧口径可能显示 1.020×总时延优势；新口径为 0.948×吞吐倍率。</w:t>
-            </w:r>
-          </w:p>
-        </w:tc>
-      </w:tr>
-      <w:tr>
-        <w:tc>
-          <w:tcPr>
-            <w:tcW w:type="dxa" w:w="1757"/>
-            <w:vAlign w:val="center"/>
-            <w:shd w:fill="FFFFFF"/>
-            <w:tcBorders>
-              <w:top w:val="single" w:sz="6" w:color="CAD3D8"/>
-              <w:left w:val="single" w:sz="6" w:color="CAD3D8"/>
-              <w:bottom w:val="single" w:sz="6" w:color="CAD3D8"/>
-              <w:right w:val="single" w:sz="6" w:color="CAD3D8"/>
-            </w:tcBorders>
-          </w:tcPr>
-          <w:p>
-            <w:pPr>
-              <w:spacing w:after="0" w:before="0"/>
-              <w:jc w:val="left"/>
-            </w:pPr>
-            <w:r/>
-            <w:r>
-              <w:rPr>
-                <w:rFonts w:ascii="Arial" w:hAnsi="Arial" w:eastAsia="微软雅黑"/>
-                <w:b w:val="0"/>
-                <w:color w:val="17324D"/>
-                <w:sz w:val="18"/>
-              </w:rPr>
-              <w:t>修复/处置</w:t>
-            </w:r>
-          </w:p>
-        </w:tc>
-        <w:tc>
-          <w:tcPr>
-            <w:tcW w:type="dxa" w:w="7200"/>
-            <w:vAlign w:val="center"/>
-            <w:shd w:fill="FFFFFF"/>
-            <w:tcBorders>
-              <w:top w:val="single" w:sz="6" w:color="CAD3D8"/>
-              <w:left w:val="single" w:sz="6" w:color="CAD3D8"/>
-              <w:bottom w:val="single" w:sz="6" w:color="CAD3D8"/>
-              <w:right w:val="single" w:sz="6" w:color="CAD3D8"/>
-            </w:tcBorders>
-          </w:tcPr>
-          <w:p>
-            <w:pPr>
-              <w:spacing w:after="0" w:before="0"/>
-              <w:jc w:val="left"/>
-            </w:pPr>
-            <w:r/>
-            <w:r>
-              <w:rPr>
-                <w:rFonts w:ascii="Arial" w:hAnsi="Arial" w:eastAsia="微软雅黑"/>
-                <w:b w:val="0"/>
-                <w:color w:val="17324D"/>
-                <w:sz w:val="18"/>
-              </w:rPr>
-              <w:t>提交 65d3ea6 修改 runner 与汇总脚本，新增 tokens/s 统计及单元测试，并保留原始 summary.json 作为审计证据。</w:t>
-            </w:r>
-          </w:p>
-        </w:tc>
-      </w:tr>
-      <w:tr>
-        <w:tc>
-          <w:tcPr>
-            <w:tcW w:type="dxa" w:w="1757"/>
-            <w:vAlign w:val="center"/>
-            <w:shd w:fill="F2F4F5"/>
-            <w:tcBorders>
-              <w:top w:val="single" w:sz="6" w:color="CAD3D8"/>
-              <w:left w:val="single" w:sz="6" w:color="CAD3D8"/>
-              <w:bottom w:val="single" w:sz="6" w:color="CAD3D8"/>
-              <w:right w:val="single" w:sz="6" w:color="CAD3D8"/>
-            </w:tcBorders>
-          </w:tcPr>
-          <w:p>
-            <w:pPr>
-              <w:spacing w:after="0" w:before="0"/>
-              <w:jc w:val="left"/>
-            </w:pPr>
-            <w:r/>
-            <w:r>
-              <w:rPr>
-                <w:rFonts w:ascii="Arial" w:hAnsi="Arial" w:eastAsia="微软雅黑"/>
-                <w:b w:val="0"/>
-                <w:color w:val="17324D"/>
-                <w:sz w:val="18"/>
-              </w:rPr>
-              <w:t>回归验证</w:t>
-            </w:r>
-          </w:p>
-        </w:tc>
-        <w:tc>
-          <w:tcPr>
-            <w:tcW w:type="dxa" w:w="7200"/>
-            <w:vAlign w:val="center"/>
-            <w:shd w:fill="F2F4F5"/>
-            <w:tcBorders>
-              <w:top w:val="single" w:sz="6" w:color="CAD3D8"/>
-              <w:left w:val="single" w:sz="6" w:color="CAD3D8"/>
-              <w:bottom w:val="single" w:sz="6" w:color="CAD3D8"/>
-              <w:right w:val="single" w:sz="6" w:color="CAD3D8"/>
-            </w:tcBorders>
-          </w:tcPr>
-          <w:p>
-            <w:pPr>
-              <w:spacing w:after="0" w:before="0"/>
-              <w:jc w:val="left"/>
-            </w:pPr>
-            <w:r/>
-            <w:r>
-              <w:rPr>
-                <w:rFonts w:ascii="Arial" w:hAnsi="Arial" w:eastAsia="微软雅黑"/>
-                <w:b w:val="0"/>
-                <w:color w:val="17324D"/>
-                <w:sz w:val="18"/>
-              </w:rPr>
-              <w:t>已通过单元测试；由同一不可变 raw/results.jsonl 生成 summary.corrected.json；manifest.corrected.json 保存新哈希。</w:t>
-            </w:r>
-          </w:p>
-        </w:tc>
-      </w:tr>
-      <w:tr>
-        <w:tc>
-          <w:tcPr>
-            <w:tcW w:type="dxa" w:w="1757"/>
-            <w:vAlign w:val="center"/>
-            <w:shd w:fill="FFFFFF"/>
-            <w:tcBorders>
-              <w:top w:val="single" w:sz="6" w:color="CAD3D8"/>
-              <w:left w:val="single" w:sz="6" w:color="CAD3D8"/>
-              <w:bottom w:val="single" w:sz="6" w:color="CAD3D8"/>
-              <w:right w:val="single" w:sz="6" w:color="CAD3D8"/>
-            </w:tcBorders>
-          </w:tcPr>
-          <w:p>
-            <w:pPr>
-              <w:spacing w:after="0" w:before="0"/>
-              <w:jc w:val="left"/>
-            </w:pPr>
-            <w:r/>
-            <w:r>
-              <w:rPr>
-                <w:rFonts w:ascii="Arial" w:hAnsi="Arial" w:eastAsia="微软雅黑"/>
-                <w:b w:val="0"/>
-                <w:color w:val="17324D"/>
-                <w:sz w:val="18"/>
-              </w:rPr>
-              <w:t>证据定位</w:t>
-            </w:r>
-          </w:p>
-        </w:tc>
-        <w:tc>
-          <w:tcPr>
-            <w:tcW w:type="dxa" w:w="7200"/>
-            <w:vAlign w:val="center"/>
-            <w:shd w:fill="FFFFFF"/>
-            <w:tcBorders>
-              <w:top w:val="single" w:sz="6" w:color="CAD3D8"/>
-              <w:left w:val="single" w:sz="6" w:color="CAD3D8"/>
-              <w:bottom w:val="single" w:sz="6" w:color="CAD3D8"/>
-              <w:right w:val="single" w:sz="6" w:color="CAD3D8"/>
-            </w:tcBorders>
-          </w:tcPr>
-          <w:p>
-            <w:pPr>
-              <w:spacing w:after="0" w:before="0"/>
-              <w:jc w:val="left"/>
-            </w:pPr>
-            <w:r/>
-            <w:r>
-              <w:rPr>
-                <w:rFonts w:ascii="Arial" w:hAnsi="Arial" w:eastAsia="微软雅黑"/>
-                <w:b w:val="0"/>
-                <w:color w:val="17324D"/>
-                <w:sz w:val="18"/>
-              </w:rPr>
-              <w:t>Git commit 65d3ea6；scripts/rebuild_module2_summary.py；summary/summary.corrected.json</w:t>
-            </w:r>
-          </w:p>
-        </w:tc>
-      </w:tr>
-    </w:tbl>
-    <w:p>
-      <w:pPr>
-        <w:spacing w:after="0"/>
-      </w:pPr>
-    </w:p>
-    <w:p>
-      <w:pPr>
-        <w:pStyle w:val="Heading2"/>
-      </w:pPr>
-      <w:r>
-        <w:t>复现步骤</w:t>
-      </w:r>
-    </w:p>
-    <w:p>
-      <w:pPr>
-        <w:ind w:left="227"/>
-      </w:pPr>
-      <w:r>
-        <w:rPr>
-          <w:b/>
-        </w:rPr>
-        <w:t xml:space="preserve">1. </w:t>
-      </w:r>
-      <w:r>
-        <w:t>检查原 summary.json 中的 latency ratio。</w:t>
-      </w:r>
-    </w:p>
-    <w:p>
-      <w:pPr>
-        <w:ind w:left="227"/>
-      </w:pPr>
-      <w:r>
-        <w:rPr>
-          <w:b/>
-        </w:rPr>
-        <w:t xml:space="preserve">2. </w:t>
-      </w:r>
-      <w:r>
-        <w:t>对照 raw/results.jsonl 中 generated_tokens 与 duration_ms。</w:t>
-      </w:r>
-    </w:p>
-    <w:p>
-      <w:pPr>
-        <w:ind w:left="227"/>
-      </w:pPr>
-      <w:r>
-        <w:rPr>
-          <w:b/>
-        </w:rPr>
-        <w:t xml:space="preserve">3. </w:t>
-      </w:r>
-      <w:r>
-        <w:t>确认两个模式输出长度不同。</w:t>
-      </w:r>
-    </w:p>
-    <w:p>
-      <w:pPr>
-        <w:ind w:left="227"/>
-      </w:pPr>
-      <w:r>
-        <w:rPr>
-          <w:b/>
-        </w:rPr>
-        <w:t xml:space="preserve">4. </w:t>
-      </w:r>
-      <w:r>
-        <w:t>运行 rebuild_module2_summary.py 重建摘要。</w:t>
-      </w:r>
-    </w:p>
-    <w:p>
-      <w:pPr>
-        <w:pStyle w:val="Heading1"/>
-        <w:pageBreakBefore/>
-      </w:pPr>
-      <w:r>
-        <w:t>7. 回归与关闭准则</w:t>
-      </w:r>
-    </w:p>
-    <w:p>
-      <w:pPr>
-        <w:pStyle w:val="ListBullet"/>
-        <w:spacing w:after="60"/>
-      </w:pPr>
-      <w:r>
-        <w:t>DEF-AI-001/002：模型、提示模板或图像处理器变更后，原始用例及参数化扩展集全部通过，且不损害安全/公平性用例，方可关闭。</w:t>
-      </w:r>
-    </w:p>
-    <w:p>
-      <w:pPr>
-        <w:pStyle w:val="ListBullet"/>
-        <w:spacing w:after="60"/>
-      </w:pPr>
-      <w:r>
-        <w:t>DEF-PERF-001：同一硬件与精度下重复正式性能流程，两个场景均达到 ≥1.2×，同时质量保持率 ≥0.95、KV 减少 ≥30%，方可关闭。</w:t>
-      </w:r>
-    </w:p>
-    <w:p>
-      <w:pPr>
-        <w:pStyle w:val="ListBullet"/>
-        <w:spacing w:after="60"/>
-      </w:pPr>
-      <w:r>
-        <w:t>DEF-FW-001：任何性能报告必须同时保存 generated_tokens、duration_ms、tokens/s 与摘要脚本版本；旧 summary.json 不再作为结论依据。</w:t>
-      </w:r>
-    </w:p>
-    <w:tbl>
-      <w:tblPr>
-        <w:tblW w:type="auto" w:w="0"/>
-        <w:tblLayout w:type="fixed"/>
-        <w:tblLook w:firstColumn="1" w:firstRow="1" w:lastColumn="0" w:lastRow="0" w:noHBand="0" w:noVBand="1" w:val="04A0"/>
-      </w:tblPr>
-      <w:tblGrid>
-        <w:gridCol w:w="198"/>
-        <w:gridCol w:w="8844"/>
-      </w:tblGrid>
-      <w:tr>
-        <w:tc>
-          <w:tcPr>
-            <w:tcW w:type="dxa" w:w="4986"/>
-            <w:shd w:fill="2E7D5B"/>
-            <w:tcBorders>
-              <w:top w:val="single" w:sz="0" w:color="FFFFFF"/>
-              <w:left w:val="single" w:sz="0" w:color="FFFFFF"/>
-              <w:bottom w:val="single" w:sz="0" w:color="FFFFFF"/>
-              <w:right w:val="single" w:sz="0" w:color="FFFFFF"/>
-            </w:tcBorders>
-          </w:tcPr>
-          <w:p/>
-        </w:tc>
-        <w:tc>
-          <w:tcPr>
-            <w:tcW w:type="dxa" w:w="4986"/>
-            <w:shd w:fill="E8EFF5"/>
-            <w:tcBorders>
-              <w:top w:val="single" w:sz="0" w:color="FFFFFF"/>
-              <w:left w:val="single" w:sz="0" w:color="FFFFFF"/>
-              <w:bottom w:val="single" w:sz="0" w:color="FFFFFF"/>
-              <w:right w:val="single" w:sz="0" w:color="FFFFFF"/>
-            </w:tcBorders>
-          </w:tcPr>
-          <w:p>
-            <w:r/>
-            <w:r>
-              <w:rPr>
-                <w:b/>
-                <w:color w:val="2E7D5B"/>
-                <w:sz w:val="22"/>
-              </w:rPr>
-              <w:t>审计提示</w:t>
-              <w:br/>
-            </w:r>
-            <w:r>
-              <w:rPr>
-                <w:color w:val="17324D"/>
-                <w:sz w:val="19"/>
-              </w:rPr>
-              <w:t>本文档没有把未修复的模型能力问题写成已关闭，也没有把可能根因写成已证实根因。所有结论均可回溯到本地交付件。</w:t>
-            </w:r>
-          </w:p>
-        </w:tc>
-      </w:tr>
-    </w:tbl>
-    <w:p>
-      <w:pPr>
-        <w:spacing w:after="0"/>
-      </w:pPr>
-    </w:p>
     <w:sectPr>
-      <w:headerReference w:type="default" r:id="rId9"/>
-      <w:footerReference w:type="default" r:id="rId10"/>
+      <w:footerReference w:type="default" r:id="rId9"/>
       <w:pgSz w:w="12240" w:h="15840"/>
-      <w:pgMar w:top="1020" w:right="1134" w:bottom="964" w:left="1134" w:header="397" w:footer="397" w:gutter="0"/>
+      <w:pgMar w:top="979" w:right="1037" w:bottom="893" w:left="1037" w:header="720" w:footer="720" w:gutter="0"/>
       <w:cols w:space="720"/>
       <w:docGrid w:linePitch="360"/>
     </w:sectPr>
@@ -4413,48 +4655,19 @@
   <w:p>
     <w:pPr>
       <w:pStyle w:val="Footer"/>
-      <w:jc w:val="right"/>
+      <w:jc w:val="center"/>
     </w:pPr>
     <w:r>
       <w:rPr>
-        <w:rFonts w:ascii="Arial" w:hAnsi="Arial" w:eastAsia="微软雅黑"/>
-        <w:color w:val="5C6670"/>
+        <w:rFonts w:ascii="Arial" w:hAnsi="Arial" w:eastAsia="Microsoft YaHei"/>
+        <w:b w:val="0"/>
+        <w:color w:val="5A5A5A"/>
         <w:sz w:val="16"/>
       </w:rPr>
-      <w:t xml:space="preserve">第 </w:t>
-      <w:fldChar w:fldCharType="begin"/>
-      <w:instrText xml:space="preserve"> PAGE </w:instrText>
-      <w:fldChar w:fldCharType="end"/>
-    </w:r>
-    <w:r>
-      <w:rPr>
-        <w:rFonts w:ascii="Arial" w:hAnsi="Arial" w:eastAsia="微软雅黑"/>
-        <w:color w:val="5C6670"/>
-        <w:sz w:val="16"/>
-      </w:rPr>
-      <w:t xml:space="preserve"> 页</w:t>
+      <w:t>模块二 AI 测试缺陷清单  lcx</w:t>
     </w:r>
   </w:p>
 </w:ftr>
-</file>
-
-<file path=word/header1.xml><?xml version="1.0" encoding="utf-8"?>
-<w:hdr xmlns:m="http://schemas.openxmlformats.org/officeDocument/2006/math" xmlns:mc="http://schemas.openxmlformats.org/markup-compatibility/2006" xmlns:mo="http://schemas.microsoft.com/office/mac/office/2008/main" xmlns:mv="urn:schemas-microsoft-com:mac:vml" xmlns:o="urn:schemas-microsoft-com:office:office" xmlns:r="http://schemas.openxmlformats.org/officeDocument/2006/relationships" xmlns:v="urn:schemas-microsoft-com:vml" xmlns:w10="urn:schemas-microsoft-com:office:word" xmlns:w14="http://schemas.microsoft.com/office/word/2010/wordml" xmlns:w="http://schemas.openxmlformats.org/wordprocessingml/2006/main" xmlns:wne="http://schemas.microsoft.com/office/word/2006/wordml" xmlns:wp14="http://schemas.microsoft.com/office/word/2010/wordprocessingDrawing" xmlns:wp="http://schemas.openxmlformats.org/drawingml/2006/wordprocessingDrawing" xmlns:wpc="http://schemas.microsoft.com/office/word/2010/wordprocessingCanvas" xmlns:wpg="http://schemas.microsoft.com/office/word/2010/wordprocessingGroup" xmlns:wpi="http://schemas.microsoft.com/office/word/2010/wordprocessingInk" xmlns:wps="http://schemas.microsoft.com/office/word/2010/wordprocessingShape" mc:Ignorable="w14 wp14">
-  <w:p>
-    <w:pPr>
-      <w:pStyle w:val="Header"/>
-      <w:jc w:val="right"/>
-    </w:pPr>
-    <w:r>
-      <w:rPr>
-        <w:rFonts w:ascii="Arial" w:hAnsi="Arial" w:eastAsia="微软雅黑"/>
-        <w:color w:val="5C6670"/>
-        <w:sz w:val="16"/>
-      </w:rPr>
-      <w:t>软件质量与测试 · 模块二</w:t>
-    </w:r>
-  </w:p>
-</w:hdr>
 </file>
 
 <file path=word/numbering.xml><?xml version="1.0" encoding="utf-8"?>
@@ -4820,12 +5033,9 @@
     <w:name w:val="Normal"/>
     <w:qFormat/>
     <w:rsid w:val="00FC693F"/>
-    <w:pPr>
-      <w:spacing w:line="300" w:lineRule="auto" w:after="100"/>
-    </w:pPr>
     <w:rPr>
-      <w:rFonts w:ascii="Arial" w:hAnsi="Arial" w:eastAsia="微软雅黑"/>
-      <w:color w:val="17324D"/>
+      <w:rFonts w:ascii="Microsoft YaHei" w:hAnsi="Microsoft YaHei" w:eastAsia="Microsoft YaHei"/>
+      <w:color w:val="000000"/>
       <w:sz w:val="21"/>
     </w:rPr>
   </w:style>
@@ -4884,15 +5094,15 @@
     <w:pPr>
       <w:keepNext/>
       <w:keepLines/>
-      <w:spacing w:before="160" w:after="100"/>
+      <w:spacing w:before="200" w:after="120"/>
       <w:outlineLvl w:val="0"/>
     </w:pPr>
     <w:rPr>
-      <w:rFonts w:asciiTheme="majorHAnsi" w:eastAsiaTheme="majorEastAsia" w:hAnsiTheme="majorHAnsi" w:cstheme="majorBidi" w:ascii="Arial" w:hAnsi="Arial" w:eastAsia="微软雅黑"/>
+      <w:rFonts w:asciiTheme="majorHAnsi" w:eastAsiaTheme="majorEastAsia" w:hAnsiTheme="majorHAnsi" w:cstheme="majorBidi" w:ascii="Microsoft YaHei" w:hAnsi="Microsoft YaHei" w:eastAsia="Microsoft YaHei"/>
       <w:b/>
       <w:bCs/>
-      <w:color w:val="17324D"/>
-      <w:sz w:val="36"/>
+      <w:color w:val="000000"/>
+      <w:sz w:val="32"/>
       <w:szCs w:val="28"/>
     </w:rPr>
   </w:style>
@@ -4908,15 +5118,15 @@
     <w:pPr>
       <w:keepNext/>
       <w:keepLines/>
-      <w:spacing w:before="160" w:after="100"/>
+      <w:spacing w:before="200" w:after="120"/>
       <w:outlineLvl w:val="1"/>
     </w:pPr>
     <w:rPr>
-      <w:rFonts w:asciiTheme="majorHAnsi" w:eastAsiaTheme="majorEastAsia" w:hAnsiTheme="majorHAnsi" w:cstheme="majorBidi" w:ascii="Arial" w:hAnsi="Arial" w:eastAsia="微软雅黑"/>
+      <w:rFonts w:asciiTheme="majorHAnsi" w:eastAsiaTheme="majorEastAsia" w:hAnsiTheme="majorHAnsi" w:cstheme="majorBidi" w:ascii="Microsoft YaHei" w:hAnsi="Microsoft YaHei" w:eastAsia="Microsoft YaHei"/>
       <w:b/>
       <w:bCs/>
-      <w:color w:val="1F6E8C"/>
-      <w:sz w:val="26"/>
+      <w:color w:val="000000"/>
+      <w:sz w:val="25"/>
       <w:szCs w:val="26"/>
     </w:rPr>
   </w:style>
@@ -4932,15 +5142,14 @@
     <w:pPr>
       <w:keepNext/>
       <w:keepLines/>
-      <w:spacing w:before="160" w:after="100"/>
+      <w:spacing w:before="200" w:after="0"/>
       <w:outlineLvl w:val="2"/>
     </w:pPr>
     <w:rPr>
-      <w:rFonts w:asciiTheme="majorHAnsi" w:eastAsiaTheme="majorEastAsia" w:hAnsiTheme="majorHAnsi" w:cstheme="majorBidi" w:ascii="Arial" w:hAnsi="Arial" w:eastAsia="微软雅黑"/>
+      <w:rFonts w:asciiTheme="majorHAnsi" w:eastAsiaTheme="majorEastAsia" w:hAnsiTheme="majorHAnsi" w:cstheme="majorBidi"/>
       <w:b/>
       <w:bCs/>
-      <w:color w:val="30A6A6"/>
-      <w:sz w:val="22"/>
+      <w:color w:val="4F81BD" w:themeColor="accent1"/>
     </w:rPr>
   </w:style>
   <w:style w:type="paragraph" w:styleId="Heading4">
@@ -5171,19 +5380,16 @@
     <w:qFormat/>
     <w:rsid w:val="00FC693F"/>
     <w:pPr>
-      <w:pBdr>
-        <w:bottom w:val="single" w:sz="8" w:space="4" w:color="4F81BD" w:themeColor="accent1"/>
-      </w:pBdr>
-      <w:spacing w:after="100" w:line="240" w:lineRule="auto" w:before="160"/>
+      <w:spacing w:after="120" w:line="240" w:lineRule="auto" w:before="0"/>
       <w:contextualSpacing/>
     </w:pPr>
     <w:rPr>
-      <w:rFonts w:asciiTheme="majorHAnsi" w:eastAsiaTheme="majorEastAsia" w:hAnsiTheme="majorHAnsi" w:cstheme="majorBidi" w:ascii="Arial" w:hAnsi="Arial" w:eastAsia="微软雅黑"/>
+      <w:rFonts w:asciiTheme="majorHAnsi" w:eastAsiaTheme="majorEastAsia" w:hAnsiTheme="majorHAnsi" w:cstheme="majorBidi" w:ascii="Microsoft YaHei" w:hAnsi="Microsoft YaHei" w:eastAsia="Microsoft YaHei"/>
       <w:b/>
-      <w:color w:val="17324D"/>
+      <w:color w:val="000000"/>
       <w:spacing w:val="5"/>
       <w:kern w:val="28"/>
-      <w:sz w:val="56"/>
+      <w:sz w:val="48"/>
       <w:szCs w:val="52"/>
     </w:rPr>
   </w:style>
